--- a/Document/01_TaiLieuPhanTich/01_SRS/SRS_GopMam.docx
+++ b/Document/01_TaiLieuPhanTich/01_SRS/SRS_GopMam.docx
@@ -80,7 +80,7 @@
           <w:sz w:val="28"/>
           <w:szCs w:val="28"/>
         </w:rPr>
-        <w:t>Version 1.0 approved</w:t>
+        <w:t>Version 1.1</w:t>
       </w:r>
     </w:p>
     <w:p>
@@ -210,7 +210,7 @@
           <w:sz w:val="28"/>
           <w:szCs w:val="28"/>
         </w:rPr>
-        <w:t>05/10/2026</w:t>
+        <w:t>05/10/2026 · cập nhật 29/10/2026</w:t>
       </w:r>
     </w:p>
     <w:sdt>
@@ -310,7 +310,7 @@
             </w:rPr>
             <w:fldChar w:fldCharType="separate"/>
           </w:r>
-          <w:hyperlink w:anchor="_Toc242133526" w:history="1">
+          <w:hyperlink w:anchor="_Toc244205691" w:history="1">
             <w:r>
               <w:rPr>
                 <w:rStyle w:val="Hyperlink"/>
@@ -337,7 +337,7 @@
                 <w:noProof/>
                 <w:webHidden/>
               </w:rPr>
-              <w:instrText xml:space="preserve"> PAGEREF _Toc242133526 \h </w:instrText>
+              <w:instrText xml:space="preserve"> PAGEREF _Toc244205691 \h </w:instrText>
             </w:r>
             <w:r>
               <w:rPr>
@@ -384,7 +384,7 @@
               <w14:ligatures w14:val="standardContextual"/>
             </w:rPr>
           </w:pPr>
-          <w:hyperlink w:anchor="_Toc242133527" w:history="1">
+          <w:hyperlink w:anchor="_Toc244205692" w:history="1">
             <w:r>
               <w:rPr>
                 <w:rStyle w:val="Hyperlink"/>
@@ -431,7 +431,7 @@
                 <w:noProof/>
                 <w:webHidden/>
               </w:rPr>
-              <w:instrText xml:space="preserve"> PAGEREF _Toc242133527 \h </w:instrText>
+              <w:instrText xml:space="preserve"> PAGEREF _Toc244205692 \h </w:instrText>
             </w:r>
             <w:r>
               <w:rPr>
@@ -478,7 +478,7 @@
               <w14:ligatures w14:val="standardContextual"/>
             </w:rPr>
           </w:pPr>
-          <w:hyperlink w:anchor="_Toc242133528" w:history="1">
+          <w:hyperlink w:anchor="_Toc244205693" w:history="1">
             <w:r>
               <w:rPr>
                 <w:rStyle w:val="Hyperlink"/>
@@ -525,7 +525,7 @@
                 <w:noProof/>
                 <w:webHidden/>
               </w:rPr>
-              <w:instrText xml:space="preserve"> PAGEREF _Toc242133528 \h </w:instrText>
+              <w:instrText xml:space="preserve"> PAGEREF _Toc244205693 \h </w:instrText>
             </w:r>
             <w:r>
               <w:rPr>
@@ -572,7 +572,7 @@
               <w14:ligatures w14:val="standardContextual"/>
             </w:rPr>
           </w:pPr>
-          <w:hyperlink w:anchor="_Toc242133529" w:history="1">
+          <w:hyperlink w:anchor="_Toc244205694" w:history="1">
             <w:r>
               <w:rPr>
                 <w:rStyle w:val="Hyperlink"/>
@@ -619,7 +619,7 @@
                 <w:noProof/>
                 <w:webHidden/>
               </w:rPr>
-              <w:instrText xml:space="preserve"> PAGEREF _Toc242133529 \h </w:instrText>
+              <w:instrText xml:space="preserve"> PAGEREF _Toc244205694 \h </w:instrText>
             </w:r>
             <w:r>
               <w:rPr>
@@ -666,7 +666,7 @@
               <w14:ligatures w14:val="standardContextual"/>
             </w:rPr>
           </w:pPr>
-          <w:hyperlink w:anchor="_Toc242133530" w:history="1">
+          <w:hyperlink w:anchor="_Toc244205695" w:history="1">
             <w:r>
               <w:rPr>
                 <w:rStyle w:val="Hyperlink"/>
@@ -713,7 +713,7 @@
                 <w:noProof/>
                 <w:webHidden/>
               </w:rPr>
-              <w:instrText xml:space="preserve"> PAGEREF _Toc242133530 \h </w:instrText>
+              <w:instrText xml:space="preserve"> PAGEREF _Toc244205695 \h </w:instrText>
             </w:r>
             <w:r>
               <w:rPr>
@@ -733,7 +733,7 @@
                 <w:noProof/>
                 <w:webHidden/>
               </w:rPr>
-              <w:t>3</w:t>
+              <w:t>4</w:t>
             </w:r>
             <w:r>
               <w:rPr>
@@ -760,7 +760,7 @@
               <w14:ligatures w14:val="standardContextual"/>
             </w:rPr>
           </w:pPr>
-          <w:hyperlink w:anchor="_Toc242133531" w:history="1">
+          <w:hyperlink w:anchor="_Toc244205696" w:history="1">
             <w:r>
               <w:rPr>
                 <w:rStyle w:val="Hyperlink"/>
@@ -807,7 +807,7 @@
                 <w:noProof/>
                 <w:webHidden/>
               </w:rPr>
-              <w:instrText xml:space="preserve"> PAGEREF _Toc242133531 \h </w:instrText>
+              <w:instrText xml:space="preserve"> PAGEREF _Toc244205696 \h </w:instrText>
             </w:r>
             <w:r>
               <w:rPr>
@@ -854,7 +854,7 @@
               <w14:ligatures w14:val="standardContextual"/>
             </w:rPr>
           </w:pPr>
-          <w:hyperlink w:anchor="_Toc242133532" w:history="1">
+          <w:hyperlink w:anchor="_Toc244205697" w:history="1">
             <w:r>
               <w:rPr>
                 <w:rStyle w:val="Hyperlink"/>
@@ -901,7 +901,7 @@
                 <w:noProof/>
                 <w:webHidden/>
               </w:rPr>
-              <w:instrText xml:space="preserve"> PAGEREF _Toc242133532 \h </w:instrText>
+              <w:instrText xml:space="preserve"> PAGEREF _Toc244205697 \h </w:instrText>
             </w:r>
             <w:r>
               <w:rPr>
@@ -948,7 +948,7 @@
               <w14:ligatures w14:val="standardContextual"/>
             </w:rPr>
           </w:pPr>
-          <w:hyperlink w:anchor="_Toc242133533" w:history="1">
+          <w:hyperlink w:anchor="_Toc244205698" w:history="1">
             <w:r>
               <w:rPr>
                 <w:rStyle w:val="Hyperlink"/>
@@ -995,7 +995,7 @@
                 <w:noProof/>
                 <w:webHidden/>
               </w:rPr>
-              <w:instrText xml:space="preserve"> PAGEREF _Toc242133533 \h </w:instrText>
+              <w:instrText xml:space="preserve"> PAGEREF _Toc244205698 \h </w:instrText>
             </w:r>
             <w:r>
               <w:rPr>
@@ -1042,7 +1042,7 @@
               <w14:ligatures w14:val="standardContextual"/>
             </w:rPr>
           </w:pPr>
-          <w:hyperlink w:anchor="_Toc242133534" w:history="1">
+          <w:hyperlink w:anchor="_Toc244205699" w:history="1">
             <w:r>
               <w:rPr>
                 <w:rStyle w:val="Hyperlink"/>
@@ -1089,7 +1089,7 @@
                 <w:noProof/>
                 <w:webHidden/>
               </w:rPr>
-              <w:instrText xml:space="preserve"> PAGEREF _Toc242133534 \h </w:instrText>
+              <w:instrText xml:space="preserve"> PAGEREF _Toc244205699 \h </w:instrText>
             </w:r>
             <w:r>
               <w:rPr>
@@ -1136,7 +1136,7 @@
               <w14:ligatures w14:val="standardContextual"/>
             </w:rPr>
           </w:pPr>
-          <w:hyperlink w:anchor="_Toc242133535" w:history="1">
+          <w:hyperlink w:anchor="_Toc244205700" w:history="1">
             <w:r>
               <w:rPr>
                 <w:rStyle w:val="Hyperlink"/>
@@ -1183,7 +1183,7 @@
                 <w:noProof/>
                 <w:webHidden/>
               </w:rPr>
-              <w:instrText xml:space="preserve"> PAGEREF _Toc242133535 \h </w:instrText>
+              <w:instrText xml:space="preserve"> PAGEREF _Toc244205700 \h </w:instrText>
             </w:r>
             <w:r>
               <w:rPr>
@@ -1230,7 +1230,7 @@
               <w14:ligatures w14:val="standardContextual"/>
             </w:rPr>
           </w:pPr>
-          <w:hyperlink w:anchor="_Toc242133536" w:history="1">
+          <w:hyperlink w:anchor="_Toc244205701" w:history="1">
             <w:r>
               <w:rPr>
                 <w:rStyle w:val="Hyperlink"/>
@@ -1277,7 +1277,7 @@
                 <w:noProof/>
                 <w:webHidden/>
               </w:rPr>
-              <w:instrText xml:space="preserve"> PAGEREF _Toc242133536 \h </w:instrText>
+              <w:instrText xml:space="preserve"> PAGEREF _Toc244205701 \h </w:instrText>
             </w:r>
             <w:r>
               <w:rPr>
@@ -1324,7 +1324,7 @@
               <w14:ligatures w14:val="standardContextual"/>
             </w:rPr>
           </w:pPr>
-          <w:hyperlink w:anchor="_Toc242133537" w:history="1">
+          <w:hyperlink w:anchor="_Toc244205702" w:history="1">
             <w:r>
               <w:rPr>
                 <w:rStyle w:val="Hyperlink"/>
@@ -1371,7 +1371,7 @@
                 <w:noProof/>
                 <w:webHidden/>
               </w:rPr>
-              <w:instrText xml:space="preserve"> PAGEREF _Toc242133537 \h </w:instrText>
+              <w:instrText xml:space="preserve"> PAGEREF _Toc244205702 \h </w:instrText>
             </w:r>
             <w:r>
               <w:rPr>
@@ -1391,7 +1391,7 @@
                 <w:noProof/>
                 <w:webHidden/>
               </w:rPr>
-              <w:t>7</w:t>
+              <w:t>8</w:t>
             </w:r>
             <w:r>
               <w:rPr>
@@ -1418,7 +1418,7 @@
               <w14:ligatures w14:val="standardContextual"/>
             </w:rPr>
           </w:pPr>
-          <w:hyperlink w:anchor="_Toc242133538" w:history="1">
+          <w:hyperlink w:anchor="_Toc244205703" w:history="1">
             <w:r>
               <w:rPr>
                 <w:rStyle w:val="Hyperlink"/>
@@ -1465,7 +1465,7 @@
                 <w:noProof/>
                 <w:webHidden/>
               </w:rPr>
-              <w:instrText xml:space="preserve"> PAGEREF _Toc242133538 \h </w:instrText>
+              <w:instrText xml:space="preserve"> PAGEREF _Toc244205703 \h </w:instrText>
             </w:r>
             <w:r>
               <w:rPr>
@@ -1485,7 +1485,7 @@
                 <w:noProof/>
                 <w:webHidden/>
               </w:rPr>
-              <w:t>8</w:t>
+              <w:t>9</w:t>
             </w:r>
             <w:r>
               <w:rPr>
@@ -1512,7 +1512,7 @@
               <w14:ligatures w14:val="standardContextual"/>
             </w:rPr>
           </w:pPr>
-          <w:hyperlink w:anchor="_Toc242133539" w:history="1">
+          <w:hyperlink w:anchor="_Toc244205704" w:history="1">
             <w:r>
               <w:rPr>
                 <w:rStyle w:val="Hyperlink"/>
@@ -1559,7 +1559,7 @@
                 <w:noProof/>
                 <w:webHidden/>
               </w:rPr>
-              <w:instrText xml:space="preserve"> PAGEREF _Toc242133539 \h </w:instrText>
+              <w:instrText xml:space="preserve"> PAGEREF _Toc244205704 \h </w:instrText>
             </w:r>
             <w:r>
               <w:rPr>
@@ -1579,7 +1579,7 @@
                 <w:noProof/>
                 <w:webHidden/>
               </w:rPr>
-              <w:t>8</w:t>
+              <w:t>9</w:t>
             </w:r>
             <w:r>
               <w:rPr>
@@ -1606,7 +1606,7 @@
               <w14:ligatures w14:val="standardContextual"/>
             </w:rPr>
           </w:pPr>
-          <w:hyperlink w:anchor="_Toc242133540" w:history="1">
+          <w:hyperlink w:anchor="_Toc244205705" w:history="1">
             <w:r>
               <w:rPr>
                 <w:rStyle w:val="Hyperlink"/>
@@ -1653,7 +1653,7 @@
                 <w:noProof/>
                 <w:webHidden/>
               </w:rPr>
-              <w:instrText xml:space="preserve"> PAGEREF _Toc242133540 \h </w:instrText>
+              <w:instrText xml:space="preserve"> PAGEREF _Toc244205705 \h </w:instrText>
             </w:r>
             <w:r>
               <w:rPr>
@@ -1673,7 +1673,7 @@
                 <w:noProof/>
                 <w:webHidden/>
               </w:rPr>
-              <w:t>9</w:t>
+              <w:t>10</w:t>
             </w:r>
             <w:r>
               <w:rPr>
@@ -1700,7 +1700,7 @@
               <w14:ligatures w14:val="standardContextual"/>
             </w:rPr>
           </w:pPr>
-          <w:hyperlink w:anchor="_Toc242133541" w:history="1">
+          <w:hyperlink w:anchor="_Toc244205706" w:history="1">
             <w:r>
               <w:rPr>
                 <w:rStyle w:val="Hyperlink"/>
@@ -1747,7 +1747,7 @@
                 <w:noProof/>
                 <w:webHidden/>
               </w:rPr>
-              <w:instrText xml:space="preserve"> PAGEREF _Toc242133541 \h </w:instrText>
+              <w:instrText xml:space="preserve"> PAGEREF _Toc244205706 \h </w:instrText>
             </w:r>
             <w:r>
               <w:rPr>
@@ -1767,7 +1767,7 @@
                 <w:noProof/>
                 <w:webHidden/>
               </w:rPr>
-              <w:t>9</w:t>
+              <w:t>10</w:t>
             </w:r>
             <w:r>
               <w:rPr>
@@ -1794,7 +1794,7 @@
               <w14:ligatures w14:val="standardContextual"/>
             </w:rPr>
           </w:pPr>
-          <w:hyperlink w:anchor="_Toc242133542" w:history="1">
+          <w:hyperlink w:anchor="_Toc244205707" w:history="1">
             <w:r>
               <w:rPr>
                 <w:rStyle w:val="Hyperlink"/>
@@ -1841,7 +1841,7 @@
                 <w:noProof/>
                 <w:webHidden/>
               </w:rPr>
-              <w:instrText xml:space="preserve"> PAGEREF _Toc242133542 \h </w:instrText>
+              <w:instrText xml:space="preserve"> PAGEREF _Toc244205707 \h </w:instrText>
             </w:r>
             <w:r>
               <w:rPr>
@@ -1861,7 +1861,7 @@
                 <w:noProof/>
                 <w:webHidden/>
               </w:rPr>
-              <w:t>9</w:t>
+              <w:t>10</w:t>
             </w:r>
             <w:r>
               <w:rPr>
@@ -1888,7 +1888,7 @@
               <w14:ligatures w14:val="standardContextual"/>
             </w:rPr>
           </w:pPr>
-          <w:hyperlink w:anchor="_Toc242133543" w:history="1">
+          <w:hyperlink w:anchor="_Toc244205708" w:history="1">
             <w:r>
               <w:rPr>
                 <w:rStyle w:val="Hyperlink"/>
@@ -1935,7 +1935,7 @@
                 <w:noProof/>
                 <w:webHidden/>
               </w:rPr>
-              <w:instrText xml:space="preserve"> PAGEREF _Toc242133543 \h </w:instrText>
+              <w:instrText xml:space="preserve"> PAGEREF _Toc244205708 \h </w:instrText>
             </w:r>
             <w:r>
               <w:rPr>
@@ -1955,7 +1955,7 @@
                 <w:noProof/>
                 <w:webHidden/>
               </w:rPr>
-              <w:t>10</w:t>
+              <w:t>12</w:t>
             </w:r>
             <w:r>
               <w:rPr>
@@ -1982,7 +1982,7 @@
               <w14:ligatures w14:val="standardContextual"/>
             </w:rPr>
           </w:pPr>
-          <w:hyperlink w:anchor="_Toc242133544" w:history="1">
+          <w:hyperlink w:anchor="_Toc244205709" w:history="1">
             <w:r>
               <w:rPr>
                 <w:rStyle w:val="Hyperlink"/>
@@ -2029,7 +2029,7 @@
                 <w:noProof/>
                 <w:webHidden/>
               </w:rPr>
-              <w:instrText xml:space="preserve"> PAGEREF _Toc242133544 \h </w:instrText>
+              <w:instrText xml:space="preserve"> PAGEREF _Toc244205709 \h </w:instrText>
             </w:r>
             <w:r>
               <w:rPr>
@@ -2049,7 +2049,7 @@
                 <w:noProof/>
                 <w:webHidden/>
               </w:rPr>
-              <w:t>10</w:t>
+              <w:t>12</w:t>
             </w:r>
             <w:r>
               <w:rPr>
@@ -2076,7 +2076,7 @@
               <w14:ligatures w14:val="standardContextual"/>
             </w:rPr>
           </w:pPr>
-          <w:hyperlink w:anchor="_Toc242133545" w:history="1">
+          <w:hyperlink w:anchor="_Toc244205710" w:history="1">
             <w:r>
               <w:rPr>
                 <w:rStyle w:val="Hyperlink"/>
@@ -2123,7 +2123,7 @@
                 <w:noProof/>
                 <w:webHidden/>
               </w:rPr>
-              <w:instrText xml:space="preserve"> PAGEREF _Toc242133545 \h </w:instrText>
+              <w:instrText xml:space="preserve"> PAGEREF _Toc244205710 \h </w:instrText>
             </w:r>
             <w:r>
               <w:rPr>
@@ -2143,7 +2143,7 @@
                 <w:noProof/>
                 <w:webHidden/>
               </w:rPr>
-              <w:t>11</w:t>
+              <w:t>12</w:t>
             </w:r>
             <w:r>
               <w:rPr>
@@ -2170,7 +2170,7 @@
               <w14:ligatures w14:val="standardContextual"/>
             </w:rPr>
           </w:pPr>
-          <w:hyperlink w:anchor="_Toc242133546" w:history="1">
+          <w:hyperlink w:anchor="_Toc244205711" w:history="1">
             <w:r>
               <w:rPr>
                 <w:rStyle w:val="Hyperlink"/>
@@ -2217,7 +2217,7 @@
                 <w:noProof/>
                 <w:webHidden/>
               </w:rPr>
-              <w:instrText xml:space="preserve"> PAGEREF _Toc242133546 \h </w:instrText>
+              <w:instrText xml:space="preserve"> PAGEREF _Toc244205711 \h </w:instrText>
             </w:r>
             <w:r>
               <w:rPr>
@@ -2237,7 +2237,7 @@
                 <w:noProof/>
                 <w:webHidden/>
               </w:rPr>
-              <w:t>12</w:t>
+              <w:t>13</w:t>
             </w:r>
             <w:r>
               <w:rPr>
@@ -2264,7 +2264,7 @@
               <w14:ligatures w14:val="standardContextual"/>
             </w:rPr>
           </w:pPr>
-          <w:hyperlink w:anchor="_Toc242133547" w:history="1">
+          <w:hyperlink w:anchor="_Toc244205712" w:history="1">
             <w:r>
               <w:rPr>
                 <w:rStyle w:val="Hyperlink"/>
@@ -2311,7 +2311,7 @@
                 <w:noProof/>
                 <w:webHidden/>
               </w:rPr>
-              <w:instrText xml:space="preserve"> PAGEREF _Toc242133547 \h </w:instrText>
+              <w:instrText xml:space="preserve"> PAGEREF _Toc244205712 \h </w:instrText>
             </w:r>
             <w:r>
               <w:rPr>
@@ -2331,7 +2331,7 @@
                 <w:noProof/>
                 <w:webHidden/>
               </w:rPr>
-              <w:t>12</w:t>
+              <w:t>13</w:t>
             </w:r>
             <w:r>
               <w:rPr>
@@ -2358,7 +2358,7 @@
               <w14:ligatures w14:val="standardContextual"/>
             </w:rPr>
           </w:pPr>
-          <w:hyperlink w:anchor="_Toc242133548" w:history="1">
+          <w:hyperlink w:anchor="_Toc244205713" w:history="1">
             <w:r>
               <w:rPr>
                 <w:rStyle w:val="Hyperlink"/>
@@ -2405,7 +2405,7 @@
                 <w:noProof/>
                 <w:webHidden/>
               </w:rPr>
-              <w:instrText xml:space="preserve"> PAGEREF _Toc242133548 \h </w:instrText>
+              <w:instrText xml:space="preserve"> PAGEREF _Toc244205713 \h </w:instrText>
             </w:r>
             <w:r>
               <w:rPr>
@@ -2425,7 +2425,7 @@
                 <w:noProof/>
                 <w:webHidden/>
               </w:rPr>
-              <w:t>13</w:t>
+              <w:t>14</w:t>
             </w:r>
             <w:r>
               <w:rPr>
@@ -2452,7 +2452,7 @@
               <w14:ligatures w14:val="standardContextual"/>
             </w:rPr>
           </w:pPr>
-          <w:hyperlink w:anchor="_Toc242133549" w:history="1">
+          <w:hyperlink w:anchor="_Toc244205714" w:history="1">
             <w:r>
               <w:rPr>
                 <w:rStyle w:val="Hyperlink"/>
@@ -2499,7 +2499,7 @@
                 <w:noProof/>
                 <w:webHidden/>
               </w:rPr>
-              <w:instrText xml:space="preserve"> PAGEREF _Toc242133549 \h </w:instrText>
+              <w:instrText xml:space="preserve"> PAGEREF _Toc244205714 \h </w:instrText>
             </w:r>
             <w:r>
               <w:rPr>
@@ -2519,7 +2519,7 @@
                 <w:noProof/>
                 <w:webHidden/>
               </w:rPr>
-              <w:t>13</w:t>
+              <w:t>15</w:t>
             </w:r>
             <w:r>
               <w:rPr>
@@ -2546,7 +2546,7 @@
               <w14:ligatures w14:val="standardContextual"/>
             </w:rPr>
           </w:pPr>
-          <w:hyperlink w:anchor="_Toc242133550" w:history="1">
+          <w:hyperlink w:anchor="_Toc244205715" w:history="1">
             <w:r>
               <w:rPr>
                 <w:rStyle w:val="Hyperlink"/>
@@ -2593,7 +2593,7 @@
                 <w:noProof/>
                 <w:webHidden/>
               </w:rPr>
-              <w:instrText xml:space="preserve"> PAGEREF _Toc242133550 \h </w:instrText>
+              <w:instrText xml:space="preserve"> PAGEREF _Toc244205715 \h </w:instrText>
             </w:r>
             <w:r>
               <w:rPr>
@@ -2613,7 +2613,7 @@
                 <w:noProof/>
                 <w:webHidden/>
               </w:rPr>
-              <w:t>14</w:t>
+              <w:t>16</w:t>
             </w:r>
             <w:r>
               <w:rPr>
@@ -2640,7 +2640,7 @@
               <w14:ligatures w14:val="standardContextual"/>
             </w:rPr>
           </w:pPr>
-          <w:hyperlink w:anchor="_Toc242133551" w:history="1">
+          <w:hyperlink w:anchor="_Toc244205716" w:history="1">
             <w:r>
               <w:rPr>
                 <w:rStyle w:val="Hyperlink"/>
@@ -2687,7 +2687,7 @@
                 <w:noProof/>
                 <w:webHidden/>
               </w:rPr>
-              <w:instrText xml:space="preserve"> PAGEREF _Toc242133551 \h </w:instrText>
+              <w:instrText xml:space="preserve"> PAGEREF _Toc244205716 \h </w:instrText>
             </w:r>
             <w:r>
               <w:rPr>
@@ -2707,7 +2707,7 @@
                 <w:noProof/>
                 <w:webHidden/>
               </w:rPr>
-              <w:t>15</w:t>
+              <w:t>17</w:t>
             </w:r>
             <w:r>
               <w:rPr>
@@ -2734,7 +2734,7 @@
               <w14:ligatures w14:val="standardContextual"/>
             </w:rPr>
           </w:pPr>
-          <w:hyperlink w:anchor="_Toc242133552" w:history="1">
+          <w:hyperlink w:anchor="_Toc244205717" w:history="1">
             <w:r>
               <w:rPr>
                 <w:rStyle w:val="Hyperlink"/>
@@ -2781,7 +2781,7 @@
                 <w:noProof/>
                 <w:webHidden/>
               </w:rPr>
-              <w:instrText xml:space="preserve"> PAGEREF _Toc242133552 \h </w:instrText>
+              <w:instrText xml:space="preserve"> PAGEREF _Toc244205717 \h </w:instrText>
             </w:r>
             <w:r>
               <w:rPr>
@@ -2801,7 +2801,7 @@
                 <w:noProof/>
                 <w:webHidden/>
               </w:rPr>
-              <w:t>16</w:t>
+              <w:t>18</w:t>
             </w:r>
             <w:r>
               <w:rPr>
@@ -2828,7 +2828,7 @@
               <w14:ligatures w14:val="standardContextual"/>
             </w:rPr>
           </w:pPr>
-          <w:hyperlink w:anchor="_Toc242133553" w:history="1">
+          <w:hyperlink w:anchor="_Toc244205718" w:history="1">
             <w:r>
               <w:rPr>
                 <w:rStyle w:val="Hyperlink"/>
@@ -2875,7 +2875,7 @@
                 <w:noProof/>
                 <w:webHidden/>
               </w:rPr>
-              <w:instrText xml:space="preserve"> PAGEREF _Toc242133553 \h </w:instrText>
+              <w:instrText xml:space="preserve"> PAGEREF _Toc244205718 \h </w:instrText>
             </w:r>
             <w:r>
               <w:rPr>
@@ -2895,7 +2895,7 @@
                 <w:noProof/>
                 <w:webHidden/>
               </w:rPr>
-              <w:t>16</w:t>
+              <w:t>19</w:t>
             </w:r>
             <w:r>
               <w:rPr>
@@ -2922,7 +2922,7 @@
               <w14:ligatures w14:val="standardContextual"/>
             </w:rPr>
           </w:pPr>
-          <w:hyperlink w:anchor="_Toc242133554" w:history="1">
+          <w:hyperlink w:anchor="_Toc244205719" w:history="1">
             <w:r>
               <w:rPr>
                 <w:rStyle w:val="Hyperlink"/>
@@ -2969,7 +2969,7 @@
                 <w:noProof/>
                 <w:webHidden/>
               </w:rPr>
-              <w:instrText xml:space="preserve"> PAGEREF _Toc242133554 \h </w:instrText>
+              <w:instrText xml:space="preserve"> PAGEREF _Toc244205719 \h </w:instrText>
             </w:r>
             <w:r>
               <w:rPr>
@@ -2989,7 +2989,7 @@
                 <w:noProof/>
                 <w:webHidden/>
               </w:rPr>
-              <w:t>17</w:t>
+              <w:t>20</w:t>
             </w:r>
             <w:r>
               <w:rPr>
@@ -3016,7 +3016,7 @@
               <w14:ligatures w14:val="standardContextual"/>
             </w:rPr>
           </w:pPr>
-          <w:hyperlink w:anchor="_Toc242133555" w:history="1">
+          <w:hyperlink w:anchor="_Toc244205720" w:history="1">
             <w:r>
               <w:rPr>
                 <w:rStyle w:val="Hyperlink"/>
@@ -3063,7 +3063,7 @@
                 <w:noProof/>
                 <w:webHidden/>
               </w:rPr>
-              <w:instrText xml:space="preserve"> PAGEREF _Toc242133555 \h </w:instrText>
+              <w:instrText xml:space="preserve"> PAGEREF _Toc244205720 \h </w:instrText>
             </w:r>
             <w:r>
               <w:rPr>
@@ -3083,7 +3083,7 @@
                 <w:noProof/>
                 <w:webHidden/>
               </w:rPr>
-              <w:t>18</w:t>
+              <w:t>20</w:t>
             </w:r>
             <w:r>
               <w:rPr>
@@ -3110,7 +3110,7 @@
               <w14:ligatures w14:val="standardContextual"/>
             </w:rPr>
           </w:pPr>
-          <w:hyperlink w:anchor="_Toc242133556" w:history="1">
+          <w:hyperlink w:anchor="_Toc244205721" w:history="1">
             <w:r>
               <w:rPr>
                 <w:rStyle w:val="Hyperlink"/>
@@ -3157,7 +3157,7 @@
                 <w:noProof/>
                 <w:webHidden/>
               </w:rPr>
-              <w:instrText xml:space="preserve"> PAGEREF _Toc242133556 \h </w:instrText>
+              <w:instrText xml:space="preserve"> PAGEREF _Toc244205721 \h </w:instrText>
             </w:r>
             <w:r>
               <w:rPr>
@@ -3177,7 +3177,7 @@
                 <w:noProof/>
                 <w:webHidden/>
               </w:rPr>
-              <w:t>18</w:t>
+              <w:t>21</w:t>
             </w:r>
             <w:r>
               <w:rPr>
@@ -3204,7 +3204,7 @@
               <w14:ligatures w14:val="standardContextual"/>
             </w:rPr>
           </w:pPr>
-          <w:hyperlink w:anchor="_Toc242133557" w:history="1">
+          <w:hyperlink w:anchor="_Toc244205722" w:history="1">
             <w:r>
               <w:rPr>
                 <w:rStyle w:val="Hyperlink"/>
@@ -3251,7 +3251,7 @@
                 <w:noProof/>
                 <w:webHidden/>
               </w:rPr>
-              <w:instrText xml:space="preserve"> PAGEREF _Toc242133557 \h </w:instrText>
+              <w:instrText xml:space="preserve"> PAGEREF _Toc244205722 \h </w:instrText>
             </w:r>
             <w:r>
               <w:rPr>
@@ -3271,7 +3271,7 @@
                 <w:noProof/>
                 <w:webHidden/>
               </w:rPr>
-              <w:t>19</w:t>
+              <w:t>21</w:t>
             </w:r>
             <w:r>
               <w:rPr>
@@ -3298,7 +3298,7 @@
               <w14:ligatures w14:val="standardContextual"/>
             </w:rPr>
           </w:pPr>
-          <w:hyperlink w:anchor="_Toc242133558" w:history="1">
+          <w:hyperlink w:anchor="_Toc244205723" w:history="1">
             <w:r>
               <w:rPr>
                 <w:rStyle w:val="Hyperlink"/>
@@ -3345,7 +3345,7 @@
                 <w:noProof/>
                 <w:webHidden/>
               </w:rPr>
-              <w:instrText xml:space="preserve"> PAGEREF _Toc242133558 \h </w:instrText>
+              <w:instrText xml:space="preserve"> PAGEREF _Toc244205723 \h </w:instrText>
             </w:r>
             <w:r>
               <w:rPr>
@@ -3365,7 +3365,7 @@
                 <w:noProof/>
                 <w:webHidden/>
               </w:rPr>
-              <w:t>19</w:t>
+              <w:t>22</w:t>
             </w:r>
             <w:r>
               <w:rPr>
@@ -3392,7 +3392,7 @@
               <w14:ligatures w14:val="standardContextual"/>
             </w:rPr>
           </w:pPr>
-          <w:hyperlink w:anchor="_Toc242133559" w:history="1">
+          <w:hyperlink w:anchor="_Toc244205724" w:history="1">
             <w:r>
               <w:rPr>
                 <w:rStyle w:val="Hyperlink"/>
@@ -3439,7 +3439,7 @@
                 <w:noProof/>
                 <w:webHidden/>
               </w:rPr>
-              <w:instrText xml:space="preserve"> PAGEREF _Toc242133559 \h </w:instrText>
+              <w:instrText xml:space="preserve"> PAGEREF _Toc244205724 \h </w:instrText>
             </w:r>
             <w:r>
               <w:rPr>
@@ -3459,7 +3459,7 @@
                 <w:noProof/>
                 <w:webHidden/>
               </w:rPr>
-              <w:t>20</w:t>
+              <w:t>23</w:t>
             </w:r>
             <w:r>
               <w:rPr>
@@ -3486,7 +3486,7 @@
               <w14:ligatures w14:val="standardContextual"/>
             </w:rPr>
           </w:pPr>
-          <w:hyperlink w:anchor="_Toc242133560" w:history="1">
+          <w:hyperlink w:anchor="_Toc244205725" w:history="1">
             <w:r>
               <w:rPr>
                 <w:rStyle w:val="Hyperlink"/>
@@ -3533,7 +3533,7 @@
                 <w:noProof/>
                 <w:webHidden/>
               </w:rPr>
-              <w:instrText xml:space="preserve"> PAGEREF _Toc242133560 \h </w:instrText>
+              <w:instrText xml:space="preserve"> PAGEREF _Toc244205725 \h </w:instrText>
             </w:r>
             <w:r>
               <w:rPr>
@@ -3553,7 +3553,101 @@
                 <w:noProof/>
                 <w:webHidden/>
               </w:rPr>
-              <w:t>20</w:t>
+              <w:t>23</w:t>
+            </w:r>
+            <w:r>
+              <w:rPr>
+                <w:noProof/>
+                <w:webHidden/>
+              </w:rPr>
+              <w:fldChar w:fldCharType="end"/>
+            </w:r>
+          </w:hyperlink>
+        </w:p>
+        <w:p>
+          <w:pPr>
+            <w:pStyle w:val="TOC2"/>
+            <w:tabs>
+              <w:tab w:val="left" w:pos="960"/>
+              <w:tab w:val="right" w:leader="dot" w:pos="9350"/>
+            </w:tabs>
+            <w:rPr>
+              <w:rFonts w:eastAsiaTheme="minorEastAsia"/>
+              <w:noProof/>
+              <w:kern w:val="2"/>
+              <w:sz w:val="24"/>
+              <w:szCs w:val="24"/>
+              <w14:ligatures w14:val="standardContextual"/>
+            </w:rPr>
+          </w:pPr>
+          <w:hyperlink w:anchor="_Toc244205726" w:history="1">
+            <w:r>
+              <w:rPr>
+                <w:rStyle w:val="Hyperlink"/>
+                <w:noProof/>
+              </w:rPr>
+              <w:t>4.15</w:t>
+            </w:r>
+            <w:r>
+              <w:rPr>
+                <w:rFonts w:eastAsiaTheme="minorEastAsia"/>
+                <w:noProof/>
+                <w:kern w:val="2"/>
+                <w:sz w:val="24"/>
+                <w:szCs w:val="24"/>
+                <w14:ligatures w14:val="standardContextual"/>
+              </w:rPr>
+              <w:tab/>
+            </w:r>
+            <w:r>
+              <w:rPr>
+                <w:rStyle w:val="Hyperlink"/>
+                <w:rFonts w:ascii="Times New Roman" w:eastAsia="Times New Roman" w:hAnsi="Times New Roman" w:cs="Times New Roman"/>
+                <w:noProof/>
+                <w:lang w:val="vi-VN"/>
+              </w:rPr>
+              <w:t>Tổ chức Thụ hưởng</w:t>
+            </w:r>
+            <w:r>
+              <w:rPr>
+                <w:noProof/>
+                <w:webHidden/>
+              </w:rPr>
+              <w:tab/>
+            </w:r>
+            <w:r>
+              <w:rPr>
+                <w:noProof/>
+                <w:webHidden/>
+              </w:rPr>
+              <w:fldChar w:fldCharType="begin"/>
+            </w:r>
+            <w:r>
+              <w:rPr>
+                <w:noProof/>
+                <w:webHidden/>
+              </w:rPr>
+              <w:instrText xml:space="preserve"> PAGEREF _Toc244205726 \h </w:instrText>
+            </w:r>
+            <w:r>
+              <w:rPr>
+                <w:noProof/>
+                <w:webHidden/>
+              </w:rPr>
+            </w:r>
+            <w:r>
+              <w:rPr>
+                <w:noProof/>
+                <w:webHidden/>
+              </w:rPr>
+              <w:fldChar w:fldCharType="separate"/>
+            </w:r>
+            <w:r>
+              <w:rPr>
+                <w:noProof/>
+                <w:webHidden/>
+              </w:rPr>
+              <w:t>24</w:t>
             </w:r>
             <w:r>
               <w:rPr>
@@ -3580,7 +3674,7 @@
               <w14:ligatures w14:val="standardContextual"/>
             </w:rPr>
           </w:pPr>
-          <w:hyperlink w:anchor="_Toc242133561" w:history="1">
+          <w:hyperlink w:anchor="_Toc244205727" w:history="1">
             <w:r>
               <w:rPr>
                 <w:rStyle w:val="Hyperlink"/>
@@ -3627,7 +3721,7 @@
                 <w:noProof/>
                 <w:webHidden/>
               </w:rPr>
-              <w:instrText xml:space="preserve"> PAGEREF _Toc242133561 \h </w:instrText>
+              <w:instrText xml:space="preserve"> PAGEREF _Toc244205727 \h </w:instrText>
             </w:r>
             <w:r>
               <w:rPr>
@@ -3647,7 +3741,7 @@
                 <w:noProof/>
                 <w:webHidden/>
               </w:rPr>
-              <w:t>21</w:t>
+              <w:t>25</w:t>
             </w:r>
             <w:r>
               <w:rPr>
@@ -3674,7 +3768,7 @@
               <w14:ligatures w14:val="standardContextual"/>
             </w:rPr>
           </w:pPr>
-          <w:hyperlink w:anchor="_Toc242133562" w:history="1">
+          <w:hyperlink w:anchor="_Toc244205728" w:history="1">
             <w:r>
               <w:rPr>
                 <w:rStyle w:val="Hyperlink"/>
@@ -3721,7 +3815,7 @@
                 <w:noProof/>
                 <w:webHidden/>
               </w:rPr>
-              <w:instrText xml:space="preserve"> PAGEREF _Toc242133562 \h </w:instrText>
+              <w:instrText xml:space="preserve"> PAGEREF _Toc244205728 \h </w:instrText>
             </w:r>
             <w:r>
               <w:rPr>
@@ -3741,7 +3835,7 @@
                 <w:noProof/>
                 <w:webHidden/>
               </w:rPr>
-              <w:t>21</w:t>
+              <w:t>25</w:t>
             </w:r>
             <w:r>
               <w:rPr>
@@ -3768,7 +3862,7 @@
               <w14:ligatures w14:val="standardContextual"/>
             </w:rPr>
           </w:pPr>
-          <w:hyperlink w:anchor="_Toc242133563" w:history="1">
+          <w:hyperlink w:anchor="_Toc244205729" w:history="1">
             <w:r>
               <w:rPr>
                 <w:rStyle w:val="Hyperlink"/>
@@ -3815,7 +3909,7 @@
                 <w:noProof/>
                 <w:webHidden/>
               </w:rPr>
-              <w:instrText xml:space="preserve"> PAGEREF _Toc242133563 \h </w:instrText>
+              <w:instrText xml:space="preserve"> PAGEREF _Toc244205729 \h </w:instrText>
             </w:r>
             <w:r>
               <w:rPr>
@@ -3835,7 +3929,7 @@
                 <w:noProof/>
                 <w:webHidden/>
               </w:rPr>
-              <w:t>21</w:t>
+              <w:t>25</w:t>
             </w:r>
             <w:r>
               <w:rPr>
@@ -3862,7 +3956,7 @@
               <w14:ligatures w14:val="standardContextual"/>
             </w:rPr>
           </w:pPr>
-          <w:hyperlink w:anchor="_Toc242133564" w:history="1">
+          <w:hyperlink w:anchor="_Toc244205730" w:history="1">
             <w:r>
               <w:rPr>
                 <w:rStyle w:val="Hyperlink"/>
@@ -3909,7 +4003,7 @@
                 <w:noProof/>
                 <w:webHidden/>
               </w:rPr>
-              <w:instrText xml:space="preserve"> PAGEREF _Toc242133564 \h </w:instrText>
+              <w:instrText xml:space="preserve"> PAGEREF _Toc244205730 \h </w:instrText>
             </w:r>
             <w:r>
               <w:rPr>
@@ -3929,7 +4023,7 @@
                 <w:noProof/>
                 <w:webHidden/>
               </w:rPr>
-              <w:t>21</w:t>
+              <w:t>25</w:t>
             </w:r>
             <w:r>
               <w:rPr>
@@ -3956,7 +4050,7 @@
               <w14:ligatures w14:val="standardContextual"/>
             </w:rPr>
           </w:pPr>
-          <w:hyperlink w:anchor="_Toc242133565" w:history="1">
+          <w:hyperlink w:anchor="_Toc244205731" w:history="1">
             <w:r>
               <w:rPr>
                 <w:rStyle w:val="Hyperlink"/>
@@ -4003,7 +4097,7 @@
                 <w:noProof/>
                 <w:webHidden/>
               </w:rPr>
-              <w:instrText xml:space="preserve"> PAGEREF _Toc242133565 \h </w:instrText>
+              <w:instrText xml:space="preserve"> PAGEREF _Toc244205731 \h </w:instrText>
             </w:r>
             <w:r>
               <w:rPr>
@@ -4023,7 +4117,7 @@
                 <w:noProof/>
                 <w:webHidden/>
               </w:rPr>
-              <w:t>22</w:t>
+              <w:t>26</w:t>
             </w:r>
             <w:r>
               <w:rPr>
@@ -4050,7 +4144,7 @@
               <w14:ligatures w14:val="standardContextual"/>
             </w:rPr>
           </w:pPr>
-          <w:hyperlink w:anchor="_Toc242133566" w:history="1">
+          <w:hyperlink w:anchor="_Toc244205732" w:history="1">
             <w:r>
               <w:rPr>
                 <w:rStyle w:val="Hyperlink"/>
@@ -4097,7 +4191,7 @@
                 <w:noProof/>
                 <w:webHidden/>
               </w:rPr>
-              <w:instrText xml:space="preserve"> PAGEREF _Toc242133566 \h </w:instrText>
+              <w:instrText xml:space="preserve"> PAGEREF _Toc244205732 \h </w:instrText>
             </w:r>
             <w:r>
               <w:rPr>
@@ -4117,7 +4211,7 @@
                 <w:noProof/>
                 <w:webHidden/>
               </w:rPr>
-              <w:t>22</w:t>
+              <w:t>26</w:t>
             </w:r>
             <w:r>
               <w:rPr>
@@ -4144,7 +4238,7 @@
               <w14:ligatures w14:val="standardContextual"/>
             </w:rPr>
           </w:pPr>
-          <w:hyperlink w:anchor="_Toc242133567" w:history="1">
+          <w:hyperlink w:anchor="_Toc244205733" w:history="1">
             <w:r>
               <w:rPr>
                 <w:rStyle w:val="Hyperlink"/>
@@ -4191,7 +4285,7 @@
                 <w:noProof/>
                 <w:webHidden/>
               </w:rPr>
-              <w:instrText xml:space="preserve"> PAGEREF _Toc242133567 \h </w:instrText>
+              <w:instrText xml:space="preserve"> PAGEREF _Toc244205733 \h </w:instrText>
             </w:r>
             <w:r>
               <w:rPr>
@@ -4211,7 +4305,7 @@
                 <w:noProof/>
                 <w:webHidden/>
               </w:rPr>
-              <w:t>23</w:t>
+              <w:t>27</w:t>
             </w:r>
             <w:r>
               <w:rPr>
@@ -4237,7 +4331,7 @@
               <w14:ligatures w14:val="standardContextual"/>
             </w:rPr>
           </w:pPr>
-          <w:hyperlink w:anchor="_Toc242133568" w:history="1">
+          <w:hyperlink w:anchor="_Toc244205734" w:history="1">
             <w:r>
               <w:rPr>
                 <w:rStyle w:val="Hyperlink"/>
@@ -4266,7 +4360,7 @@
                 <w:noProof/>
                 <w:webHidden/>
               </w:rPr>
-              <w:instrText xml:space="preserve"> PAGEREF _Toc242133568 \h </w:instrText>
+              <w:instrText xml:space="preserve"> PAGEREF _Toc244205734 \h </w:instrText>
             </w:r>
             <w:r>
               <w:rPr>
@@ -4286,7 +4380,7 @@
                 <w:noProof/>
                 <w:webHidden/>
               </w:rPr>
-              <w:t>23</w:t>
+              <w:t>28</w:t>
             </w:r>
             <w:r>
               <w:rPr>
@@ -4312,7 +4406,7 @@
               <w14:ligatures w14:val="standardContextual"/>
             </w:rPr>
           </w:pPr>
-          <w:hyperlink w:anchor="_Toc242133569" w:history="1">
+          <w:hyperlink w:anchor="_Toc244205735" w:history="1">
             <w:r>
               <w:rPr>
                 <w:rStyle w:val="Hyperlink"/>
@@ -4341,7 +4435,7 @@
                 <w:noProof/>
                 <w:webHidden/>
               </w:rPr>
-              <w:instrText xml:space="preserve"> PAGEREF _Toc242133569 \h </w:instrText>
+              <w:instrText xml:space="preserve"> PAGEREF _Toc244205735 \h </w:instrText>
             </w:r>
             <w:r>
               <w:rPr>
@@ -4361,7 +4455,7 @@
                 <w:noProof/>
                 <w:webHidden/>
               </w:rPr>
-              <w:t>24</w:t>
+              <w:t>29</w:t>
             </w:r>
             <w:r>
               <w:rPr>
@@ -4387,7 +4481,7 @@
               <w14:ligatures w14:val="standardContextual"/>
             </w:rPr>
           </w:pPr>
-          <w:hyperlink w:anchor="_Toc242133570" w:history="1">
+          <w:hyperlink w:anchor="_Toc244205736" w:history="1">
             <w:r>
               <w:rPr>
                 <w:rStyle w:val="Hyperlink"/>
@@ -4416,7 +4510,7 @@
                 <w:noProof/>
                 <w:webHidden/>
               </w:rPr>
-              <w:instrText xml:space="preserve"> PAGEREF _Toc242133570 \h </w:instrText>
+              <w:instrText xml:space="preserve"> PAGEREF _Toc244205736 \h </w:instrText>
             </w:r>
             <w:r>
               <w:rPr>
@@ -4436,7 +4530,7 @@
                 <w:noProof/>
                 <w:webHidden/>
               </w:rPr>
-              <w:t>26</w:t>
+              <w:t>31</w:t>
             </w:r>
             <w:r>
               <w:rPr>
@@ -4481,9 +4575,8 @@
       <w:pPr>
         <w:pStyle w:val="Heading1"/>
       </w:pPr>
-      <w:bookmarkStart w:id="1" w:name="_Toc242133526"/>
-      <w:r>
-        <w:lastRenderedPageBreak/>
+      <w:bookmarkStart w:id="1" w:name="_Toc244205691"/>
+      <w:r>
         <w:t>Lịch sử thay đổi</w:t>
       </w:r>
       <w:bookmarkEnd w:id="0"/>
@@ -4496,10 +4589,10 @@
         <w:tblLook w:val="04A0" w:firstRow="1" w:lastRow="0" w:firstColumn="1" w:lastColumn="0" w:noHBand="0" w:noVBand="1"/>
       </w:tblPr>
       <w:tblGrid>
-        <w:gridCol w:w="2336"/>
-        <w:gridCol w:w="2350"/>
-        <w:gridCol w:w="2329"/>
-        <w:gridCol w:w="2335"/>
+        <w:gridCol w:w="2333"/>
+        <w:gridCol w:w="2349"/>
+        <w:gridCol w:w="2334"/>
+        <w:gridCol w:w="2334"/>
       </w:tblGrid>
       <w:tr>
         <w:tc>
@@ -4661,6 +4754,68 @@
           </w:p>
         </w:tc>
       </w:tr>
+      <w:tr>
+        <w:tc>
+          <w:tcPr>
+            <w:tcW w:w="2394" w:type="dxa"/>
+          </w:tcPr>
+          <w:p>
+            <w:pPr>
+              <w:rPr>
+                <w:lang w:val="vi-VN"/>
+              </w:rPr>
+            </w:pPr>
+            <w:r>
+              <w:t>Nguyễn Nhật Hào, Trần Hữu Nhân</w:t>
+            </w:r>
+          </w:p>
+        </w:tc>
+        <w:tc>
+          <w:tcPr>
+            <w:tcW w:w="2394" w:type="dxa"/>
+          </w:tcPr>
+          <w:p>
+            <w:pPr>
+              <w:rPr>
+                <w:lang w:val="vi-VN"/>
+              </w:rPr>
+            </w:pPr>
+            <w:r>
+              <w:t>29/10/2026</w:t>
+            </w:r>
+          </w:p>
+        </w:tc>
+        <w:tc>
+          <w:tcPr>
+            <w:tcW w:w="2394" w:type="dxa"/>
+          </w:tcPr>
+          <w:p>
+            <w:pPr>
+              <w:rPr>
+                <w:lang w:val="vi-VN"/>
+              </w:rPr>
+            </w:pPr>
+            <w:r>
+              <w:t>Bổ sung thanh toán qua cổng SePay, tổ chức thụ hưởng, đăng nhập Google, các tác vụ định kỳ (hết hạn đơn chờ thanh toán, nhắc mốc quá hạn); cập nhật trình tạo chiến dịch 8 bước, thông báo, bình luận và theo dõi dự án đã triển khai</w:t>
+            </w:r>
+          </w:p>
+        </w:tc>
+        <w:tc>
+          <w:tcPr>
+            <w:tcW w:w="2394" w:type="dxa"/>
+          </w:tcPr>
+          <w:p>
+            <w:pPr>
+              <w:rPr>
+                <w:lang w:val="vi-VN"/>
+              </w:rPr>
+            </w:pPr>
+            <w:r>
+              <w:t>1.1</w:t>
+            </w:r>
+          </w:p>
+        </w:tc>
+      </w:tr>
     </w:tbl>
     <w:p>
       <w:pPr>
@@ -4670,7 +4825,7 @@
           <w:numId w:val="1"/>
         </w:numPr>
       </w:pPr>
-      <w:bookmarkStart w:id="2" w:name="_Toc242133527"/>
+      <w:bookmarkStart w:id="2" w:name="_Toc244205692"/>
       <w:r>
         <w:rPr>
           <w:rFonts w:ascii="Times New Roman" w:eastAsia="Times New Roman" w:hAnsi="Times New Roman" w:cs="Times New Roman"/>
@@ -4691,7 +4846,7 @@
         </w:numPr>
         <w:ind w:left="900" w:hanging="450"/>
       </w:pPr>
-      <w:bookmarkStart w:id="3" w:name="_Toc242133528"/>
+      <w:bookmarkStart w:id="3" w:name="_Toc244205693"/>
       <w:r>
         <w:rPr>
           <w:rFonts w:ascii="Times New Roman" w:eastAsia="Times New Roman" w:hAnsi="Times New Roman" w:cs="Times New Roman"/>
@@ -4734,7 +4889,7 @@
           <w:szCs w:val="26"/>
           <w:lang w:val="vi-VN"/>
         </w:rPr>
-        <w:t xml:space="preserve"> phiên bản 1.0 (mã đề tài DATN_2627). Hệ thống hỗ trợ toàn bộ vòng đời của một chiến dịch gây quỹ: tạo hồ sơ, xét duyệt, kêu gọi tài trợ, xác nhận thanh toán, cập nhật tiến độ sử dụng quỹ và kết thúc chiến dịch; đồng thời tích hợp ba mô-đun trí tuệ nhân tạo (AI) gồm gợi ý dự án, dự đoán khả năng thành công và phát hiện gian lận.</w:t>
+        <w:t xml:space="preserve"> phiên bản 1.0 (mã đề tài DATN_2627). Hệ thống hỗ trợ toàn bộ vòng đời của một chiến dịch gây quỹ: tạo hồ sơ, xét duyệt, kêu gọi tài trợ, xác nhận thanh toán, cập nhật tiến độ sử dụng quỹ và kết thúc chiến dịch, kể cả gây quỹ cho tổ chức thụ hưởng đã được xác minh; đồng thời tích hợp ba mô-đun trí tuệ nhân tạo (AI) gồm gợi ý dự án, dự đoán khả năng thành công và phát hiện gian lận.</w:t>
       </w:r>
     </w:p>
     <w:p>
@@ -4750,7 +4905,7 @@
           <w:szCs w:val="26"/>
           <w:lang w:val="vi-VN"/>
         </w:rPr>
-        <w:t>Phạm vi của tài liệu bao gồm toàn bộ website (frontend Next.js), API nghiệp vụ (backend NestJS), dịch vụ AI (FastAPI) và các tích hợp ngoài ở mức sandbox. Tài liệu là căn cứ cho việc thiết kế, lập trình, kiểm thử và đánh giá đồ án tốt nghiệp.</w:t>
+        <w:t>Phạm vi của tài liệu bao gồm toàn bộ website (frontend Next.js), API nghiệp vụ (backend NestJS), dịch vụ AI (FastAPI) và các tích hợp ngoài (cổng thanh toán ví demo sandbox và SePay, email, lưu trữ tệp). Tài liệu là căn cứ cho việc thiết kế, lập trình, kiểm thử và đánh giá đồ án tốt nghiệp.</w:t>
       </w:r>
     </w:p>
     <w:p>
@@ -4762,7 +4917,7 @@
         </w:numPr>
         <w:ind w:left="900" w:hanging="450"/>
       </w:pPr>
-      <w:bookmarkStart w:id="4" w:name="_Toc242133529"/>
+      <w:bookmarkStart w:id="4" w:name="_Toc244205694"/>
       <w:r>
         <w:rPr>
           <w:rFonts w:ascii="Times New Roman" w:eastAsia="Times New Roman" w:hAnsi="Times New Roman" w:cs="Times New Roman"/>
@@ -4939,7 +5094,7 @@
         </w:numPr>
         <w:ind w:left="900" w:hanging="450"/>
       </w:pPr>
-      <w:bookmarkStart w:id="5" w:name="_Toc242133530"/>
+      <w:bookmarkStart w:id="5" w:name="_Toc244205695"/>
       <w:r>
         <w:rPr>
           <w:rFonts w:ascii="Times New Roman" w:eastAsia="Times New Roman" w:hAnsi="Times New Roman" w:cs="Times New Roman"/>
@@ -5018,7 +5173,6 @@
           <w:szCs w:val="26"/>
           <w:lang w:val="vi-VN"/>
         </w:rPr>
-        <w:lastRenderedPageBreak/>
         <w:t>Người kiểm thử:</w:t>
       </w:r>
       <w:r>
@@ -5170,7 +5324,7 @@
         </w:numPr>
         <w:ind w:left="900" w:hanging="450"/>
       </w:pPr>
-      <w:bookmarkStart w:id="6" w:name="_Toc242133531"/>
+      <w:bookmarkStart w:id="6" w:name="_Toc244205696"/>
       <w:r>
         <w:rPr>
           <w:rFonts w:ascii="Times New Roman" w:eastAsia="Times New Roman" w:hAnsi="Times New Roman" w:cs="Times New Roman"/>
@@ -5421,7 +5575,6 @@
           <w:szCs w:val="26"/>
           <w:lang w:val="vi-VN"/>
         </w:rPr>
-        <w:lastRenderedPageBreak/>
         <w:t>Xây dựng ba mô-đun AI có giải thích, phiên bản mô hình và phương án dự phòng; đánh giá bằng chỉ số đo được (ROC-AUC, F1, Precision@K, NDCG@K, tỷ lệ cảnh báo sai)</w:t>
       </w:r>
     </w:p>
@@ -5434,7 +5587,7 @@
         </w:numPr>
         <w:ind w:left="900" w:hanging="450"/>
       </w:pPr>
-      <w:bookmarkStart w:id="7" w:name="_Toc242133532"/>
+      <w:bookmarkStart w:id="7" w:name="_Toc244205697"/>
       <w:r>
         <w:rPr>
           <w:rFonts w:ascii="Times New Roman" w:eastAsia="Times New Roman" w:hAnsi="Times New Roman" w:cs="Times New Roman"/>
@@ -5659,7 +5812,7 @@
           <w:numId w:val="1"/>
         </w:numPr>
       </w:pPr>
-      <w:bookmarkStart w:id="8" w:name="_Toc242133533"/>
+      <w:bookmarkStart w:id="8" w:name="_Toc244205698"/>
       <w:r>
         <w:rPr>
           <w:rFonts w:ascii="Times New Roman" w:eastAsia="Times New Roman" w:hAnsi="Times New Roman" w:cs="Times New Roman"/>
@@ -5680,7 +5833,7 @@
         </w:numPr>
         <w:ind w:left="900" w:hanging="450"/>
       </w:pPr>
-      <w:bookmarkStart w:id="9" w:name="_Toc242133534"/>
+      <w:bookmarkStart w:id="9" w:name="_Toc244205699"/>
       <w:r>
         <w:rPr>
           <w:rFonts w:ascii="Times New Roman" w:eastAsia="Times New Roman" w:hAnsi="Times New Roman" w:cs="Times New Roman"/>
@@ -5943,7 +6096,7 @@
           <w:szCs w:val="26"/>
           <w:lang w:val="vi-VN"/>
         </w:rPr>
-        <w:t>Dịch vụ email (SMTP) – gửi email xác minh tài khoản và đặt lại mật khẩu</w:t>
+        <w:t>Cổng SePay – thanh toán bằng QR chuyển khoản ngân hàng, xác nhận qua IPN có khóa bí mật và API tra cứu đơn</w:t>
       </w:r>
     </w:p>
     <w:p>
@@ -5963,8 +6116,47 @@
           <w:szCs w:val="26"/>
           <w:lang w:val="vi-VN"/>
         </w:rPr>
-        <w:lastRenderedPageBreak/>
-        <w:t>Dịch vụ lưu trữ tệp – ảnh đại diện chiến dịch, chứng từ chi tiêu</w:t>
+        <w:t>Dịch vụ email (SMTP) – gửi email xác minh tài khoản, đặt lại mật khẩu và thông báo sự kiện quan trọng</w:t>
+      </w:r>
+    </w:p>
+    <w:p>
+      <w:pPr>
+        <w:numPr>
+          <w:ilvl w:val="0"/>
+          <w:numId w:val="2"/>
+        </w:numPr>
+        <w:spacing w:after="60"/>
+        <w:ind w:left="1440"/>
+        <w:jc w:val="both"/>
+      </w:pPr>
+      <w:r>
+        <w:rPr>
+          <w:rFonts w:ascii="Times New Roman" w:eastAsia="Times New Roman" w:hAnsi="Times New Roman" w:cs="Times New Roman"/>
+          <w:sz w:val="26"/>
+          <w:szCs w:val="26"/>
+          <w:lang w:val="vi-VN"/>
+        </w:rPr>
+        <w:t>Đăng nhập Google (Google Identity Services) – backend xác minh ID token trước khi cấp phiên</w:t>
+      </w:r>
+    </w:p>
+    <w:p>
+      <w:pPr>
+        <w:numPr>
+          <w:ilvl w:val="0"/>
+          <w:numId w:val="2"/>
+        </w:numPr>
+        <w:spacing w:after="60"/>
+        <w:ind w:left="1440"/>
+        <w:jc w:val="both"/>
+      </w:pPr>
+      <w:r>
+        <w:rPr>
+          <w:rFonts w:ascii="Times New Roman" w:eastAsia="Times New Roman" w:hAnsi="Times New Roman" w:cs="Times New Roman"/>
+          <w:sz w:val="26"/>
+          <w:szCs w:val="26"/>
+          <w:lang w:val="vi-VN"/>
+        </w:rPr>
+        <w:t>Dịch vụ lưu trữ tệp – ảnh đại diện chiến dịch, chứng từ chi tiêu, ảnh giấy phép tổ chức</w:t>
       </w:r>
     </w:p>
     <w:p>
@@ -6007,7 +6199,7 @@
         </w:numPr>
         <w:ind w:left="900" w:hanging="450"/>
       </w:pPr>
-      <w:bookmarkStart w:id="10" w:name="_Toc242133535"/>
+      <w:bookmarkStart w:id="10" w:name="_Toc244205700"/>
       <w:r>
         <w:rPr>
           <w:rFonts w:ascii="Times New Roman" w:eastAsia="Times New Roman" w:hAnsi="Times New Roman" w:cs="Times New Roman"/>
@@ -6088,7 +6280,7 @@
           <w:szCs w:val="26"/>
           <w:lang w:val="vi-VN"/>
         </w:rPr>
-        <w:t>Đăng nhập JWT (access token + refresh token), quên/đặt lại/đổi mật khẩu</w:t>
+        <w:t>Đăng nhập bằng email/mật khẩu hoặc Google, phiên JWT (access token + refresh token), quên/đặt lại/đổi mật khẩu</w:t>
       </w:r>
     </w:p>
     <w:p>
@@ -6166,7 +6358,7 @@
           <w:szCs w:val="26"/>
           <w:lang w:val="vi-VN"/>
         </w:rPr>
-        <w:t>Tạo chiến dịch theo 4 bước, gửi xét duyệt, theo dõi số liệu trên dashboard chủ dự án</w:t>
+        <w:t>Tạo chiến dịch theo 8 bước (gây quỹ cho dự án của mình hoặc cho tổ chức đã xác minh), gửi xét duyệt, theo dõi số liệu trên dashboard chủ dự án</w:t>
       </w:r>
     </w:p>
     <w:p>
@@ -6224,7 +6416,7 @@
           <w:szCs w:val="26"/>
           <w:lang w:val="vi-VN"/>
         </w:rPr>
-        <w:t>Tài trợ qua ví demo với idempotency key; xác nhận qua webhook có chữ ký</w:t>
+        <w:t>Tài trợ qua ví demo hoặc QR chuyển khoản SePay với idempotency key; xác nhận qua webhook có chữ ký (ví demo) hoặc IPN SePay; đơn chờ thanh toán quá hạn tự hết hạn</w:t>
       </w:r>
     </w:p>
     <w:p>
@@ -6282,7 +6474,7 @@
           <w:szCs w:val="26"/>
           <w:lang w:val="vi-VN"/>
         </w:rPr>
-        <w:t>Kiểm duyệt nội dung và quản trị:</w:t>
+        <w:t>Tổ chức thụ hưởng:</w:t>
       </w:r>
     </w:p>
     <w:p>
@@ -6302,7 +6494,7 @@
           <w:szCs w:val="26"/>
           <w:lang w:val="vi-VN"/>
         </w:rPr>
-        <w:t>Báo cáo vi phạm và hàng đợi xử lý của quản trị viên</w:t>
+        <w:t>Đăng ký hồ sơ tổ chức kèm giấy phép; quản trị viên xác minh, yêu cầu bổ sung, từ chối hoặc tạm ngưng</w:t>
       </w:r>
     </w:p>
     <w:p>
@@ -6322,27 +6514,7 @@
           <w:szCs w:val="26"/>
           <w:lang w:val="vi-VN"/>
         </w:rPr>
-        <w:t>Dashboard tổng quan, quản lý người dùng, chiến dịch, giao dịch</w:t>
-      </w:r>
-    </w:p>
-    <w:p>
-      <w:pPr>
-        <w:numPr>
-          <w:ilvl w:val="0"/>
-          <w:numId w:val="2"/>
-        </w:numPr>
-        <w:spacing w:after="60"/>
-        <w:ind w:left="1440"/>
-        <w:jc w:val="both"/>
-      </w:pPr>
-      <w:r>
-        <w:rPr>
-          <w:rFonts w:ascii="Times New Roman" w:eastAsia="Times New Roman" w:hAnsi="Times New Roman" w:cs="Times New Roman"/>
-          <w:sz w:val="26"/>
-          <w:szCs w:val="26"/>
-          <w:lang w:val="vi-VN"/>
-        </w:rPr>
-        <w:t>Nhật ký kiểm toán (append-only)</w:t>
+        <w:t>Danh bạ và trang công khai của tổ chức đã xác minh; gây quỹ cho tổ chức ngay trong trình tạo chiến dịch</w:t>
       </w:r>
     </w:p>
     <w:p>
@@ -6360,6 +6532,142 @@
           <w:szCs w:val="26"/>
           <w:lang w:val="vi-VN"/>
         </w:rPr>
+        <w:t>Kiểm duyệt nội dung và quản trị:</w:t>
+      </w:r>
+    </w:p>
+    <w:p>
+      <w:pPr>
+        <w:numPr>
+          <w:ilvl w:val="0"/>
+          <w:numId w:val="2"/>
+        </w:numPr>
+        <w:spacing w:after="60"/>
+        <w:ind w:left="1440"/>
+        <w:jc w:val="both"/>
+      </w:pPr>
+      <w:r>
+        <w:rPr>
+          <w:rFonts w:ascii="Times New Roman" w:eastAsia="Times New Roman" w:hAnsi="Times New Roman" w:cs="Times New Roman"/>
+          <w:sz w:val="26"/>
+          <w:szCs w:val="26"/>
+          <w:lang w:val="vi-VN"/>
+        </w:rPr>
+        <w:t>Báo cáo vi phạm và hàng đợi xử lý của quản trị viên</w:t>
+      </w:r>
+    </w:p>
+    <w:p>
+      <w:pPr>
+        <w:numPr>
+          <w:ilvl w:val="0"/>
+          <w:numId w:val="2"/>
+        </w:numPr>
+        <w:spacing w:after="60"/>
+        <w:ind w:left="1440"/>
+        <w:jc w:val="both"/>
+      </w:pPr>
+      <w:r>
+        <w:rPr>
+          <w:rFonts w:ascii="Times New Roman" w:eastAsia="Times New Roman" w:hAnsi="Times New Roman" w:cs="Times New Roman"/>
+          <w:sz w:val="26"/>
+          <w:szCs w:val="26"/>
+          <w:lang w:val="vi-VN"/>
+        </w:rPr>
+        <w:t>Dashboard tổng quan, quản lý người dùng, chiến dịch, giao dịch</w:t>
+      </w:r>
+    </w:p>
+    <w:p>
+      <w:pPr>
+        <w:numPr>
+          <w:ilvl w:val="0"/>
+          <w:numId w:val="2"/>
+        </w:numPr>
+        <w:spacing w:after="60"/>
+        <w:ind w:left="1440"/>
+        <w:jc w:val="both"/>
+      </w:pPr>
+      <w:r>
+        <w:rPr>
+          <w:rFonts w:ascii="Times New Roman" w:eastAsia="Times New Roman" w:hAnsi="Times New Roman" w:cs="Times New Roman"/>
+          <w:sz w:val="26"/>
+          <w:szCs w:val="26"/>
+          <w:lang w:val="vi-VN"/>
+        </w:rPr>
+        <w:t>Nhật ký kiểm toán (append-only)</w:t>
+      </w:r>
+    </w:p>
+    <w:p>
+      <w:pPr>
+        <w:spacing w:after="120"/>
+        <w:ind w:left="1080"/>
+        <w:jc w:val="both"/>
+      </w:pPr>
+      <w:r>
+        <w:rPr>
+          <w:rFonts w:ascii="Times New Roman" w:eastAsia="Times New Roman" w:hAnsi="Times New Roman" w:cs="Times New Roman"/>
+          <w:b/>
+          <w:bCs/>
+          <w:sz w:val="26"/>
+          <w:szCs w:val="26"/>
+          <w:lang w:val="vi-VN"/>
+        </w:rPr>
+        <w:t>Tương tác và thông báo:</w:t>
+      </w:r>
+    </w:p>
+    <w:p>
+      <w:pPr>
+        <w:numPr>
+          <w:ilvl w:val="0"/>
+          <w:numId w:val="2"/>
+        </w:numPr>
+        <w:spacing w:after="60"/>
+        <w:ind w:left="1440"/>
+        <w:jc w:val="both"/>
+      </w:pPr>
+      <w:r>
+        <w:rPr>
+          <w:rFonts w:ascii="Times New Roman" w:eastAsia="Times New Roman" w:hAnsi="Times New Roman" w:cs="Times New Roman"/>
+          <w:sz w:val="26"/>
+          <w:szCs w:val="26"/>
+          <w:lang w:val="vi-VN"/>
+        </w:rPr>
+        <w:t>Bình luận, hỏi đáp, theo dõi dự án; quản trị viên ẩn/hiện bình luận vi phạm</w:t>
+      </w:r>
+    </w:p>
+    <w:p>
+      <w:pPr>
+        <w:numPr>
+          <w:ilvl w:val="0"/>
+          <w:numId w:val="2"/>
+        </w:numPr>
+        <w:spacing w:after="60"/>
+        <w:ind w:left="1440"/>
+        <w:jc w:val="both"/>
+      </w:pPr>
+      <w:r>
+        <w:rPr>
+          <w:rFonts w:ascii="Times New Roman" w:eastAsia="Times New Roman" w:hAnsi="Times New Roman" w:cs="Times New Roman"/>
+          <w:sz w:val="26"/>
+          <w:szCs w:val="26"/>
+          <w:lang w:val="vi-VN"/>
+        </w:rPr>
+        <w:t>Thông báo trong ứng dụng và email cho các sự kiện chiến dịch, tài trợ, hoàn tiền; nhắc chủ dự án khi mốc quá hạn</w:t>
+      </w:r>
+    </w:p>
+    <w:p>
+      <w:pPr>
+        <w:spacing w:after="120"/>
+        <w:ind w:left="1080"/>
+        <w:jc w:val="both"/>
+      </w:pPr>
+      <w:r>
+        <w:rPr>
+          <w:rFonts w:ascii="Times New Roman" w:eastAsia="Times New Roman" w:hAnsi="Times New Roman" w:cs="Times New Roman"/>
+          <w:b/>
+          <w:bCs/>
+          <w:sz w:val="26"/>
+          <w:szCs w:val="26"/>
+          <w:lang w:val="vi-VN"/>
+        </w:rPr>
         <w:t>Tính năng AI:</w:t>
       </w:r>
     </w:p>
@@ -6432,13 +6740,12 @@
         </w:numPr>
         <w:ind w:left="900" w:hanging="450"/>
       </w:pPr>
-      <w:bookmarkStart w:id="11" w:name="_Toc242133536"/>
-      <w:r>
-        <w:rPr>
-          <w:rFonts w:ascii="Times New Roman" w:eastAsia="Times New Roman" w:hAnsi="Times New Roman" w:cs="Times New Roman"/>
-          <w:lang w:val="vi-VN"/>
-        </w:rPr>
-        <w:lastRenderedPageBreak/>
+      <w:bookmarkStart w:id="11" w:name="_Toc244205701"/>
+      <w:r>
+        <w:rPr>
+          <w:rFonts w:ascii="Times New Roman" w:eastAsia="Times New Roman" w:hAnsi="Times New Roman" w:cs="Times New Roman"/>
+          <w:lang w:val="vi-VN"/>
+        </w:rPr>
         <w:t>Các lớp người dùng và đặc điểm</w:t>
       </w:r>
       <w:bookmarkEnd w:id="11"/>
@@ -6898,7 +7205,7 @@
                 <w:szCs w:val="24"/>
                 <w:lang w:val="vi-VN"/>
               </w:rPr>
-              <w:t>Quản trị viên (admin) – Quan trọng nhất</w:t>
+              <w:t>Người đại diện tổ chức</w:t>
             </w:r>
           </w:p>
         </w:tc>
@@ -6917,7 +7224,7 @@
                 <w:szCs w:val="24"/>
                 <w:lang w:val="vi-VN"/>
               </w:rPr>
-              <w:t>Hàng ngày</w:t>
+              <w:t>Khi đăng ký và cập nhật hồ sơ</w:t>
             </w:r>
           </w:p>
         </w:tc>
@@ -6936,7 +7243,7 @@
                 <w:szCs w:val="24"/>
                 <w:lang w:val="vi-VN"/>
               </w:rPr>
-              <w:t>Cao về nghiệp vụ, trung bình về IT</w:t>
+              <w:t>Cơ bản</w:t>
             </w:r>
           </w:p>
         </w:tc>
@@ -6955,7 +7262,7 @@
                 <w:szCs w:val="24"/>
                 <w:lang w:val="vi-VN"/>
               </w:rPr>
-              <w:t>Xét duyệt chiến dịch, khóa/mở tài khoản, xử lý báo cáo vi phạm, xử lý cảnh báo rủi ro AI, tra cứu nhật ký kiểm toán</w:t>
+              <w:t>Đăng ký hồ sơ tổ chức kèm giấy phép, theo dõi kết quả xác minh, bổ sung hồ sơ</w:t>
             </w:r>
           </w:p>
         </w:tc>
@@ -6974,7 +7281,7 @@
                 <w:szCs w:val="24"/>
                 <w:lang w:val="vi-VN"/>
               </w:rPr>
-              <w:t>Giao diện tổng quan, lọc/tìm kiếm mạnh, mọi thao tác có xác nhận và lưu vết. Không thể tự đăng ký</w:t>
+              <w:t>Biểu mẫu nêu rõ giấy tờ cần nộp; hiển thị lý do khi bị yêu cầu bổ sung hoặc từ chối. Là tài khoản người dùng bình thường, tối đa 3 tổ chức</w:t>
             </w:r>
           </w:p>
         </w:tc>
@@ -6998,7 +7305,7 @@
                 <w:szCs w:val="24"/>
                 <w:lang w:val="vi-VN"/>
               </w:rPr>
-              <w:t>Hệ thống ngoài</w:t>
+              <w:t>Quản trị viên (admin) – Quan trọng nhất</w:t>
             </w:r>
           </w:p>
         </w:tc>
@@ -7017,7 +7324,7 @@
                 <w:szCs w:val="24"/>
                 <w:lang w:val="vi-VN"/>
               </w:rPr>
-              <w:t>Tự động</w:t>
+              <w:t>Hàng ngày</w:t>
             </w:r>
           </w:p>
         </w:tc>
@@ -7036,7 +7343,7 @@
                 <w:szCs w:val="24"/>
                 <w:lang w:val="vi-VN"/>
               </w:rPr>
-              <w:t>—</w:t>
+              <w:t>Cao về nghiệp vụ, trung bình về IT</w:t>
             </w:r>
           </w:p>
         </w:tc>
@@ -7055,7 +7362,7 @@
                 <w:szCs w:val="24"/>
                 <w:lang w:val="vi-VN"/>
               </w:rPr>
-              <w:t>Cổng thanh toán sandbox, dịch vụ email, lưu trữ tệp, AI Service</w:t>
+              <w:t>Xét duyệt chiến dịch, xác minh tổ chức thụ hưởng, khóa/mở tài khoản, xử lý báo cáo vi phạm, xử lý cảnh báo rủi ro AI, hoàn tiền, tra cứu nhật ký kiểm toán</w:t>
             </w:r>
           </w:p>
         </w:tc>
@@ -7074,6 +7381,106 @@
                 <w:szCs w:val="24"/>
                 <w:lang w:val="vi-VN"/>
               </w:rPr>
+              <w:t>Giao diện tổng quan, lọc/tìm kiếm mạnh, mọi thao tác có xác nhận và lưu vết. Không thể tự đăng ký</w:t>
+            </w:r>
+          </w:p>
+        </w:tc>
+      </w:tr>
+      <w:tr>
+        <w:trPr>
+          <w:cantSplit/>
+        </w:trPr>
+        <w:tc>
+          <w:tcPr>
+            <w:tcW w:w="1700" w:type="dxa"/>
+          </w:tcPr>
+          <w:p>
+            <w:pPr>
+              <w:spacing w:before="40" w:after="40"/>
+            </w:pPr>
+            <w:r>
+              <w:rPr>
+                <w:rFonts w:ascii="Times New Roman" w:eastAsia="Times New Roman" w:hAnsi="Times New Roman" w:cs="Times New Roman"/>
+                <w:sz w:val="24"/>
+                <w:szCs w:val="24"/>
+                <w:lang w:val="vi-VN"/>
+              </w:rPr>
+              <w:t>Hệ thống ngoài</w:t>
+            </w:r>
+          </w:p>
+        </w:tc>
+        <w:tc>
+          <w:tcPr>
+            <w:tcW w:w="1250" w:type="dxa"/>
+          </w:tcPr>
+          <w:p>
+            <w:pPr>
+              <w:spacing w:before="40" w:after="40"/>
+            </w:pPr>
+            <w:r>
+              <w:rPr>
+                <w:rFonts w:ascii="Times New Roman" w:eastAsia="Times New Roman" w:hAnsi="Times New Roman" w:cs="Times New Roman"/>
+                <w:sz w:val="24"/>
+                <w:szCs w:val="24"/>
+                <w:lang w:val="vi-VN"/>
+              </w:rPr>
+              <w:t>Tự động</w:t>
+            </w:r>
+          </w:p>
+        </w:tc>
+        <w:tc>
+          <w:tcPr>
+            <w:tcW w:w="1250" w:type="dxa"/>
+          </w:tcPr>
+          <w:p>
+            <w:pPr>
+              <w:spacing w:before="40" w:after="40"/>
+            </w:pPr>
+            <w:r>
+              <w:rPr>
+                <w:rFonts w:ascii="Times New Roman" w:eastAsia="Times New Roman" w:hAnsi="Times New Roman" w:cs="Times New Roman"/>
+                <w:sz w:val="24"/>
+                <w:szCs w:val="24"/>
+                <w:lang w:val="vi-VN"/>
+              </w:rPr>
+              <w:t>—</w:t>
+            </w:r>
+          </w:p>
+        </w:tc>
+        <w:tc>
+          <w:tcPr>
+            <w:tcW w:w="2500" w:type="dxa"/>
+          </w:tcPr>
+          <w:p>
+            <w:pPr>
+              <w:spacing w:before="40" w:after="40"/>
+            </w:pPr>
+            <w:r>
+              <w:rPr>
+                <w:rFonts w:ascii="Times New Roman" w:eastAsia="Times New Roman" w:hAnsi="Times New Roman" w:cs="Times New Roman"/>
+                <w:sz w:val="24"/>
+                <w:szCs w:val="24"/>
+                <w:lang w:val="vi-VN"/>
+              </w:rPr>
+              <w:t>Cổng thanh toán (ví demo sandbox, SePay), đăng nhập Google, dịch vụ email, lưu trữ tệp, AI Service</w:t>
+            </w:r>
+          </w:p>
+        </w:tc>
+        <w:tc>
+          <w:tcPr>
+            <w:tcW w:w="2300" w:type="dxa"/>
+          </w:tcPr>
+          <w:p>
+            <w:pPr>
+              <w:spacing w:before="40" w:after="40"/>
+            </w:pPr>
+            <w:r>
+              <w:rPr>
+                <w:rFonts w:ascii="Times New Roman" w:eastAsia="Times New Roman" w:hAnsi="Times New Roman" w:cs="Times New Roman"/>
+                <w:sz w:val="24"/>
+                <w:szCs w:val="24"/>
+                <w:lang w:val="vi-VN"/>
+              </w:rPr>
               <w:t>Giao tiếp qua interface, có cơ chế xác thực và dự phòng</w:t>
             </w:r>
           </w:p>
@@ -7094,7 +7501,7 @@
         </w:numPr>
         <w:ind w:left="900" w:hanging="450"/>
       </w:pPr>
-      <w:bookmarkStart w:id="12" w:name="_Toc242133537"/>
+      <w:bookmarkStart w:id="12" w:name="_Toc244205702"/>
       <w:r>
         <w:rPr>
           <w:rFonts w:ascii="Times New Roman" w:eastAsia="Times New Roman" w:hAnsi="Times New Roman" w:cs="Times New Roman"/>
@@ -7293,7 +7700,6 @@
           <w:szCs w:val="26"/>
           <w:lang w:val="vi-VN"/>
         </w:rPr>
-        <w:lastRenderedPageBreak/>
         <w:t>Trình duyệt hỗ trợ: Chrome, Edge, Firefox, Safari – hai phiên bản chính mới nhất</w:t>
       </w:r>
     </w:p>
@@ -7362,7 +7768,7 @@
         </w:numPr>
         <w:ind w:left="900" w:hanging="450"/>
       </w:pPr>
-      <w:bookmarkStart w:id="13" w:name="_Toc242133538"/>
+      <w:bookmarkStart w:id="13" w:name="_Toc244205703"/>
       <w:r>
         <w:rPr>
           <w:rFonts w:ascii="Times New Roman" w:eastAsia="Times New Roman" w:hAnsi="Times New Roman" w:cs="Times New Roman"/>
@@ -7521,7 +7927,7 @@
           <w:szCs w:val="26"/>
           <w:lang w:val="vi-VN"/>
         </w:rPr>
-        <w:t>Chỉ dùng cổng thanh toán sandbox, không xử lý tiền thật và không lưu thông tin thẻ</w:t>
+        <w:t>Ví demo chỉ dùng cho thử nghiệm (không phát sinh tiền thật); tiền thật chỉ đi qua cổng SePay bằng QR chuyển khoản; khi SePay chạy production thì tắt ví demo; không lưu thông tin thẻ</w:t>
       </w:r>
     </w:p>
     <w:p>
@@ -7669,7 +8075,7 @@
         </w:numPr>
         <w:ind w:left="900" w:hanging="450"/>
       </w:pPr>
-      <w:bookmarkStart w:id="14" w:name="_Toc242133539"/>
+      <w:bookmarkStart w:id="14" w:name="_Toc244205704"/>
       <w:r>
         <w:rPr>
           <w:rFonts w:ascii="Times New Roman" w:eastAsia="Times New Roman" w:hAnsi="Times New Roman" w:cs="Times New Roman"/>
@@ -7792,8 +8198,7 @@
           <w:szCs w:val="26"/>
           <w:lang w:val="vi-VN"/>
         </w:rPr>
-        <w:lastRenderedPageBreak/>
-        <w:t>Hướng dẫn sử dụng theo vai trò (Người tài trợ, Chủ dự án, Quản trị viên) [TBD]</w:t>
+        <w:t>Hướng dẫn sử dụng theo vai trò (Khách truy cập, Người tài trợ, Chủ dự án, Người đại diện tổ chức, Quản trị viên): tài liệu “Hướng dẫn sử dụng” (Document/04_HuongDanSuDung)</w:t>
       </w:r>
     </w:p>
     <w:p>
@@ -7841,7 +8246,7 @@
         </w:numPr>
         <w:ind w:left="900" w:hanging="450"/>
       </w:pPr>
-      <w:bookmarkStart w:id="15" w:name="_Toc242133540"/>
+      <w:bookmarkStart w:id="15" w:name="_Toc244205705"/>
       <w:r>
         <w:rPr>
           <w:rFonts w:ascii="Times New Roman" w:eastAsia="Times New Roman" w:hAnsi="Times New Roman" w:cs="Times New Roman"/>
@@ -8000,7 +8405,7 @@
           <w:szCs w:val="26"/>
           <w:lang w:val="vi-VN"/>
         </w:rPr>
-        <w:t>Cổng thanh toán sandbox; tích hợp cổng thanh toán thật (ví dụ PayOS) cần hợp đồng với nhà cung cấp [TBD]</w:t>
+        <w:t>Google Identity Services (GOOGLE_CLIENT_ID) cho đăng nhập bằng Google; khi chưa cấu hình thì chức năng bị tắt</w:t>
       </w:r>
     </w:p>
     <w:p>
@@ -8020,6 +8425,26 @@
           <w:szCs w:val="26"/>
           <w:lang w:val="vi-VN"/>
         </w:rPr>
+        <w:t>Cổng SePay (tài khoản merchant, cấu hình SEPAY_MERCHANT_ID, SEPAY_SECRET_KEY, SEPAY_ENV) cho thanh toán QR chuyển khoản; ví demo cho môi trường thử nghiệm</w:t>
+      </w:r>
+    </w:p>
+    <w:p>
+      <w:pPr>
+        <w:numPr>
+          <w:ilvl w:val="0"/>
+          <w:numId w:val="2"/>
+        </w:numPr>
+        <w:spacing w:after="60"/>
+        <w:ind w:left="1440"/>
+        <w:jc w:val="both"/>
+      </w:pPr>
+      <w:r>
+        <w:rPr>
+          <w:rFonts w:ascii="Times New Roman" w:eastAsia="Times New Roman" w:hAnsi="Times New Roman" w:cs="Times New Roman"/>
+          <w:sz w:val="26"/>
+          <w:szCs w:val="26"/>
+          <w:lang w:val="vi-VN"/>
+        </w:rPr>
         <w:t>Hạ tầng AWS (ECS, RDS, ECR, ALB) hoặc hosting MySQL tương đương</w:t>
       </w:r>
     </w:p>
@@ -8031,7 +8456,7 @@
           <w:numId w:val="1"/>
         </w:numPr>
       </w:pPr>
-      <w:bookmarkStart w:id="16" w:name="_Toc242133541"/>
+      <w:bookmarkStart w:id="16" w:name="_Toc244205706"/>
       <w:r>
         <w:rPr>
           <w:rFonts w:ascii="Times New Roman" w:eastAsia="Times New Roman" w:hAnsi="Times New Roman" w:cs="Times New Roman"/>
@@ -8052,7 +8477,7 @@
         </w:numPr>
         <w:ind w:left="900" w:hanging="450"/>
       </w:pPr>
-      <w:bookmarkStart w:id="17" w:name="_Toc242133542"/>
+      <w:bookmarkStart w:id="17" w:name="_Toc244205707"/>
       <w:r>
         <w:rPr>
           <w:rFonts w:ascii="Times New Roman" w:eastAsia="Times New Roman" w:hAnsi="Times New Roman" w:cs="Times New Roman"/>
@@ -8251,7 +8676,6 @@
                 <w:szCs w:val="24"/>
                 <w:lang w:val="vi-VN"/>
               </w:rPr>
-              <w:lastRenderedPageBreak/>
               <w:t>Đường dẫn</w:t>
             </w:r>
           </w:p>
@@ -8713,7 +9137,7 @@
                 <w:szCs w:val="24"/>
                 <w:lang w:val="vi-VN"/>
               </w:rPr>
-              <w:t>Trình tạo chiến dịch 4 bước</w:t>
+              <w:t>Trình tạo chiến dịch 8 bước (chọn gây quỹ cho dự án của mình hoặc cho tổ chức đã xác minh)</w:t>
             </w:r>
           </w:p>
         </w:tc>
@@ -8756,7 +9180,7 @@
                 <w:szCs w:val="24"/>
                 <w:lang w:val="vi-VN"/>
               </w:rPr>
-              <w:t>/dashboard</w:t>
+              <w:t>/to-chuc, /to-chuc/[slug]</w:t>
             </w:r>
           </w:p>
         </w:tc>
@@ -8775,7 +9199,7 @@
                 <w:szCs w:val="24"/>
                 <w:lang w:val="vi-VN"/>
               </w:rPr>
-              <w:t>Dashboard chủ dự án/người tài trợ: chiến dịch của tôi, lịch sử tài trợ</w:t>
+              <w:t>Danh bạ và trang công khai của tổ chức thụ hưởng: sứ mệnh, số tiền đã huy động, chiến dịch thụ hưởng</w:t>
             </w:r>
           </w:p>
         </w:tc>
@@ -8794,7 +9218,7 @@
                 <w:szCs w:val="24"/>
                 <w:lang w:val="vi-VN"/>
               </w:rPr>
-              <w:t>Người dùng đã đăng nhập</w:t>
+              <w:t>Tất cả</w:t>
             </w:r>
           </w:p>
         </w:tc>
@@ -8818,7 +9242,7 @@
                 <w:szCs w:val="24"/>
                 <w:lang w:val="vi-VN"/>
               </w:rPr>
-              <w:t>/admin</w:t>
+              <w:t>/danh-cho-to-chuc</w:t>
             </w:r>
           </w:p>
         </w:tc>
@@ -8837,7 +9261,7 @@
                 <w:szCs w:val="24"/>
                 <w:lang w:val="vi-VN"/>
               </w:rPr>
-              <w:t>Trang quản trị: tổng quan, chiến dịch, giao dịch, người dùng, báo cáo, cảnh báo rủi ro, nhật ký</w:t>
+              <w:t>Hướng dẫn dành cho tổ chức thụ hưởng</w:t>
             </w:r>
           </w:p>
         </w:tc>
@@ -8856,6 +9280,254 @@
                 <w:szCs w:val="24"/>
                 <w:lang w:val="vi-VN"/>
               </w:rPr>
+              <w:t>Tất cả</w:t>
+            </w:r>
+          </w:p>
+        </w:tc>
+      </w:tr>
+      <w:tr>
+        <w:trPr>
+          <w:cantSplit/>
+        </w:trPr>
+        <w:tc>
+          <w:tcPr>
+            <w:tcW w:w="2600" w:type="dxa"/>
+          </w:tcPr>
+          <w:p>
+            <w:pPr>
+              <w:spacing w:before="40" w:after="40"/>
+            </w:pPr>
+            <w:r>
+              <w:rPr>
+                <w:rFonts w:ascii="Times New Roman" w:eastAsia="Times New Roman" w:hAnsi="Times New Roman" w:cs="Times New Roman"/>
+                <w:sz w:val="24"/>
+                <w:szCs w:val="24"/>
+                <w:lang w:val="vi-VN"/>
+              </w:rPr>
+              <w:t>/to-chuc/dang-ky, /to-chuc/cua-toi</w:t>
+            </w:r>
+          </w:p>
+        </w:tc>
+        <w:tc>
+          <w:tcPr>
+            <w:tcW w:w="4700" w:type="dxa"/>
+          </w:tcPr>
+          <w:p>
+            <w:pPr>
+              <w:spacing w:before="40" w:after="40"/>
+            </w:pPr>
+            <w:r>
+              <w:rPr>
+                <w:rFonts w:ascii="Times New Roman" w:eastAsia="Times New Roman" w:hAnsi="Times New Roman" w:cs="Times New Roman"/>
+                <w:sz w:val="24"/>
+                <w:szCs w:val="24"/>
+                <w:lang w:val="vi-VN"/>
+              </w:rPr>
+              <w:t>Đăng ký hồ sơ tổ chức; tổ chức của tôi và kết quả xác minh</w:t>
+            </w:r>
+          </w:p>
+        </w:tc>
+        <w:tc>
+          <w:tcPr>
+            <w:tcW w:w="1700" w:type="dxa"/>
+          </w:tcPr>
+          <w:p>
+            <w:pPr>
+              <w:spacing w:before="40" w:after="40"/>
+            </w:pPr>
+            <w:r>
+              <w:rPr>
+                <w:rFonts w:ascii="Times New Roman" w:eastAsia="Times New Roman" w:hAnsi="Times New Roman" w:cs="Times New Roman"/>
+                <w:sz w:val="24"/>
+                <w:szCs w:val="24"/>
+                <w:lang w:val="vi-VN"/>
+              </w:rPr>
+              <w:t>Người đại diện tổ chức</w:t>
+            </w:r>
+          </w:p>
+        </w:tc>
+      </w:tr>
+      <w:tr>
+        <w:trPr>
+          <w:cantSplit/>
+        </w:trPr>
+        <w:tc>
+          <w:tcPr>
+            <w:tcW w:w="2600" w:type="dxa"/>
+          </w:tcPr>
+          <w:p>
+            <w:pPr>
+              <w:spacing w:before="40" w:after="40"/>
+            </w:pPr>
+            <w:r>
+              <w:rPr>
+                <w:rFonts w:ascii="Times New Roman" w:eastAsia="Times New Roman" w:hAnsi="Times New Roman" w:cs="Times New Roman"/>
+                <w:sz w:val="24"/>
+                <w:szCs w:val="24"/>
+                <w:lang w:val="vi-VN"/>
+              </w:rPr>
+              <w:t>/gay-quy-cho-to-chuc</w:t>
+            </w:r>
+          </w:p>
+        </w:tc>
+        <w:tc>
+          <w:tcPr>
+            <w:tcW w:w="4700" w:type="dxa"/>
+          </w:tcPr>
+          <w:p>
+            <w:pPr>
+              <w:spacing w:before="40" w:after="40"/>
+            </w:pPr>
+            <w:r>
+              <w:rPr>
+                <w:rFonts w:ascii="Times New Roman" w:eastAsia="Times New Roman" w:hAnsi="Times New Roman" w:cs="Times New Roman"/>
+                <w:sz w:val="24"/>
+                <w:szCs w:val="24"/>
+                <w:lang w:val="vi-VN"/>
+              </w:rPr>
+              <w:t>Bắt đầu gây quỹ cho một tổ chức đã xác minh</w:t>
+            </w:r>
+          </w:p>
+        </w:tc>
+        <w:tc>
+          <w:tcPr>
+            <w:tcW w:w="1700" w:type="dxa"/>
+          </w:tcPr>
+          <w:p>
+            <w:pPr>
+              <w:spacing w:before="40" w:after="40"/>
+            </w:pPr>
+            <w:r>
+              <w:rPr>
+                <w:rFonts w:ascii="Times New Roman" w:eastAsia="Times New Roman" w:hAnsi="Times New Roman" w:cs="Times New Roman"/>
+                <w:sz w:val="24"/>
+                <w:szCs w:val="24"/>
+                <w:lang w:val="vi-VN"/>
+              </w:rPr>
+              <w:t>Người dùng đã đăng nhập</w:t>
+            </w:r>
+          </w:p>
+        </w:tc>
+      </w:tr>
+      <w:tr>
+        <w:trPr>
+          <w:cantSplit/>
+        </w:trPr>
+        <w:tc>
+          <w:tcPr>
+            <w:tcW w:w="2600" w:type="dxa"/>
+          </w:tcPr>
+          <w:p>
+            <w:pPr>
+              <w:spacing w:before="40" w:after="40"/>
+            </w:pPr>
+            <w:r>
+              <w:rPr>
+                <w:rFonts w:ascii="Times New Roman" w:eastAsia="Times New Roman" w:hAnsi="Times New Roman" w:cs="Times New Roman"/>
+                <w:sz w:val="24"/>
+                <w:szCs w:val="24"/>
+                <w:lang w:val="vi-VN"/>
+              </w:rPr>
+              <w:t>/dashboard</w:t>
+            </w:r>
+          </w:p>
+        </w:tc>
+        <w:tc>
+          <w:tcPr>
+            <w:tcW w:w="4700" w:type="dxa"/>
+          </w:tcPr>
+          <w:p>
+            <w:pPr>
+              <w:spacing w:before="40" w:after="40"/>
+            </w:pPr>
+            <w:r>
+              <w:rPr>
+                <w:rFonts w:ascii="Times New Roman" w:eastAsia="Times New Roman" w:hAnsi="Times New Roman" w:cs="Times New Roman"/>
+                <w:sz w:val="24"/>
+                <w:szCs w:val="24"/>
+                <w:lang w:val="vi-VN"/>
+              </w:rPr>
+              <w:t>Dashboard chủ dự án/người tài trợ: chiến dịch của tôi, lịch sử tài trợ</w:t>
+            </w:r>
+          </w:p>
+        </w:tc>
+        <w:tc>
+          <w:tcPr>
+            <w:tcW w:w="1700" w:type="dxa"/>
+          </w:tcPr>
+          <w:p>
+            <w:pPr>
+              <w:spacing w:before="40" w:after="40"/>
+            </w:pPr>
+            <w:r>
+              <w:rPr>
+                <w:rFonts w:ascii="Times New Roman" w:eastAsia="Times New Roman" w:hAnsi="Times New Roman" w:cs="Times New Roman"/>
+                <w:sz w:val="24"/>
+                <w:szCs w:val="24"/>
+                <w:lang w:val="vi-VN"/>
+              </w:rPr>
+              <w:t>Người dùng đã đăng nhập</w:t>
+            </w:r>
+          </w:p>
+        </w:tc>
+      </w:tr>
+      <w:tr>
+        <w:trPr>
+          <w:cantSplit/>
+        </w:trPr>
+        <w:tc>
+          <w:tcPr>
+            <w:tcW w:w="2600" w:type="dxa"/>
+          </w:tcPr>
+          <w:p>
+            <w:pPr>
+              <w:spacing w:before="40" w:after="40"/>
+            </w:pPr>
+            <w:r>
+              <w:rPr>
+                <w:rFonts w:ascii="Times New Roman" w:eastAsia="Times New Roman" w:hAnsi="Times New Roman" w:cs="Times New Roman"/>
+                <w:sz w:val="24"/>
+                <w:szCs w:val="24"/>
+                <w:lang w:val="vi-VN"/>
+              </w:rPr>
+              <w:t>/admin</w:t>
+            </w:r>
+          </w:p>
+        </w:tc>
+        <w:tc>
+          <w:tcPr>
+            <w:tcW w:w="4700" w:type="dxa"/>
+          </w:tcPr>
+          <w:p>
+            <w:pPr>
+              <w:spacing w:before="40" w:after="40"/>
+            </w:pPr>
+            <w:r>
+              <w:rPr>
+                <w:rFonts w:ascii="Times New Roman" w:eastAsia="Times New Roman" w:hAnsi="Times New Roman" w:cs="Times New Roman"/>
+                <w:sz w:val="24"/>
+                <w:szCs w:val="24"/>
+                <w:lang w:val="vi-VN"/>
+              </w:rPr>
+              <w:t>Trang quản trị: tổng quan, chiến dịch, tổ chức, giao dịch, hoàn tiền, người dùng, báo cáo, cảnh báo rủi ro, nhật ký</w:t>
+            </w:r>
+          </w:p>
+        </w:tc>
+        <w:tc>
+          <w:tcPr>
+            <w:tcW w:w="1700" w:type="dxa"/>
+          </w:tcPr>
+          <w:p>
+            <w:pPr>
+              <w:spacing w:before="40" w:after="40"/>
+            </w:pPr>
+            <w:r>
+              <w:rPr>
+                <w:rFonts w:ascii="Times New Roman" w:eastAsia="Times New Roman" w:hAnsi="Times New Roman" w:cs="Times New Roman"/>
+                <w:sz w:val="24"/>
+                <w:szCs w:val="24"/>
+                <w:lang w:val="vi-VN"/>
+              </w:rPr>
               <w:t>Quản trị viên</w:t>
             </w:r>
           </w:p>
@@ -8992,7 +9664,7 @@
         </w:numPr>
         <w:ind w:left="900" w:hanging="450"/>
       </w:pPr>
-      <w:bookmarkStart w:id="18" w:name="_Toc242133543"/>
+      <w:bookmarkStart w:id="18" w:name="_Toc244205708"/>
       <w:r>
         <w:rPr>
           <w:rFonts w:ascii="Times New Roman" w:eastAsia="Times New Roman" w:hAnsi="Times New Roman" w:cs="Times New Roman"/>
@@ -9027,7 +9699,7 @@
         </w:numPr>
         <w:ind w:left="900" w:hanging="450"/>
       </w:pPr>
-      <w:bookmarkStart w:id="19" w:name="_Toc242133544"/>
+      <w:bookmarkStart w:id="19" w:name="_Toc244205709"/>
       <w:r>
         <w:rPr>
           <w:rFonts w:ascii="Times New Roman" w:eastAsia="Times New Roman" w:hAnsi="Times New Roman" w:cs="Times New Roman"/>
@@ -9086,7 +9758,6 @@
           <w:szCs w:val="26"/>
           <w:lang w:val="vi-VN"/>
         </w:rPr>
-        <w:lastRenderedPageBreak/>
         <w:t>Bộ nhớ đệm:</w:t>
       </w:r>
     </w:p>
@@ -9326,6 +9997,46 @@
     </w:p>
     <w:p>
       <w:pPr>
+        <w:numPr>
+          <w:ilvl w:val="0"/>
+          <w:numId w:val="2"/>
+        </w:numPr>
+        <w:spacing w:after="60"/>
+        <w:ind w:left="1440"/>
+        <w:jc w:val="both"/>
+      </w:pPr>
+      <w:r>
+        <w:rPr>
+          <w:rFonts w:ascii="Times New Roman" w:eastAsia="Times New Roman" w:hAnsi="Times New Roman" w:cs="Times New Roman"/>
+          <w:sz w:val="26"/>
+          <w:szCs w:val="26"/>
+          <w:lang w:val="vi-VN"/>
+        </w:rPr>
+        <w:t>SepayGateway: dựng form thanh toán ký HMAC phía máy chủ, xác thực IPN bằng khóa bí mật, tra cứu đơn qua API SePay; cấu hình môi trường sandbox / production</w:t>
+      </w:r>
+    </w:p>
+    <w:p>
+      <w:pPr>
+        <w:numPr>
+          <w:ilvl w:val="0"/>
+          <w:numId w:val="2"/>
+        </w:numPr>
+        <w:spacing w:after="60"/>
+        <w:ind w:left="1440"/>
+        <w:jc w:val="both"/>
+      </w:pPr>
+      <w:r>
+        <w:rPr>
+          <w:rFonts w:ascii="Times New Roman" w:eastAsia="Times New Roman" w:hAnsi="Times New Roman" w:cs="Times New Roman"/>
+          <w:sz w:val="26"/>
+          <w:szCs w:val="26"/>
+          <w:lang w:val="vi-VN"/>
+        </w:rPr>
+        <w:t>GoogleIdentityGateway: xác minh Google ID token (chữ ký, audience = GOOGLE_CLIENT_ID) cho đăng nhập bằng Google</w:t>
+      </w:r>
+    </w:p>
+    <w:p>
+      <w:pPr>
         <w:spacing w:after="120"/>
         <w:ind w:left="1080"/>
         <w:jc w:val="both"/>
@@ -9369,7 +10080,7 @@
         </w:numPr>
         <w:ind w:left="900" w:hanging="450"/>
       </w:pPr>
-      <w:bookmarkStart w:id="20" w:name="_Toc242133545"/>
+      <w:bookmarkStart w:id="20" w:name="_Toc244205710"/>
       <w:r>
         <w:rPr>
           <w:rFonts w:ascii="Times New Roman" w:eastAsia="Times New Roman" w:hAnsi="Times New Roman" w:cs="Times New Roman"/>
@@ -9479,7 +10190,7 @@
           <w:szCs w:val="26"/>
           <w:lang w:val="vi-VN"/>
         </w:rPr>
-        <w:t>Webhook thanh toán:</w:t>
+        <w:t>Webhook thanh toán (ví demo):</w:t>
       </w:r>
     </w:p>
     <w:p>
@@ -9571,11 +10282,13 @@
       <w:r>
         <w:rPr>
           <w:rFonts w:ascii="Times New Roman" w:eastAsia="Times New Roman" w:hAnsi="Times New Roman" w:cs="Times New Roman"/>
-          <w:sz w:val="26"/>
-          <w:szCs w:val="26"/>
-          <w:lang w:val="vi-VN"/>
-        </w:rPr>
-        <w:t>Email:</w:t>
+          <w:b/>
+          <w:bCs/>
+          <w:sz w:val="26"/>
+          <w:szCs w:val="26"/>
+          <w:lang w:val="vi-VN"/>
+        </w:rPr>
+        <w:t>IPN SePay:</w:t>
       </w:r>
     </w:p>
     <w:p>
@@ -9595,7 +10308,27 @@
           <w:szCs w:val="26"/>
           <w:lang w:val="vi-VN"/>
         </w:rPr>
-        <w:t>Email HTML cho xác minh tài khoản và đặt lại mật khẩu; liên kết chứa token dùng một lần</w:t>
+        <w:t>POST /payments/sepay/ipn kèm header X-Secret-Key; khóa sai hoặc chưa cấu hình SePay trả 401</w:t>
+      </w:r>
+    </w:p>
+    <w:p>
+      <w:pPr>
+        <w:numPr>
+          <w:ilvl w:val="0"/>
+          <w:numId w:val="2"/>
+        </w:numPr>
+        <w:spacing w:after="60"/>
+        <w:ind w:left="1440"/>
+        <w:jc w:val="both"/>
+      </w:pPr>
+      <w:r>
+        <w:rPr>
+          <w:rFonts w:ascii="Times New Roman" w:eastAsia="Times New Roman" w:hAnsi="Times New Roman" w:cs="Times New Roman"/>
+          <w:sz w:val="26"/>
+          <w:szCs w:val="26"/>
+          <w:lang w:val="vi-VN"/>
+        </w:rPr>
+        <w:t>Chỉ ghi nhận đơn ORDER_PAID + CAPTURED, khớp mã chuyển khoản và đúng số tiền VND; đã xác thực thì luôn trả 200 để SePay không gửi lại</w:t>
       </w:r>
     </w:p>
     <w:p>
@@ -9611,6 +10344,42 @@
           <w:szCs w:val="26"/>
           <w:lang w:val="vi-VN"/>
         </w:rPr>
+        <w:t>Email:</w:t>
+      </w:r>
+    </w:p>
+    <w:p>
+      <w:pPr>
+        <w:numPr>
+          <w:ilvl w:val="0"/>
+          <w:numId w:val="2"/>
+        </w:numPr>
+        <w:spacing w:after="60"/>
+        <w:ind w:left="1440"/>
+        <w:jc w:val="both"/>
+      </w:pPr>
+      <w:r>
+        <w:rPr>
+          <w:rFonts w:ascii="Times New Roman" w:eastAsia="Times New Roman" w:hAnsi="Times New Roman" w:cs="Times New Roman"/>
+          <w:sz w:val="26"/>
+          <w:szCs w:val="26"/>
+          <w:lang w:val="vi-VN"/>
+        </w:rPr>
+        <w:t>Email HTML cho xác minh tài khoản, đặt lại mật khẩu, mã OTP và các sự kiện quan trọng (kết quả xét duyệt, xác nhận ủng hộ, hoàn tiền); liên kết chứa token dùng một lần</w:t>
+      </w:r>
+    </w:p>
+    <w:p>
+      <w:pPr>
+        <w:spacing w:after="120"/>
+        <w:ind w:left="1080"/>
+        <w:jc w:val="both"/>
+      </w:pPr>
+      <w:r>
+        <w:rPr>
+          <w:rFonts w:ascii="Times New Roman" w:eastAsia="Times New Roman" w:hAnsi="Times New Roman" w:cs="Times New Roman"/>
+          <w:sz w:val="26"/>
+          <w:szCs w:val="26"/>
+          <w:lang w:val="vi-VN"/>
+        </w:rPr>
         <w:t>Thông báo trong ứng dụng:</w:t>
       </w:r>
     </w:p>
@@ -9631,27 +10400,7 @@
           <w:szCs w:val="26"/>
           <w:lang w:val="vi-VN"/>
         </w:rPr>
-        <w:t xml:space="preserve">Mô hình dữ liệu </w:t>
-      </w:r>
-      <w:r>
-        <w:rPr>
-          <w:rFonts w:ascii="Times New Roman" w:eastAsia="Times New Roman" w:hAnsi="Times New Roman" w:cs="Times New Roman"/>
-          <w:i/>
-          <w:iCs/>
-          <w:sz w:val="26"/>
-          <w:szCs w:val="26"/>
-          <w:lang w:val="vi-VN"/>
-        </w:rPr>
-        <w:t>notifications</w:t>
-      </w:r>
-      <w:r>
-        <w:rPr>
-          <w:rFonts w:ascii="Times New Roman" w:eastAsia="Times New Roman" w:hAnsi="Times New Roman" w:cs="Times New Roman"/>
-          <w:sz w:val="26"/>
-          <w:szCs w:val="26"/>
-          <w:lang w:val="vi-VN"/>
-        </w:rPr>
-        <w:t xml:space="preserve"> đã có; giao diện hiển thị thông báo trong ứng dụng sẽ hoàn thiện ở phiên bản sau</w:t>
+        <w:t>Chuông thông báo hiển thị số chưa đọc; danh sách đầy đủ tại /thong-bao; đánh dấu đã đọc từng thông báo hoặc tất cả</w:t>
       </w:r>
     </w:p>
     <w:p>
@@ -9662,15 +10411,14 @@
           <w:numId w:val="1"/>
         </w:numPr>
       </w:pPr>
-      <w:bookmarkStart w:id="21" w:name="_Toc242133546"/>
-      <w:r>
-        <w:rPr>
-          <w:rFonts w:ascii="Times New Roman" w:eastAsia="Times New Roman" w:hAnsi="Times New Roman" w:cs="Times New Roman"/>
-          <w:sz w:val="26"/>
-          <w:szCs w:val="26"/>
-          <w:lang w:val="vi-VN"/>
-        </w:rPr>
-        <w:lastRenderedPageBreak/>
+      <w:bookmarkStart w:id="21" w:name="_Toc244205711"/>
+      <w:r>
+        <w:rPr>
+          <w:rFonts w:ascii="Times New Roman" w:eastAsia="Times New Roman" w:hAnsi="Times New Roman" w:cs="Times New Roman"/>
+          <w:sz w:val="26"/>
+          <w:szCs w:val="26"/>
+          <w:lang w:val="vi-VN"/>
+        </w:rPr>
         <w:t>Tính năng hệ thống</w:t>
       </w:r>
       <w:bookmarkEnd w:id="21"/>
@@ -9684,7 +10432,7 @@
         </w:numPr>
         <w:ind w:left="900" w:hanging="450"/>
       </w:pPr>
-      <w:bookmarkStart w:id="22" w:name="_Toc242133547"/>
+      <w:bookmarkStart w:id="22" w:name="_Toc244205712"/>
       <w:r>
         <w:rPr>
           <w:rFonts w:ascii="Times New Roman" w:eastAsia="Times New Roman" w:hAnsi="Times New Roman" w:cs="Times New Roman"/>
@@ -9876,6 +10624,26 @@
           <w:szCs w:val="26"/>
           <w:lang w:val="vi-VN"/>
         </w:rPr>
+        <w:t>Hoặc người dùng chọn “Đăng nhập bằng Google”; frontend gửi ID token lên server, hệ thống xác minh và đăng nhập (tạo tài khoản nếu chưa có)</w:t>
+      </w:r>
+    </w:p>
+    <w:p>
+      <w:pPr>
+        <w:numPr>
+          <w:ilvl w:val="0"/>
+          <w:numId w:val="3"/>
+        </w:numPr>
+        <w:spacing w:after="60"/>
+        <w:ind w:left="1440"/>
+        <w:jc w:val="both"/>
+      </w:pPr>
+      <w:r>
+        <w:rPr>
+          <w:rFonts w:ascii="Times New Roman" w:eastAsia="Times New Roman" w:hAnsi="Times New Roman" w:cs="Times New Roman"/>
+          <w:sz w:val="26"/>
+          <w:szCs w:val="26"/>
+          <w:lang w:val="vi-VN"/>
+        </w:rPr>
         <w:t xml:space="preserve">Trường hợp quên mật khẩu: nhập email tại </w:t>
       </w:r>
       <w:r>
@@ -10246,7 +11014,6 @@
           <w:szCs w:val="26"/>
           <w:lang w:val="vi-VN"/>
         </w:rPr>
-        <w:lastRenderedPageBreak/>
         <w:t>REQ-9:</w:t>
       </w:r>
       <w:r>
@@ -10312,6 +11079,37 @@
     </w:p>
     <w:p>
       <w:pPr>
+        <w:numPr>
+          <w:ilvl w:val="0"/>
+          <w:numId w:val="2"/>
+        </w:numPr>
+        <w:spacing w:after="60"/>
+        <w:ind w:left="1440"/>
+        <w:jc w:val="both"/>
+      </w:pPr>
+      <w:r>
+        <w:rPr>
+          <w:rFonts w:ascii="Times New Roman" w:eastAsia="Times New Roman" w:hAnsi="Times New Roman" w:cs="Times New Roman"/>
+          <w:b/>
+          <w:bCs/>
+          <w:sz w:val="26"/>
+          <w:szCs w:val="26"/>
+          <w:lang w:val="vi-VN"/>
+        </w:rPr>
+        <w:t>REQ-87:</w:t>
+      </w:r>
+      <w:r>
+        <w:rPr>
+          <w:rFonts w:ascii="Times New Roman" w:eastAsia="Times New Roman" w:hAnsi="Times New Roman" w:cs="Times New Roman"/>
+          <w:sz w:val="26"/>
+          <w:szCs w:val="26"/>
+          <w:lang w:val="vi-VN"/>
+        </w:rPr>
+        <w:t xml:space="preserve"> Hệ thống phải hỗ trợ đăng nhập bằng Google: xác minh ID token ở server, chỉ chấp nhận email đã được Google xác minh; liên kết với tài khoản cùng email hoặc tạo tài khoản mới vai trò user; ghi nhật ký kiểm toán auth.google.*</w:t>
+      </w:r>
+    </w:p>
+    <w:p>
+      <w:pPr>
         <w:pStyle w:val="Heading2"/>
         <w:numPr>
           <w:ilvl w:val="1"/>
@@ -10319,7 +11117,7 @@
         </w:numPr>
         <w:ind w:left="900" w:hanging="450"/>
       </w:pPr>
-      <w:bookmarkStart w:id="23" w:name="_Toc242133548"/>
+      <w:bookmarkStart w:id="23" w:name="_Toc244205713"/>
       <w:r>
         <w:rPr>
           <w:rFonts w:ascii="Times New Roman" w:eastAsia="Times New Roman" w:hAnsi="Times New Roman" w:cs="Times New Roman"/>
@@ -10687,7 +11485,7 @@
         </w:numPr>
         <w:ind w:left="900" w:hanging="450"/>
       </w:pPr>
-      <w:bookmarkStart w:id="24" w:name="_Toc242133549"/>
+      <w:bookmarkStart w:id="24" w:name="_Toc244205714"/>
       <w:r>
         <w:rPr>
           <w:rFonts w:ascii="Times New Roman" w:eastAsia="Times New Roman" w:hAnsi="Times New Roman" w:cs="Times New Roman"/>
@@ -10819,7 +11617,6 @@
           <w:szCs w:val="26"/>
           <w:lang w:val="vi-VN"/>
         </w:rPr>
-        <w:lastRenderedPageBreak/>
         <w:t>Hệ thống truy vấn các chiến dịch ở trạng thái công khai và trả kết quả phân trang</w:t>
       </w:r>
     </w:p>
@@ -11127,7 +11924,7 @@
         </w:numPr>
         <w:ind w:left="900" w:hanging="450"/>
       </w:pPr>
-      <w:bookmarkStart w:id="25" w:name="_Toc242133550"/>
+      <w:bookmarkStart w:id="25" w:name="_Toc244205715"/>
       <w:r>
         <w:rPr>
           <w:rFonts w:ascii="Times New Roman" w:eastAsia="Times New Roman" w:hAnsi="Times New Roman" w:cs="Times New Roman"/>
@@ -11161,7 +11958,7 @@
           <w:szCs w:val="26"/>
           <w:lang w:val="vi-VN"/>
         </w:rPr>
-        <w:t xml:space="preserve"> Cao. Cho phép chủ dự án tạo hồ sơ chiến dịch theo trình tự 4 bước, kiểm tra chất lượng trước khi gửi duyệt và quản lý các chiến dịch của mình.</w:t>
+        <w:t xml:space="preserve"> Cao. Cho phép chủ dự án tạo hồ sơ chiến dịch theo trình tự 8 bước, kiểm tra chất lượng trước khi gửi duyệt và quản lý các chiến dịch của mình.</w:t>
       </w:r>
     </w:p>
     <w:p>
@@ -11230,7 +12027,7 @@
           <w:szCs w:val="26"/>
           <w:lang w:val="vi-VN"/>
         </w:rPr>
-        <w:t>Bước 1 – Thông tin cơ bản: tên, lĩnh vực, mục tiêu tài chính, thời hạn</w:t>
+        <w:t>Bước 1 – Bắt đầu: chọn gây quỹ cho dự án của mình hoặc cho tổ chức đã xác minh; tên, lĩnh vực</w:t>
       </w:r>
     </w:p>
     <w:p>
@@ -11250,7 +12047,7 @@
           <w:szCs w:val="26"/>
           <w:lang w:val="vi-VN"/>
         </w:rPr>
-        <w:t>Bước 2 – Câu chuyện &amp; ngân sách: vấn đề, cách làm, dự toán, rủi ro</w:t>
+        <w:t>Bước 2 – Mục tiêu: số tiền cần huy động và ngày kết thúc</w:t>
       </w:r>
     </w:p>
     <w:p>
@@ -11270,7 +12067,7 @@
           <w:szCs w:val="26"/>
           <w:lang w:val="vi-VN"/>
         </w:rPr>
-        <w:t>Bước 3 – Kế hoạch theo mốc: các đầu ra có hạn và ngân sách</w:t>
+        <w:t>Bước 3 – Ảnh đại diện cho dự án</w:t>
       </w:r>
     </w:p>
     <w:p>
@@ -11290,7 +12087,87 @@
           <w:szCs w:val="26"/>
           <w:lang w:val="vi-VN"/>
         </w:rPr>
-        <w:t>Bước 4 – Kiểm tra &amp; gửi duyệt: hệ thống hiển thị danh sách kiểm tra và dự đoán AI, chủ dự án gửi hồ sơ</w:t>
+        <w:t>Bước 4 – Câu chuyện: vấn đề, người hưởng lợi, cách làm</w:t>
+      </w:r>
+    </w:p>
+    <w:p>
+      <w:pPr>
+        <w:numPr>
+          <w:ilvl w:val="0"/>
+          <w:numId w:val="6"/>
+        </w:numPr>
+        <w:spacing w:after="60"/>
+        <w:ind w:left="1440"/>
+        <w:jc w:val="both"/>
+      </w:pPr>
+      <w:r>
+        <w:rPr>
+          <w:rFonts w:ascii="Times New Roman" w:eastAsia="Times New Roman" w:hAnsi="Times New Roman" w:cs="Times New Roman"/>
+          <w:sz w:val="26"/>
+          <w:szCs w:val="26"/>
+          <w:lang w:val="vi-VN"/>
+        </w:rPr>
+        <w:t>Bước 5 – Ngân sách và rủi ro: dự toán sử dụng vốn, rủi ro và phương án ứng phó</w:t>
+      </w:r>
+    </w:p>
+    <w:p>
+      <w:pPr>
+        <w:numPr>
+          <w:ilvl w:val="0"/>
+          <w:numId w:val="6"/>
+        </w:numPr>
+        <w:spacing w:after="60"/>
+        <w:ind w:left="1440"/>
+        <w:jc w:val="both"/>
+      </w:pPr>
+      <w:r>
+        <w:rPr>
+          <w:rFonts w:ascii="Times New Roman" w:eastAsia="Times New Roman" w:hAnsi="Times New Roman" w:cs="Times New Roman"/>
+          <w:sz w:val="26"/>
+          <w:szCs w:val="26"/>
+          <w:lang w:val="vi-VN"/>
+        </w:rPr>
+        <w:t>Bước 6 – Kế hoạch theo mốc: các đầu ra có hạn và ngân sách</w:t>
+      </w:r>
+    </w:p>
+    <w:p>
+      <w:pPr>
+        <w:numPr>
+          <w:ilvl w:val="0"/>
+          <w:numId w:val="6"/>
+        </w:numPr>
+        <w:spacing w:after="60"/>
+        <w:ind w:left="1440"/>
+        <w:jc w:val="both"/>
+      </w:pPr>
+      <w:r>
+        <w:rPr>
+          <w:rFonts w:ascii="Times New Roman" w:eastAsia="Times New Roman" w:hAnsi="Times New Roman" w:cs="Times New Roman"/>
+          <w:sz w:val="26"/>
+          <w:szCs w:val="26"/>
+          <w:lang w:val="vi-VN"/>
+        </w:rPr>
+        <w:t>Bước 7 – Quà tri ân người ủng hộ (không bắt buộc)</w:t>
+      </w:r>
+    </w:p>
+    <w:p>
+      <w:pPr>
+        <w:numPr>
+          <w:ilvl w:val="0"/>
+          <w:numId w:val="6"/>
+        </w:numPr>
+        <w:spacing w:after="60"/>
+        <w:ind w:left="1440"/>
+        <w:jc w:val="both"/>
+      </w:pPr>
+      <w:r>
+        <w:rPr>
+          <w:rFonts w:ascii="Times New Roman" w:eastAsia="Times New Roman" w:hAnsi="Times New Roman" w:cs="Times New Roman"/>
+          <w:sz w:val="26"/>
+          <w:szCs w:val="26"/>
+          <w:lang w:val="vi-VN"/>
+        </w:rPr>
+        <w:t>Bước 8 – Kiểm tra &amp; gửi duyệt: hệ thống hiển thị danh sách kiểm tra và dự đoán AI, chủ dự án gửi hồ sơ</w:t>
       </w:r>
     </w:p>
     <w:p>
@@ -11359,7 +12236,7 @@
           <w:szCs w:val="26"/>
           <w:lang w:val="vi-VN"/>
         </w:rPr>
-        <w:t xml:space="preserve"> với: tiêu đề (≤ 200 ký tự), mô tả, lĩnh vực, mục tiêu (≥ 1.000 VND), ngày bắt đầu/kết thúc, ảnh, video, địa điểm</w:t>
+        <w:t xml:space="preserve"> với: tiêu đề (≤ 200 ký tự), mô tả, lĩnh vực, mục tiêu (giao diện yêu cầu tối thiểu 1.000.000 VND; API chặn giá trị dưới 1.000 VND), ngày bắt đầu/kết thúc, ảnh, video, địa điểm</w:t>
       </w:r>
     </w:p>
     <w:p>
@@ -11412,7 +12289,6 @@
           <w:szCs w:val="26"/>
           <w:lang w:val="vi-VN"/>
         </w:rPr>
-        <w:lastRenderedPageBreak/>
         <w:t>REQ-25:</w:t>
       </w:r>
       <w:r>
@@ -11649,7 +12525,7 @@
         </w:numPr>
         <w:ind w:left="900" w:hanging="450"/>
       </w:pPr>
-      <w:bookmarkStart w:id="26" w:name="_Toc242133551"/>
+      <w:bookmarkStart w:id="26" w:name="_Toc244205716"/>
       <w:r>
         <w:rPr>
           <w:rFonts w:ascii="Times New Roman" w:eastAsia="Times New Roman" w:hAnsi="Times New Roman" w:cs="Times New Roman"/>
@@ -12319,13 +13195,12 @@
         </w:numPr>
         <w:ind w:left="900" w:hanging="450"/>
       </w:pPr>
-      <w:bookmarkStart w:id="27" w:name="_Toc242133552"/>
-      <w:r>
-        <w:rPr>
-          <w:rFonts w:ascii="Times New Roman" w:eastAsia="Times New Roman" w:hAnsi="Times New Roman" w:cs="Times New Roman"/>
-          <w:lang w:val="vi-VN"/>
-        </w:rPr>
-        <w:lastRenderedPageBreak/>
+      <w:bookmarkStart w:id="27" w:name="_Toc244205717"/>
+      <w:r>
+        <w:rPr>
+          <w:rFonts w:ascii="Times New Roman" w:eastAsia="Times New Roman" w:hAnsi="Times New Roman" w:cs="Times New Roman"/>
+          <w:lang w:val="vi-VN"/>
+        </w:rPr>
         <w:t>Tài trợ và Thanh toán</w:t>
       </w:r>
       <w:bookmarkEnd w:id="27"/>
@@ -12354,7 +13229,7 @@
           <w:szCs w:val="26"/>
           <w:lang w:val="vi-VN"/>
         </w:rPr>
-        <w:t xml:space="preserve"> Cao. Cho phép người tài trợ ủng hộ chiến dịch đang gây quỹ qua ví demo (sandbox), bảo đảm không ghi nhận trùng và chỉ cập nhật sau khi xác minh thanh toán.</w:t>
+        <w:t xml:space="preserve"> Cao. Cho phép người tài trợ ủng hộ chiến dịch đang gây quỹ qua ví demo (sandbox) hoặc QR chuyển khoản SePay, bảo đảm không ghi nhận trùng và chỉ cập nhật sau khi xác minh thanh toán.</w:t>
       </w:r>
     </w:p>
     <w:p>
@@ -12443,27 +13318,7 @@
           <w:szCs w:val="26"/>
           <w:lang w:val="vi-VN"/>
         </w:rPr>
-        <w:t xml:space="preserve">Backend kiểm tra chiến dịch đang gây quỹ và chưa hết hạn, tạo giao dịch </w:t>
-      </w:r>
-      <w:r>
-        <w:rPr>
-          <w:rFonts w:ascii="Times New Roman" w:eastAsia="Times New Roman" w:hAnsi="Times New Roman" w:cs="Times New Roman"/>
-          <w:i/>
-          <w:iCs/>
-          <w:sz w:val="26"/>
-          <w:szCs w:val="26"/>
-          <w:lang w:val="vi-VN"/>
-        </w:rPr>
-        <w:t>pending</w:t>
-      </w:r>
-      <w:r>
-        <w:rPr>
-          <w:rFonts w:ascii="Times New Roman" w:eastAsia="Times New Roman" w:hAnsi="Times New Roman" w:cs="Times New Roman"/>
-          <w:sz w:val="26"/>
-          <w:szCs w:val="26"/>
-          <w:lang w:val="vi-VN"/>
-        </w:rPr>
-        <w:t xml:space="preserve"> và phiên thanh toán</w:t>
+        <w:t>Backend kiểm tra chiến dịch đang gây quỹ và chưa hết hạn, tạo giao dịch pending và phiên thanh toán (SePay: kèm mã chuyển khoản duy nhất)</w:t>
       </w:r>
     </w:p>
     <w:p>
@@ -12483,7 +13338,7 @@
           <w:szCs w:val="26"/>
           <w:lang w:val="vi-VN"/>
         </w:rPr>
-        <w:t>Cổng thanh toán gửi webhook có chữ ký về backend</w:t>
+        <w:t>Ví demo gửi webhook có chữ ký về backend; với SePay, người tài trợ quét QR chuyển khoản và SePay gửi IPN về backend</w:t>
       </w:r>
     </w:p>
     <w:p>
@@ -12665,7 +13520,69 @@
           <w:szCs w:val="26"/>
           <w:lang w:val="vi-VN"/>
         </w:rPr>
-        <w:t xml:space="preserve"> Trạng thái giao dịch chỉ được chuyển </w:t>
+        <w:t xml:space="preserve"> Với ví demo, trạng thái giao dịch chỉ được chuyển pending → completed/failed sau khi xác minh chữ ký HMAC hợp lệ và timestamp lệch không quá 5 phút</w:t>
+      </w:r>
+    </w:p>
+    <w:p>
+      <w:pPr>
+        <w:numPr>
+          <w:ilvl w:val="0"/>
+          <w:numId w:val="2"/>
+        </w:numPr>
+        <w:spacing w:after="60"/>
+        <w:ind w:left="1440"/>
+        <w:jc w:val="both"/>
+      </w:pPr>
+      <w:r>
+        <w:rPr>
+          <w:rFonts w:ascii="Times New Roman" w:eastAsia="Times New Roman" w:hAnsi="Times New Roman" w:cs="Times New Roman"/>
+          <w:b/>
+          <w:bCs/>
+          <w:sz w:val="26"/>
+          <w:szCs w:val="26"/>
+          <w:lang w:val="vi-VN"/>
+        </w:rPr>
+        <w:t>REQ-38:</w:t>
+      </w:r>
+      <w:r>
+        <w:rPr>
+          <w:rFonts w:ascii="Times New Roman" w:eastAsia="Times New Roman" w:hAnsi="Times New Roman" w:cs="Times New Roman"/>
+          <w:sz w:val="26"/>
+          <w:szCs w:val="26"/>
+          <w:lang w:val="vi-VN"/>
+        </w:rPr>
+        <w:t xml:space="preserve"> Hệ thống phải từ chối webhook phát lại và dùng cập nhật có điều kiện để không cộng tiền hai lần khi có yêu cầu đồng thời</w:t>
+      </w:r>
+    </w:p>
+    <w:p>
+      <w:pPr>
+        <w:numPr>
+          <w:ilvl w:val="0"/>
+          <w:numId w:val="2"/>
+        </w:numPr>
+        <w:spacing w:after="60"/>
+        <w:ind w:left="1440"/>
+        <w:jc w:val="both"/>
+      </w:pPr>
+      <w:r>
+        <w:rPr>
+          <w:rFonts w:ascii="Times New Roman" w:eastAsia="Times New Roman" w:hAnsi="Times New Roman" w:cs="Times New Roman"/>
+          <w:b/>
+          <w:bCs/>
+          <w:sz w:val="26"/>
+          <w:szCs w:val="26"/>
+          <w:lang w:val="vi-VN"/>
+        </w:rPr>
+        <w:t>REQ-39:</w:t>
+      </w:r>
+      <w:r>
+        <w:rPr>
+          <w:rFonts w:ascii="Times New Roman" w:eastAsia="Times New Roman" w:hAnsi="Times New Roman" w:cs="Times New Roman"/>
+          <w:sz w:val="26"/>
+          <w:szCs w:val="26"/>
+          <w:lang w:val="vi-VN"/>
+        </w:rPr>
+        <w:t xml:space="preserve"> Số tiền đã nhận và số người ủng hộ của chiến dịch chỉ được tính từ giao dịch </w:t>
       </w:r>
       <w:r>
         <w:rPr>
@@ -12676,56 +13593,7 @@
           <w:szCs w:val="26"/>
           <w:lang w:val="vi-VN"/>
         </w:rPr>
-        <w:t>pending</w:t>
-      </w:r>
-      <w:r>
-        <w:rPr>
-          <w:rFonts w:ascii="Times New Roman" w:eastAsia="Times New Roman" w:hAnsi="Times New Roman" w:cs="Times New Roman"/>
-          <w:sz w:val="26"/>
-          <w:szCs w:val="26"/>
-          <w:lang w:val="vi-VN"/>
-        </w:rPr>
-        <w:t xml:space="preserve"> → </w:t>
-      </w:r>
-      <w:r>
-        <w:rPr>
-          <w:rFonts w:ascii="Times New Roman" w:eastAsia="Times New Roman" w:hAnsi="Times New Roman" w:cs="Times New Roman"/>
-          <w:i/>
-          <w:iCs/>
-          <w:sz w:val="26"/>
-          <w:szCs w:val="26"/>
-          <w:lang w:val="vi-VN"/>
-        </w:rPr>
         <w:t>completed</w:t>
-      </w:r>
-      <w:r>
-        <w:rPr>
-          <w:rFonts w:ascii="Times New Roman" w:eastAsia="Times New Roman" w:hAnsi="Times New Roman" w:cs="Times New Roman"/>
-          <w:sz w:val="26"/>
-          <w:szCs w:val="26"/>
-          <w:lang w:val="vi-VN"/>
-        </w:rPr>
-        <w:t>/</w:t>
-      </w:r>
-      <w:r>
-        <w:rPr>
-          <w:rFonts w:ascii="Times New Roman" w:eastAsia="Times New Roman" w:hAnsi="Times New Roman" w:cs="Times New Roman"/>
-          <w:i/>
-          <w:iCs/>
-          <w:sz w:val="26"/>
-          <w:szCs w:val="26"/>
-          <w:lang w:val="vi-VN"/>
-        </w:rPr>
-        <w:t>failed</w:t>
-      </w:r>
-      <w:r>
-        <w:rPr>
-          <w:rFonts w:ascii="Times New Roman" w:eastAsia="Times New Roman" w:hAnsi="Times New Roman" w:cs="Times New Roman"/>
-          <w:sz w:val="26"/>
-          <w:szCs w:val="26"/>
-          <w:lang w:val="vi-VN"/>
-        </w:rPr>
-        <w:t xml:space="preserve"> sau khi xác minh chữ ký HMAC hợp lệ và timestamp lệch không quá 5 phút</w:t>
       </w:r>
     </w:p>
     <w:p>
@@ -12747,16 +13615,16 @@
           <w:szCs w:val="26"/>
           <w:lang w:val="vi-VN"/>
         </w:rPr>
-        <w:t>REQ-38:</w:t>
-      </w:r>
-      <w:r>
-        <w:rPr>
-          <w:rFonts w:ascii="Times New Roman" w:eastAsia="Times New Roman" w:hAnsi="Times New Roman" w:cs="Times New Roman"/>
-          <w:sz w:val="26"/>
-          <w:szCs w:val="26"/>
-          <w:lang w:val="vi-VN"/>
-        </w:rPr>
-        <w:t xml:space="preserve"> Hệ thống phải từ chối webhook phát lại và dùng cập nhật có điều kiện để không cộng tiền hai lần khi có yêu cầu đồng thời</w:t>
+        <w:t>REQ-40:</w:t>
+      </w:r>
+      <w:r>
+        <w:rPr>
+          <w:rFonts w:ascii="Times New Roman" w:eastAsia="Times New Roman" w:hAnsi="Times New Roman" w:cs="Times New Roman"/>
+          <w:sz w:val="26"/>
+          <w:szCs w:val="26"/>
+          <w:lang w:val="vi-VN"/>
+        </w:rPr>
+        <w:t xml:space="preserve"> Hệ thống phải cung cấp lịch sử tài trợ của tôi và chi tiết từng giao dịch</w:t>
       </w:r>
     </w:p>
     <w:p>
@@ -12778,27 +13646,16 @@
           <w:szCs w:val="26"/>
           <w:lang w:val="vi-VN"/>
         </w:rPr>
-        <w:t>REQ-39:</w:t>
-      </w:r>
-      <w:r>
-        <w:rPr>
-          <w:rFonts w:ascii="Times New Roman" w:eastAsia="Times New Roman" w:hAnsi="Times New Roman" w:cs="Times New Roman"/>
-          <w:sz w:val="26"/>
-          <w:szCs w:val="26"/>
-          <w:lang w:val="vi-VN"/>
-        </w:rPr>
-        <w:t xml:space="preserve"> Số tiền đã nhận và số người ủng hộ của chiến dịch chỉ được tính từ giao dịch </w:t>
-      </w:r>
-      <w:r>
-        <w:rPr>
-          <w:rFonts w:ascii="Times New Roman" w:eastAsia="Times New Roman" w:hAnsi="Times New Roman" w:cs="Times New Roman"/>
-          <w:i/>
-          <w:iCs/>
-          <w:sz w:val="26"/>
-          <w:szCs w:val="26"/>
-          <w:lang w:val="vi-VN"/>
-        </w:rPr>
-        <w:t>completed</w:t>
+        <w:t>REQ-41:</w:t>
+      </w:r>
+      <w:r>
+        <w:rPr>
+          <w:rFonts w:ascii="Times New Roman" w:eastAsia="Times New Roman" w:hAnsi="Times New Roman" w:cs="Times New Roman"/>
+          <w:sz w:val="26"/>
+          <w:szCs w:val="26"/>
+          <w:lang w:val="vi-VN"/>
+        </w:rPr>
+        <w:t xml:space="preserve"> Chủ dự án không được xem thông tin thanh toán nhạy cảm của người tài trợ; người tài trợ ẩn danh không bị hiển thị tên công khai</w:t>
       </w:r>
     </w:p>
     <w:p>
@@ -12820,16 +13677,16 @@
           <w:szCs w:val="26"/>
           <w:lang w:val="vi-VN"/>
         </w:rPr>
-        <w:t>REQ-40:</w:t>
-      </w:r>
-      <w:r>
-        <w:rPr>
-          <w:rFonts w:ascii="Times New Roman" w:eastAsia="Times New Roman" w:hAnsi="Times New Roman" w:cs="Times New Roman"/>
-          <w:sz w:val="26"/>
-          <w:szCs w:val="26"/>
-          <w:lang w:val="vi-VN"/>
-        </w:rPr>
-        <w:t xml:space="preserve"> Hệ thống phải cung cấp lịch sử tài trợ của tôi và chi tiết từng giao dịch</w:t>
+        <w:t>REQ-74:</w:t>
+      </w:r>
+      <w:r>
+        <w:rPr>
+          <w:rFonts w:ascii="Times New Roman" w:eastAsia="Times New Roman" w:hAnsi="Times New Roman" w:cs="Times New Roman"/>
+          <w:sz w:val="26"/>
+          <w:szCs w:val="26"/>
+          <w:lang w:val="vi-VN"/>
+        </w:rPr>
+        <w:t xml:space="preserve"> Hệ thống phải hỗ trợ thanh toán qua cổng SePay bằng QR chuyển khoản: mỗi giao dịch có mã chuyển khoản (transfer_code) duy nhất làm mã đơn; form thanh toán được ký HMAC phía máy chủ</w:t>
       </w:r>
     </w:p>
     <w:p>
@@ -12851,16 +13708,140 @@
           <w:szCs w:val="26"/>
           <w:lang w:val="vi-VN"/>
         </w:rPr>
-        <w:t>REQ-41:</w:t>
-      </w:r>
-      <w:r>
-        <w:rPr>
-          <w:rFonts w:ascii="Times New Roman" w:eastAsia="Times New Roman" w:hAnsi="Times New Roman" w:cs="Times New Roman"/>
-          <w:sz w:val="26"/>
-          <w:szCs w:val="26"/>
-          <w:lang w:val="vi-VN"/>
-        </w:rPr>
-        <w:t xml:space="preserve"> Chủ dự án không được xem thông tin thanh toán nhạy cảm của người tài trợ; người tài trợ ẩn danh không bị hiển thị tên công khai</w:t>
+        <w:t>REQ-75:</w:t>
+      </w:r>
+      <w:r>
+        <w:rPr>
+          <w:rFonts w:ascii="Times New Roman" w:eastAsia="Times New Roman" w:hAnsi="Times New Roman" w:cs="Times New Roman"/>
+          <w:sz w:val="26"/>
+          <w:szCs w:val="26"/>
+          <w:lang w:val="vi-VN"/>
+        </w:rPr>
+        <w:t xml:space="preserve"> IPN SePay phải được xác thực bằng header X-Secret-Key; giao dịch chỉ chuyển sang completed khi đơn ORDER_PAID + CAPTURED, khớp mã chuyển khoản và đúng số tiền VND; trường hợp sai lệch được ghi nhật ký để quản trị viên xử lý, không cộng tiền</w:t>
+      </w:r>
+    </w:p>
+    <w:p>
+      <w:pPr>
+        <w:numPr>
+          <w:ilvl w:val="0"/>
+          <w:numId w:val="2"/>
+        </w:numPr>
+        <w:spacing w:after="60"/>
+        <w:ind w:left="1440"/>
+        <w:jc w:val="both"/>
+      </w:pPr>
+      <w:r>
+        <w:rPr>
+          <w:rFonts w:ascii="Times New Roman" w:eastAsia="Times New Roman" w:hAnsi="Times New Roman" w:cs="Times New Roman"/>
+          <w:b/>
+          <w:bCs/>
+          <w:sz w:val="26"/>
+          <w:szCs w:val="26"/>
+          <w:lang w:val="vi-VN"/>
+        </w:rPr>
+        <w:t>REQ-76:</w:t>
+      </w:r>
+      <w:r>
+        <w:rPr>
+          <w:rFonts w:ascii="Times New Roman" w:eastAsia="Times New Roman" w:hAnsi="Times New Roman" w:cs="Times New Roman"/>
+          <w:sz w:val="26"/>
+          <w:szCs w:val="26"/>
+          <w:lang w:val="vi-VN"/>
+        </w:rPr>
+        <w:t xml:space="preserve"> Hệ thống phải cho phép người tài trợ yêu cầu đối soát lại với API tra cứu đơn của SePay khi chưa nhận được IPN; đơn đã thu và đúng số tiền được ghi nhận như IPN</w:t>
+      </w:r>
+    </w:p>
+    <w:p>
+      <w:pPr>
+        <w:numPr>
+          <w:ilvl w:val="0"/>
+          <w:numId w:val="2"/>
+        </w:numPr>
+        <w:spacing w:after="60"/>
+        <w:ind w:left="1440"/>
+        <w:jc w:val="both"/>
+      </w:pPr>
+      <w:r>
+        <w:rPr>
+          <w:rFonts w:ascii="Times New Roman" w:eastAsia="Times New Roman" w:hAnsi="Times New Roman" w:cs="Times New Roman"/>
+          <w:b/>
+          <w:bCs/>
+          <w:sz w:val="26"/>
+          <w:szCs w:val="26"/>
+          <w:lang w:val="vi-VN"/>
+        </w:rPr>
+        <w:t>REQ-77:</w:t>
+      </w:r>
+      <w:r>
+        <w:rPr>
+          <w:rFonts w:ascii="Times New Roman" w:eastAsia="Times New Roman" w:hAnsi="Times New Roman" w:cs="Times New Roman"/>
+          <w:sz w:val="26"/>
+          <w:szCs w:val="26"/>
+          <w:lang w:val="vi-VN"/>
+        </w:rPr>
+        <w:t xml:space="preserve"> Giao dịch pending quá hạn thanh toán (mặc định 30 phút) phải được tác vụ định kỳ mỗi 10 phút chuyển sang expired; tiền SePay tới muộn vẫn được ghi nhận và đánh dấu cho quản trị viên</w:t>
+      </w:r>
+    </w:p>
+    <w:p>
+      <w:pPr>
+        <w:numPr>
+          <w:ilvl w:val="0"/>
+          <w:numId w:val="2"/>
+        </w:numPr>
+        <w:spacing w:after="60"/>
+        <w:ind w:left="1440"/>
+        <w:jc w:val="both"/>
+      </w:pPr>
+      <w:r>
+        <w:rPr>
+          <w:rFonts w:ascii="Times New Roman" w:eastAsia="Times New Roman" w:hAnsi="Times New Roman" w:cs="Times New Roman"/>
+          <w:b/>
+          <w:bCs/>
+          <w:sz w:val="26"/>
+          <w:szCs w:val="26"/>
+          <w:lang w:val="vi-VN"/>
+        </w:rPr>
+        <w:t>REQ-78:</w:t>
+      </w:r>
+      <w:r>
+        <w:rPr>
+          <w:rFonts w:ascii="Times New Roman" w:eastAsia="Times New Roman" w:hAnsi="Times New Roman" w:cs="Times New Roman"/>
+          <w:sz w:val="26"/>
+          <w:szCs w:val="26"/>
+          <w:lang w:val="vi-VN"/>
+        </w:rPr>
+        <w:t xml:space="preserve"> Khoản ủng hộ qua SePay được hoàn thủ công: người tài trợ khai báo ngân hàng, số tài khoản, tên chủ tài khoản khi yêu cầu hoàn; quản trị viên nhập mã giao dịch chuyển khoản (và ảnh chứng từ nếu có) khi duyệt</w:t>
+      </w:r>
+    </w:p>
+    <w:p>
+      <w:pPr>
+        <w:numPr>
+          <w:ilvl w:val="0"/>
+          <w:numId w:val="2"/>
+        </w:numPr>
+        <w:spacing w:after="60"/>
+        <w:ind w:left="1440"/>
+        <w:jc w:val="both"/>
+      </w:pPr>
+      <w:r>
+        <w:rPr>
+          <w:rFonts w:ascii="Times New Roman" w:eastAsia="Times New Roman" w:hAnsi="Times New Roman" w:cs="Times New Roman"/>
+          <w:b/>
+          <w:bCs/>
+          <w:sz w:val="26"/>
+          <w:szCs w:val="26"/>
+          <w:lang w:val="vi-VN"/>
+        </w:rPr>
+        <w:t>REQ-79:</w:t>
+      </w:r>
+      <w:r>
+        <w:rPr>
+          <w:rFonts w:ascii="Times New Roman" w:eastAsia="Times New Roman" w:hAnsi="Times New Roman" w:cs="Times New Roman"/>
+          <w:sz w:val="26"/>
+          <w:szCs w:val="26"/>
+          <w:lang w:val="vi-VN"/>
+        </w:rPr>
+        <w:t xml:space="preserve"> Khi SePay chạy môi trường production, hệ thống phải tắt phương thức ví demo</w:t>
       </w:r>
     </w:p>
     <w:p>
@@ -12872,7 +13853,7 @@
         </w:numPr>
         <w:ind w:left="900" w:hanging="450"/>
       </w:pPr>
-      <w:bookmarkStart w:id="28" w:name="_Toc242133553"/>
+      <w:bookmarkStart w:id="28" w:name="_Toc244205718"/>
       <w:r>
         <w:rPr>
           <w:rFonts w:ascii="Times New Roman" w:eastAsia="Times New Roman" w:hAnsi="Times New Roman" w:cs="Times New Roman"/>
@@ -12964,7 +13945,6 @@
           <w:szCs w:val="26"/>
           <w:lang w:val="vi-VN"/>
         </w:rPr>
-        <w:lastRenderedPageBreak/>
         <w:t>Khi hoàn thành một mốc, chủ dự án đánh dấu hoàn thành và đăng bài cập nhật kèm chứng từ</w:t>
       </w:r>
     </w:p>
@@ -13163,6 +14143,37 @@
     </w:p>
     <w:p>
       <w:pPr>
+        <w:numPr>
+          <w:ilvl w:val="0"/>
+          <w:numId w:val="2"/>
+        </w:numPr>
+        <w:spacing w:after="60"/>
+        <w:ind w:left="1440"/>
+        <w:jc w:val="both"/>
+      </w:pPr>
+      <w:r>
+        <w:rPr>
+          <w:rFonts w:ascii="Times New Roman" w:eastAsia="Times New Roman" w:hAnsi="Times New Roman" w:cs="Times New Roman"/>
+          <w:b/>
+          <w:bCs/>
+          <w:sz w:val="26"/>
+          <w:szCs w:val="26"/>
+          <w:lang w:val="vi-VN"/>
+        </w:rPr>
+        <w:t>REQ-90:</w:t>
+      </w:r>
+      <w:r>
+        <w:rPr>
+          <w:rFonts w:ascii="Times New Roman" w:eastAsia="Times New Roman" w:hAnsi="Times New Roman" w:cs="Times New Roman"/>
+          <w:sz w:val="26"/>
+          <w:szCs w:val="26"/>
+          <w:lang w:val="vi-VN"/>
+        </w:rPr>
+        <w:t xml:space="preserve"> Hệ thống phải chạy tác vụ mỗi giờ phát hiện mốc quá hạn chưa hoàn thành của chiến dịch đã phát hành, nhắc chủ dự án giải trình (tối đa 1 lần / 7 ngày cho mỗi mốc) và hiển thị nhãn “Chậm tiến độ”; không tự đổi trạng thái chiến dịch</w:t>
+      </w:r>
+    </w:p>
+    <w:p>
+      <w:pPr>
         <w:pStyle w:val="Heading2"/>
         <w:numPr>
           <w:ilvl w:val="1"/>
@@ -13170,7 +14181,7 @@
         </w:numPr>
         <w:ind w:left="900" w:hanging="450"/>
       </w:pPr>
-      <w:bookmarkStart w:id="29" w:name="_Toc242133554"/>
+      <w:bookmarkStart w:id="29" w:name="_Toc244205719"/>
       <w:r>
         <w:rPr>
           <w:rFonts w:ascii="Times New Roman" w:eastAsia="Times New Roman" w:hAnsi="Times New Roman" w:cs="Times New Roman"/>
@@ -13537,7 +14548,6 @@
           <w:szCs w:val="26"/>
           <w:lang w:val="vi-VN"/>
         </w:rPr>
-        <w:lastRenderedPageBreak/>
         <w:t>REQ-51:</w:t>
       </w:r>
       <w:r>
@@ -13559,7 +14569,7 @@
         </w:numPr>
         <w:ind w:left="900" w:hanging="450"/>
       </w:pPr>
-      <w:bookmarkStart w:id="30" w:name="_Toc242133555"/>
+      <w:bookmarkStart w:id="30" w:name="_Toc244205720"/>
       <w:r>
         <w:rPr>
           <w:rFonts w:ascii="Times New Roman" w:eastAsia="Times New Roman" w:hAnsi="Times New Roman" w:cs="Times New Roman"/>
@@ -13662,7 +14672,7 @@
           <w:szCs w:val="26"/>
           <w:lang w:val="vi-VN"/>
         </w:rPr>
-        <w:t>Xem số liệu tổng quan; chọn mục Chiến dịch, Giao dịch, Người dùng, Báo cáo, Cảnh báo rủi ro hoặc Nhật ký</w:t>
+        <w:t>Xem số liệu tổng quan; chọn mục Chiến dịch, Tổ chức, Giao dịch, Người dùng, Báo cáo, Cảnh báo rủi ro hoặc Nhật ký</w:t>
       </w:r>
     </w:p>
     <w:p>
@@ -13876,7 +14886,7 @@
         </w:numPr>
         <w:ind w:left="900" w:hanging="450"/>
       </w:pPr>
-      <w:bookmarkStart w:id="31" w:name="_Toc242133556"/>
+      <w:bookmarkStart w:id="31" w:name="_Toc244205721"/>
       <w:r>
         <w:rPr>
           <w:rFonts w:ascii="Times New Roman" w:eastAsia="Times New Roman" w:hAnsi="Times New Roman" w:cs="Times New Roman"/>
@@ -14170,7 +15180,6 @@
           <w:szCs w:val="26"/>
           <w:lang w:val="vi-VN"/>
         </w:rPr>
-        <w:lastRenderedPageBreak/>
         <w:t>REQ-58:</w:t>
       </w:r>
       <w:r>
@@ -14223,7 +15232,7 @@
         </w:numPr>
         <w:ind w:left="900" w:hanging="450"/>
       </w:pPr>
-      <w:bookmarkStart w:id="32" w:name="_Toc242133557"/>
+      <w:bookmarkStart w:id="32" w:name="_Toc244205722"/>
       <w:r>
         <w:rPr>
           <w:rFonts w:ascii="Times New Roman" w:eastAsia="Times New Roman" w:hAnsi="Times New Roman" w:cs="Times New Roman"/>
@@ -14549,7 +15558,7 @@
         </w:numPr>
         <w:ind w:left="900" w:hanging="450"/>
       </w:pPr>
-      <w:bookmarkStart w:id="33" w:name="_Toc242133558"/>
+      <w:bookmarkStart w:id="33" w:name="_Toc244205723"/>
       <w:r>
         <w:rPr>
           <w:rFonts w:ascii="Times New Roman" w:eastAsia="Times New Roman" w:hAnsi="Times New Roman" w:cs="Times New Roman"/>
@@ -14699,7 +15708,6 @@
           <w:szCs w:val="26"/>
           <w:lang w:val="vi-VN"/>
         </w:rPr>
-        <w:lastRenderedPageBreak/>
         <w:t>Yêu cầu chức năng:</w:t>
       </w:r>
     </w:p>
@@ -14907,7 +15915,7 @@
         </w:numPr>
         <w:ind w:left="900" w:hanging="450"/>
       </w:pPr>
-      <w:bookmarkStart w:id="34" w:name="_Toc242133559"/>
+      <w:bookmarkStart w:id="34" w:name="_Toc244205724"/>
       <w:r>
         <w:rPr>
           <w:rFonts w:ascii="Times New Roman" w:eastAsia="Times New Roman" w:hAnsi="Times New Roman" w:cs="Times New Roman"/>
@@ -14941,7 +15949,7 @@
           <w:szCs w:val="26"/>
           <w:lang w:val="vi-VN"/>
         </w:rPr>
-        <w:t xml:space="preserve"> Thấp. Thông báo cho người dùng về các sự kiện quan trọng qua email và trong ứng dụng (triển khai một phần).</w:t>
+        <w:t xml:space="preserve"> Trung bình. Thông báo cho người dùng về các sự kiện quan trọng trong ứng dụng và qua email.</w:t>
       </w:r>
     </w:p>
     <w:p>
@@ -14979,7 +15987,7 @@
           <w:szCs w:val="26"/>
           <w:lang w:val="vi-VN"/>
         </w:rPr>
-        <w:t>Sự kiện phát sinh (đăng ký, quên mật khẩu, chiến dịch được duyệt/từ chối, tài trợ thành công)</w:t>
+        <w:t>Sự kiện phát sinh (chiến dịch được duyệt/từ chối/cần bổ sung/tạm dừng/kết thúc, tài trợ thành công, hoàn tiền, bình luận mới, cập nhật tiến độ, mốc quá hạn)</w:t>
       </w:r>
     </w:p>
     <w:p>
@@ -14999,7 +16007,7 @@
           <w:szCs w:val="26"/>
           <w:lang w:val="vi-VN"/>
         </w:rPr>
-        <w:t>Hệ thống tạo thông báo và gửi email theo template</w:t>
+        <w:t>Hệ thống tạo thông báo trong ứng dụng; sự kiện quan trọng gửi kèm email theo template</w:t>
       </w:r>
     </w:p>
     <w:p>
@@ -15068,7 +16076,7 @@
           <w:szCs w:val="26"/>
           <w:lang w:val="vi-VN"/>
         </w:rPr>
-        <w:t xml:space="preserve"> Hệ thống phải gửi email xác minh tài khoản và email đặt lại mật khẩu (đã triển khai)</w:t>
+        <w:t xml:space="preserve"> Hệ thống phải gửi email xác minh tài khoản và email đặt lại mật khẩu</w:t>
       </w:r>
     </w:p>
     <w:p>
@@ -15099,7 +16107,7 @@
           <w:szCs w:val="26"/>
           <w:lang w:val="vi-VN"/>
         </w:rPr>
-        <w:t xml:space="preserve"> Hệ thống nên thông báo cho chủ dự án khi chiến dịch được duyệt, từ chối hoặc cần bổ sung [TBD]</w:t>
+        <w:t xml:space="preserve"> Hệ thống phải thông báo (trong ứng dụng và email) cho chủ dự án khi chiến dịch được duyệt, từ chối, cần bổ sung, tạm dừng, tiếp tục hoặc kết thúc</w:t>
       </w:r>
     </w:p>
     <w:p>
@@ -15130,7 +16138,38 @@
           <w:szCs w:val="26"/>
           <w:lang w:val="vi-VN"/>
         </w:rPr>
-        <w:t xml:space="preserve"> Hệ thống nên hiển thị danh sách thông báo trong ứng dụng, đánh dấu đã đọc [TBD]</w:t>
+        <w:t xml:space="preserve"> Hệ thống phải hiển thị danh sách thông báo trong ứng dụng và số thông báo chưa đọc; cho phép đánh dấu đã đọc từng thông báo hoặc tất cả</w:t>
+      </w:r>
+    </w:p>
+    <w:p>
+      <w:pPr>
+        <w:numPr>
+          <w:ilvl w:val="0"/>
+          <w:numId w:val="2"/>
+        </w:numPr>
+        <w:spacing w:after="60"/>
+        <w:ind w:left="1440"/>
+        <w:jc w:val="both"/>
+      </w:pPr>
+      <w:r>
+        <w:rPr>
+          <w:rFonts w:ascii="Times New Roman" w:eastAsia="Times New Roman" w:hAnsi="Times New Roman" w:cs="Times New Roman"/>
+          <w:b/>
+          <w:bCs/>
+          <w:sz w:val="26"/>
+          <w:szCs w:val="26"/>
+          <w:lang w:val="vi-VN"/>
+        </w:rPr>
+        <w:t>REQ-88:</w:t>
+      </w:r>
+      <w:r>
+        <w:rPr>
+          <w:rFonts w:ascii="Times New Roman" w:eastAsia="Times New Roman" w:hAnsi="Times New Roman" w:cs="Times New Roman"/>
+          <w:sz w:val="26"/>
+          <w:szCs w:val="26"/>
+          <w:lang w:val="vi-VN"/>
+        </w:rPr>
+        <w:t xml:space="preserve"> Người ủng hộ và người theo dõi phải nhận thông báo khi chiến dịch có cập nhật tiến độ, hoàn thành mốc hoặc đổi hạn mốc; chủ dự án nhận thông báo khi có khoản ủng hộ mới hoặc bình luận mới</w:t>
       </w:r>
     </w:p>
     <w:p>
@@ -15142,7 +16181,7 @@
         </w:numPr>
         <w:ind w:left="900" w:hanging="450"/>
       </w:pPr>
-      <w:bookmarkStart w:id="35" w:name="_Toc242133560"/>
+      <w:bookmarkStart w:id="35" w:name="_Toc244205725"/>
       <w:r>
         <w:rPr>
           <w:rFonts w:ascii="Times New Roman" w:eastAsia="Times New Roman" w:hAnsi="Times New Roman" w:cs="Times New Roman"/>
@@ -15176,7 +16215,7 @@
           <w:szCs w:val="26"/>
           <w:lang w:val="vi-VN"/>
         </w:rPr>
-        <w:t xml:space="preserve"> Thấp. Cho phép người dùng bình luận và theo dõi dự án (kế hoạch phát triển).</w:t>
+        <w:t xml:space="preserve"> Trung bình. Cho phép người dùng bình luận, hỏi đáp và theo dõi dự án; quản trị viên kiểm duyệt bình luận.</w:t>
       </w:r>
     </w:p>
     <w:p>
@@ -15259,6 +16298,26 @@
     </w:p>
     <w:p>
       <w:pPr>
+        <w:numPr>
+          <w:ilvl w:val="0"/>
+          <w:numId w:val="16"/>
+        </w:numPr>
+        <w:spacing w:after="60"/>
+        <w:ind w:left="1440"/>
+        <w:jc w:val="both"/>
+      </w:pPr>
+      <w:r>
+        <w:rPr>
+          <w:rFonts w:ascii="Times New Roman" w:eastAsia="Times New Roman" w:hAnsi="Times New Roman" w:cs="Times New Roman"/>
+          <w:sz w:val="26"/>
+          <w:szCs w:val="26"/>
+          <w:lang w:val="vi-VN"/>
+        </w:rPr>
+        <w:t>Quản trị viên ẩn/hiện bình luận vi phạm kèm lý do</w:t>
+      </w:r>
+    </w:p>
+    <w:p>
+      <w:pPr>
         <w:keepNext/>
         <w:spacing w:before="120" w:after="60"/>
         <w:ind w:left="1080"/>
@@ -15272,7 +16331,6 @@
           <w:szCs w:val="26"/>
           <w:lang w:val="vi-VN"/>
         </w:rPr>
-        <w:lastRenderedPageBreak/>
         <w:t>Yêu cầu chức năng:</w:t>
       </w:r>
     </w:p>
@@ -15304,7 +16362,889 @@
           <w:szCs w:val="26"/>
           <w:lang w:val="vi-VN"/>
         </w:rPr>
-        <w:t xml:space="preserve"> Hệ thống nên cho phép theo dõi/bỏ theo dõi dự án và ghi nhận sự kiện </w:t>
+        <w:t xml:space="preserve"> Hệ thống phải cho phép theo dõi/bỏ theo dõi dự án (idempotent, chỉ với chiến dịch Đã duyệt, Đang gây quỹ, Tạm dừng), xem danh sách dự án đang theo dõi và ghi nhận sự kiện follow cho mô-đun gợi ý</w:t>
+      </w:r>
+    </w:p>
+    <w:p>
+      <w:pPr>
+        <w:numPr>
+          <w:ilvl w:val="0"/>
+          <w:numId w:val="2"/>
+        </w:numPr>
+        <w:spacing w:after="60"/>
+        <w:ind w:left="1440"/>
+        <w:jc w:val="both"/>
+      </w:pPr>
+      <w:r>
+        <w:rPr>
+          <w:rFonts w:ascii="Times New Roman" w:eastAsia="Times New Roman" w:hAnsi="Times New Roman" w:cs="Times New Roman"/>
+          <w:b/>
+          <w:bCs/>
+          <w:sz w:val="26"/>
+          <w:szCs w:val="26"/>
+          <w:lang w:val="vi-VN"/>
+        </w:rPr>
+        <w:t>REQ-73:</w:t>
+      </w:r>
+      <w:r>
+        <w:rPr>
+          <w:rFonts w:ascii="Times New Roman" w:eastAsia="Times New Roman" w:hAnsi="Times New Roman" w:cs="Times New Roman"/>
+          <w:sz w:val="26"/>
+          <w:szCs w:val="26"/>
+          <w:lang w:val="vi-VN"/>
+        </w:rPr>
+        <w:t xml:space="preserve"> Hệ thống phải cho phép bình luận hoặc đặt câu hỏi (2–2.000 ký tự, tối đa 10 lần / 10 phút), trả lời một cấp, xóa bình luận của mình và báo cáo bình luận vi phạm</w:t>
+      </w:r>
+    </w:p>
+    <w:p>
+      <w:pPr>
+        <w:numPr>
+          <w:ilvl w:val="0"/>
+          <w:numId w:val="2"/>
+        </w:numPr>
+        <w:spacing w:after="60"/>
+        <w:ind w:left="1440"/>
+        <w:jc w:val="both"/>
+      </w:pPr>
+      <w:r>
+        <w:rPr>
+          <w:rFonts w:ascii="Times New Roman" w:eastAsia="Times New Roman" w:hAnsi="Times New Roman" w:cs="Times New Roman"/>
+          <w:b/>
+          <w:bCs/>
+          <w:sz w:val="26"/>
+          <w:szCs w:val="26"/>
+          <w:lang w:val="vi-VN"/>
+        </w:rPr>
+        <w:t>REQ-89:</w:t>
+      </w:r>
+      <w:r>
+        <w:rPr>
+          <w:rFonts w:ascii="Times New Roman" w:eastAsia="Times New Roman" w:hAnsi="Times New Roman" w:cs="Times New Roman"/>
+          <w:sz w:val="26"/>
+          <w:szCs w:val="26"/>
+          <w:lang w:val="vi-VN"/>
+        </w:rPr>
+        <w:t xml:space="preserve"> Quản trị viên phải ẩn được bình luận vi phạm kèm lý do (5–500 ký tự) và hiện lại khi cần; người viết được thông báo khi bình luận bị ẩn</w:t>
+      </w:r>
+    </w:p>
+    <w:p>
+      <w:pPr>
+        <w:pStyle w:val="Heading2"/>
+        <w:numPr>
+          <w:ilvl w:val="1"/>
+          <w:numId w:val="1"/>
+        </w:numPr>
+        <w:ind w:left="900" w:hanging="450"/>
+      </w:pPr>
+      <w:bookmarkStart w:id="36" w:name="_Toc244205726"/>
+      <w:r>
+        <w:rPr>
+          <w:rFonts w:ascii="Times New Roman" w:eastAsia="Times New Roman" w:hAnsi="Times New Roman" w:cs="Times New Roman"/>
+          <w:lang w:val="vi-VN"/>
+        </w:rPr>
+        <w:t>Tổ chức Thụ hưởng</w:t>
+      </w:r>
+      <w:bookmarkEnd w:id="36"/>
+    </w:p>
+    <w:p>
+      <w:pPr>
+        <w:spacing w:after="120"/>
+        <w:ind w:left="1080"/>
+        <w:jc w:val="both"/>
+      </w:pPr>
+      <w:r>
+        <w:rPr>
+          <w:rFonts w:ascii="Times New Roman" w:eastAsia="Times New Roman" w:hAnsi="Times New Roman" w:cs="Times New Roman"/>
+          <w:b/>
+          <w:bCs/>
+          <w:sz w:val="26"/>
+          <w:szCs w:val="26"/>
+          <w:lang w:val="vi-VN"/>
+        </w:rPr>
+        <w:t>Mô tả và Ưu tiên:</w:t>
+      </w:r>
+      <w:r>
+        <w:rPr>
+          <w:rFonts w:ascii="Times New Roman" w:eastAsia="Times New Roman" w:hAnsi="Times New Roman" w:cs="Times New Roman"/>
+          <w:sz w:val="26"/>
+          <w:szCs w:val="26"/>
+          <w:lang w:val="vi-VN"/>
+        </w:rPr>
+        <w:t xml:space="preserve"> Trung bình. Cho phép người đại diện đăng ký tổ chức thụ hưởng (quỹ từ thiện, tổ chức phi chính phủ, doanh nghiệp xã hội…), quản trị viên xác minh hồ sơ và cộng đồng gây quỹ cho tổ chức đã được xác minh.</w:t>
+      </w:r>
+    </w:p>
+    <w:p>
+      <w:pPr>
+        <w:keepNext/>
+        <w:spacing w:before="120" w:after="60"/>
+        <w:ind w:left="1080"/>
+      </w:pPr>
+      <w:r>
+        <w:rPr>
+          <w:rFonts w:ascii="Times New Roman" w:eastAsia="Times New Roman" w:hAnsi="Times New Roman" w:cs="Times New Roman"/>
+          <w:b/>
+          <w:bCs/>
+          <w:sz w:val="26"/>
+          <w:szCs w:val="26"/>
+          <w:lang w:val="vi-VN"/>
+        </w:rPr>
+        <w:t>Trình tự kích thích/đáp ứng:</w:t>
+      </w:r>
+    </w:p>
+    <w:p>
+      <w:pPr>
+        <w:numPr>
+          <w:ilvl w:val="0"/>
+          <w:numId w:val="16"/>
+        </w:numPr>
+        <w:spacing w:after="60"/>
+        <w:ind w:left="1440"/>
+        <w:jc w:val="both"/>
+      </w:pPr>
+      <w:r>
+        <w:rPr>
+          <w:rFonts w:ascii="Times New Roman" w:eastAsia="Times New Roman" w:hAnsi="Times New Roman" w:cs="Times New Roman"/>
+          <w:sz w:val="26"/>
+          <w:szCs w:val="26"/>
+          <w:lang w:val="vi-VN"/>
+        </w:rPr>
+        <w:t>Người đại diện mở /to-chuc/dang-ky, điền thông tin tổ chức và tải ảnh giấy phép</w:t>
+      </w:r>
+    </w:p>
+    <w:p>
+      <w:pPr>
+        <w:numPr>
+          <w:ilvl w:val="0"/>
+          <w:numId w:val="16"/>
+        </w:numPr>
+        <w:spacing w:after="60"/>
+        <w:ind w:left="1440"/>
+        <w:jc w:val="both"/>
+      </w:pPr>
+      <w:r>
+        <w:rPr>
+          <w:rFonts w:ascii="Times New Roman" w:eastAsia="Times New Roman" w:hAnsi="Times New Roman" w:cs="Times New Roman"/>
+          <w:sz w:val="26"/>
+          <w:szCs w:val="26"/>
+          <w:lang w:val="vi-VN"/>
+        </w:rPr>
+        <w:t>Hệ thống kiểm tra giới hạn số tổ chức và trùng số giấy phép, tạo hồ sơ Chờ xác minh</w:t>
+      </w:r>
+    </w:p>
+    <w:p>
+      <w:pPr>
+        <w:numPr>
+          <w:ilvl w:val="0"/>
+          <w:numId w:val="16"/>
+        </w:numPr>
+        <w:spacing w:after="60"/>
+        <w:ind w:left="1440"/>
+        <w:jc w:val="both"/>
+      </w:pPr>
+      <w:r>
+        <w:rPr>
+          <w:rFonts w:ascii="Times New Roman" w:eastAsia="Times New Roman" w:hAnsi="Times New Roman" w:cs="Times New Roman"/>
+          <w:sz w:val="26"/>
+          <w:szCs w:val="26"/>
+          <w:lang w:val="vi-VN"/>
+        </w:rPr>
+        <w:t>Quản trị viên đối chiếu giấy phép, chọn xác minh, yêu cầu bổ sung hoặc từ chối kèm lý do; hệ thống gửi thông báo và email cho người đại diện</w:t>
+      </w:r>
+    </w:p>
+    <w:p>
+      <w:pPr>
+        <w:numPr>
+          <w:ilvl w:val="0"/>
+          <w:numId w:val="16"/>
+        </w:numPr>
+        <w:spacing w:after="60"/>
+        <w:ind w:left="1440"/>
+        <w:jc w:val="both"/>
+      </w:pPr>
+      <w:r>
+        <w:rPr>
+          <w:rFonts w:ascii="Times New Roman" w:eastAsia="Times New Roman" w:hAnsi="Times New Roman" w:cs="Times New Roman"/>
+          <w:sz w:val="26"/>
+          <w:szCs w:val="26"/>
+          <w:lang w:val="vi-VN"/>
+        </w:rPr>
+        <w:t>Tổ chức đã xác minh hiện trên danh bạ /to-chuc; người dùng chọn “Gây quỹ cho tổ chức” ở bước 1 trình tạo chiến dịch</w:t>
+      </w:r>
+    </w:p>
+    <w:p>
+      <w:pPr>
+        <w:keepNext/>
+        <w:spacing w:before="120" w:after="60"/>
+        <w:ind w:left="1080"/>
+      </w:pPr>
+      <w:r>
+        <w:rPr>
+          <w:rFonts w:ascii="Times New Roman" w:eastAsia="Times New Roman" w:hAnsi="Times New Roman" w:cs="Times New Roman"/>
+          <w:b/>
+          <w:bCs/>
+          <w:sz w:val="26"/>
+          <w:szCs w:val="26"/>
+          <w:lang w:val="vi-VN"/>
+        </w:rPr>
+        <w:t>Yêu cầu chức năng:</w:t>
+      </w:r>
+    </w:p>
+    <w:p>
+      <w:pPr>
+        <w:numPr>
+          <w:ilvl w:val="0"/>
+          <w:numId w:val="2"/>
+        </w:numPr>
+        <w:spacing w:after="60"/>
+        <w:ind w:left="1440"/>
+        <w:jc w:val="both"/>
+      </w:pPr>
+      <w:r>
+        <w:rPr>
+          <w:rFonts w:ascii="Times New Roman" w:eastAsia="Times New Roman" w:hAnsi="Times New Roman" w:cs="Times New Roman"/>
+          <w:b/>
+          <w:bCs/>
+          <w:sz w:val="26"/>
+          <w:szCs w:val="26"/>
+          <w:lang w:val="vi-VN"/>
+        </w:rPr>
+        <w:t>REQ-80:</w:t>
+      </w:r>
+      <w:r>
+        <w:rPr>
+          <w:rFonts w:ascii="Times New Roman" w:eastAsia="Times New Roman" w:hAnsi="Times New Roman" w:cs="Times New Roman"/>
+          <w:sz w:val="26"/>
+          <w:szCs w:val="26"/>
+          <w:lang w:val="vi-VN"/>
+        </w:rPr>
+        <w:t xml:space="preserve"> Hồ sơ tổ chức gồm: tên, loại hình (quỹ từ thiện, tổ chức phi chính phủ, doanh nghiệp xã hội, giáo dục, y tế, khác), số giấy phép, cơ quan cấp, sứ mệnh, thông tin liên hệ, chức danh người đại diện và ảnh giấy phép</w:t>
+      </w:r>
+    </w:p>
+    <w:p>
+      <w:pPr>
+        <w:numPr>
+          <w:ilvl w:val="0"/>
+          <w:numId w:val="2"/>
+        </w:numPr>
+        <w:spacing w:after="60"/>
+        <w:ind w:left="1440"/>
+        <w:jc w:val="both"/>
+      </w:pPr>
+      <w:r>
+        <w:rPr>
+          <w:rFonts w:ascii="Times New Roman" w:eastAsia="Times New Roman" w:hAnsi="Times New Roman" w:cs="Times New Roman"/>
+          <w:b/>
+          <w:bCs/>
+          <w:sz w:val="26"/>
+          <w:szCs w:val="26"/>
+          <w:lang w:val="vi-VN"/>
+        </w:rPr>
+        <w:t>REQ-81:</w:t>
+      </w:r>
+      <w:r>
+        <w:rPr>
+          <w:rFonts w:ascii="Times New Roman" w:eastAsia="Times New Roman" w:hAnsi="Times New Roman" w:cs="Times New Roman"/>
+          <w:sz w:val="26"/>
+          <w:szCs w:val="26"/>
+          <w:lang w:val="vi-VN"/>
+        </w:rPr>
+        <w:t xml:space="preserve"> Mỗi tài khoản đại diện tối đa 3 tổ chức (không tính hồ sơ bị từ chối); số giấy phép không được trùng hồ sơ đang hoạt động; quản trị viên không được đăng ký tổ chức</w:t>
+      </w:r>
+    </w:p>
+    <w:p>
+      <w:pPr>
+        <w:numPr>
+          <w:ilvl w:val="0"/>
+          <w:numId w:val="2"/>
+        </w:numPr>
+        <w:spacing w:after="60"/>
+        <w:ind w:left="1440"/>
+        <w:jc w:val="both"/>
+      </w:pPr>
+      <w:r>
+        <w:rPr>
+          <w:rFonts w:ascii="Times New Roman" w:eastAsia="Times New Roman" w:hAnsi="Times New Roman" w:cs="Times New Roman"/>
+          <w:b/>
+          <w:bCs/>
+          <w:sz w:val="26"/>
+          <w:szCs w:val="26"/>
+          <w:lang w:val="vi-VN"/>
+        </w:rPr>
+        <w:t>REQ-82:</w:t>
+      </w:r>
+      <w:r>
+        <w:rPr>
+          <w:rFonts w:ascii="Times New Roman" w:eastAsia="Times New Roman" w:hAnsi="Times New Roman" w:cs="Times New Roman"/>
+          <w:sz w:val="26"/>
+          <w:szCs w:val="26"/>
+          <w:lang w:val="vi-VN"/>
+        </w:rPr>
+        <w:t xml:space="preserve"> Hệ thống chỉ chấp nhận các chuyển trạng thái do quản trị viên thực hiện: Chờ xác minh → Đã xác minh / Cần bổ sung / Bị từ chối; Cần bổ sung → Đã xác minh / Bị từ chối; Đã xác minh ⇄ Tạm ngưng. Người đại diện gửi lại hồ sơ Cần bổ sung hoặc Bị từ chối thì hồ sơ về Chờ xác minh</w:t>
+      </w:r>
+    </w:p>
+    <w:p>
+      <w:pPr>
+        <w:numPr>
+          <w:ilvl w:val="0"/>
+          <w:numId w:val="2"/>
+        </w:numPr>
+        <w:spacing w:after="60"/>
+        <w:ind w:left="1440"/>
+        <w:jc w:val="both"/>
+      </w:pPr>
+      <w:r>
+        <w:rPr>
+          <w:rFonts w:ascii="Times New Roman" w:eastAsia="Times New Roman" w:hAnsi="Times New Roman" w:cs="Times New Roman"/>
+          <w:b/>
+          <w:bCs/>
+          <w:sz w:val="26"/>
+          <w:szCs w:val="26"/>
+          <w:lang w:val="vi-VN"/>
+        </w:rPr>
+        <w:t>REQ-83:</w:t>
+      </w:r>
+      <w:r>
+        <w:rPr>
+          <w:rFonts w:ascii="Times New Roman" w:eastAsia="Times New Roman" w:hAnsi="Times New Roman" w:cs="Times New Roman"/>
+          <w:sz w:val="26"/>
+          <w:szCs w:val="26"/>
+          <w:lang w:val="vi-VN"/>
+        </w:rPr>
+        <w:t xml:space="preserve"> Yêu cầu bổ sung, từ chối hoặc tạm ngưng phải kèm lý do tối thiểu 10 ký tự; quản trị viên không được xét tổ chức do chính mình đại diện; mọi quyết định được ghi nhật ký kiểm toán và thông báo cho người đại diện</w:t>
+      </w:r>
+    </w:p>
+    <w:p>
+      <w:pPr>
+        <w:numPr>
+          <w:ilvl w:val="0"/>
+          <w:numId w:val="2"/>
+        </w:numPr>
+        <w:spacing w:after="60"/>
+        <w:ind w:left="1440"/>
+        <w:jc w:val="both"/>
+      </w:pPr>
+      <w:r>
+        <w:rPr>
+          <w:rFonts w:ascii="Times New Roman" w:eastAsia="Times New Roman" w:hAnsi="Times New Roman" w:cs="Times New Roman"/>
+          <w:b/>
+          <w:bCs/>
+          <w:sz w:val="26"/>
+          <w:szCs w:val="26"/>
+          <w:lang w:val="vi-VN"/>
+        </w:rPr>
+        <w:t>REQ-84:</w:t>
+      </w:r>
+      <w:r>
+        <w:rPr>
+          <w:rFonts w:ascii="Times New Roman" w:eastAsia="Times New Roman" w:hAnsi="Times New Roman" w:cs="Times New Roman"/>
+          <w:sz w:val="26"/>
+          <w:szCs w:val="26"/>
+          <w:lang w:val="vi-VN"/>
+        </w:rPr>
+        <w:t xml:space="preserve"> Khi tổ chức đã xác minh hoặc tạm ngưng, người đại diện không được sửa thông tin pháp lý (tên, loại hình, số giấy phép, cơ quan cấp, ảnh giấy phép, chức danh)</w:t>
+      </w:r>
+    </w:p>
+    <w:p>
+      <w:pPr>
+        <w:numPr>
+          <w:ilvl w:val="0"/>
+          <w:numId w:val="2"/>
+        </w:numPr>
+        <w:spacing w:after="60"/>
+        <w:ind w:left="1440"/>
+        <w:jc w:val="both"/>
+      </w:pPr>
+      <w:r>
+        <w:rPr>
+          <w:rFonts w:ascii="Times New Roman" w:eastAsia="Times New Roman" w:hAnsi="Times New Roman" w:cs="Times New Roman"/>
+          <w:b/>
+          <w:bCs/>
+          <w:sz w:val="26"/>
+          <w:szCs w:val="26"/>
+          <w:lang w:val="vi-VN"/>
+        </w:rPr>
+        <w:t>REQ-85:</w:t>
+      </w:r>
+      <w:r>
+        <w:rPr>
+          <w:rFonts w:ascii="Times New Roman" w:eastAsia="Times New Roman" w:hAnsi="Times New Roman" w:cs="Times New Roman"/>
+          <w:sz w:val="26"/>
+          <w:szCs w:val="26"/>
+          <w:lang w:val="vi-VN"/>
+        </w:rPr>
+        <w:t xml:space="preserve"> Chỉ tổ chức đã xác minh được hiển thị công khai và nhận chiến dịch gây quỹ; trang tổ chức hiển thị số chiến dịch và tổng tiền huy động tính từ khoản ủng hộ đã xác nhận</w:t>
+      </w:r>
+    </w:p>
+    <w:p>
+      <w:pPr>
+        <w:numPr>
+          <w:ilvl w:val="0"/>
+          <w:numId w:val="2"/>
+        </w:numPr>
+        <w:spacing w:after="60"/>
+        <w:ind w:left="1440"/>
+        <w:jc w:val="both"/>
+      </w:pPr>
+      <w:r>
+        <w:rPr>
+          <w:rFonts w:ascii="Times New Roman" w:eastAsia="Times New Roman" w:hAnsi="Times New Roman" w:cs="Times New Roman"/>
+          <w:b/>
+          <w:bCs/>
+          <w:sz w:val="26"/>
+          <w:szCs w:val="26"/>
+          <w:lang w:val="vi-VN"/>
+        </w:rPr>
+        <w:t>REQ-86:</w:t>
+      </w:r>
+      <w:r>
+        <w:rPr>
+          <w:rFonts w:ascii="Times New Roman" w:eastAsia="Times New Roman" w:hAnsi="Times New Roman" w:cs="Times New Roman"/>
+          <w:sz w:val="26"/>
+          <w:szCs w:val="26"/>
+          <w:lang w:val="vi-VN"/>
+        </w:rPr>
+        <w:t xml:space="preserve"> Danh bạ tổ chức phải hỗ trợ tìm theo tên và lọc theo loại hình</w:t>
+      </w:r>
+    </w:p>
+    <w:p>
+      <w:pPr>
+        <w:pStyle w:val="Heading1"/>
+        <w:numPr>
+          <w:ilvl w:val="0"/>
+          <w:numId w:val="1"/>
+        </w:numPr>
+      </w:pPr>
+      <w:bookmarkStart w:id="37" w:name="_Toc244205727"/>
+      <w:r>
+        <w:rPr>
+          <w:rFonts w:ascii="Times New Roman" w:eastAsia="Times New Roman" w:hAnsi="Times New Roman" w:cs="Times New Roman"/>
+          <w:sz w:val="26"/>
+          <w:szCs w:val="26"/>
+          <w:lang w:val="vi-VN"/>
+        </w:rPr>
+        <w:t>Các yêu cầu phi chức năng khác</w:t>
+      </w:r>
+      <w:bookmarkEnd w:id="37"/>
+    </w:p>
+    <w:p>
+      <w:pPr>
+        <w:pStyle w:val="Heading2"/>
+        <w:numPr>
+          <w:ilvl w:val="1"/>
+          <w:numId w:val="1"/>
+        </w:numPr>
+        <w:ind w:left="900" w:hanging="450"/>
+      </w:pPr>
+      <w:bookmarkStart w:id="38" w:name="_Toc244205728"/>
+      <w:r>
+        <w:rPr>
+          <w:rFonts w:ascii="Times New Roman" w:eastAsia="Times New Roman" w:hAnsi="Times New Roman" w:cs="Times New Roman"/>
+          <w:lang w:val="vi-VN"/>
+        </w:rPr>
+        <w:t>Yêu cầu về mặt hiệu năng</w:t>
+      </w:r>
+      <w:bookmarkEnd w:id="38"/>
+    </w:p>
+    <w:p>
+      <w:pPr>
+        <w:spacing w:after="120"/>
+        <w:ind w:left="1080"/>
+        <w:jc w:val="both"/>
+      </w:pPr>
+      <w:r>
+        <w:rPr>
+          <w:rFonts w:ascii="Times New Roman" w:eastAsia="Times New Roman" w:hAnsi="Times New Roman" w:cs="Times New Roman"/>
+          <w:sz w:val="26"/>
+          <w:szCs w:val="26"/>
+          <w:lang w:val="vi-VN"/>
+        </w:rPr>
+        <w:t>Thời gian phản hồi:</w:t>
+      </w:r>
+    </w:p>
+    <w:p>
+      <w:pPr>
+        <w:numPr>
+          <w:ilvl w:val="0"/>
+          <w:numId w:val="2"/>
+        </w:numPr>
+        <w:spacing w:after="60"/>
+        <w:ind w:left="1440"/>
+        <w:jc w:val="both"/>
+      </w:pPr>
+      <w:r>
+        <w:rPr>
+          <w:rFonts w:ascii="Times New Roman" w:eastAsia="Times New Roman" w:hAnsi="Times New Roman" w:cs="Times New Roman"/>
+          <w:sz w:val="26"/>
+          <w:szCs w:val="26"/>
+          <w:lang w:val="vi-VN"/>
+        </w:rPr>
+        <w:t>NFR-1: API đọc danh sách/chi tiết: &lt; 500 ms (p95) với 50 người dùng đồng thời</w:t>
+      </w:r>
+    </w:p>
+    <w:p>
+      <w:pPr>
+        <w:numPr>
+          <w:ilvl w:val="0"/>
+          <w:numId w:val="2"/>
+        </w:numPr>
+        <w:spacing w:after="60"/>
+        <w:ind w:left="1440"/>
+        <w:jc w:val="both"/>
+      </w:pPr>
+      <w:r>
+        <w:rPr>
+          <w:rFonts w:ascii="Times New Roman" w:eastAsia="Times New Roman" w:hAnsi="Times New Roman" w:cs="Times New Roman"/>
+          <w:sz w:val="26"/>
+          <w:szCs w:val="26"/>
+          <w:lang w:val="vi-VN"/>
+        </w:rPr>
+        <w:t>NFR-2: Tải trang lần đầu (SSR): &lt; 3 giây trên mạng 4G</w:t>
+      </w:r>
+    </w:p>
+    <w:p>
+      <w:pPr>
+        <w:numPr>
+          <w:ilvl w:val="0"/>
+          <w:numId w:val="2"/>
+        </w:numPr>
+        <w:spacing w:after="60"/>
+        <w:ind w:left="1440"/>
+        <w:jc w:val="both"/>
+      </w:pPr>
+      <w:r>
+        <w:rPr>
+          <w:rFonts w:ascii="Times New Roman" w:eastAsia="Times New Roman" w:hAnsi="Times New Roman" w:cs="Times New Roman"/>
+          <w:sz w:val="26"/>
+          <w:szCs w:val="26"/>
+          <w:lang w:val="vi-VN"/>
+        </w:rPr>
+        <w:t>NFR-3: Đăng nhập: &lt; 2 giây; tạo giao dịch tài trợ: &lt; 2 giây</w:t>
+      </w:r>
+    </w:p>
+    <w:p>
+      <w:pPr>
+        <w:numPr>
+          <w:ilvl w:val="0"/>
+          <w:numId w:val="2"/>
+        </w:numPr>
+        <w:spacing w:after="60"/>
+        <w:ind w:left="1440"/>
+        <w:jc w:val="both"/>
+      </w:pPr>
+      <w:r>
+        <w:rPr>
+          <w:rFonts w:ascii="Times New Roman" w:eastAsia="Times New Roman" w:hAnsi="Times New Roman" w:cs="Times New Roman"/>
+          <w:sz w:val="26"/>
+          <w:szCs w:val="26"/>
+          <w:lang w:val="vi-VN"/>
+        </w:rPr>
+        <w:t>NFR-4: Gọi AI (gợi ý, dự đoán): &lt; 2 giây; quá thời gian thì dùng phương án dự phòng</w:t>
+      </w:r>
+    </w:p>
+    <w:p>
+      <w:pPr>
+        <w:spacing w:after="120"/>
+        <w:ind w:left="1080"/>
+        <w:jc w:val="both"/>
+      </w:pPr>
+      <w:r>
+        <w:rPr>
+          <w:rFonts w:ascii="Times New Roman" w:eastAsia="Times New Roman" w:hAnsi="Times New Roman" w:cs="Times New Roman"/>
+          <w:sz w:val="26"/>
+          <w:szCs w:val="26"/>
+          <w:lang w:val="vi-VN"/>
+        </w:rPr>
+        <w:t>Khả năng xử lý:</w:t>
+      </w:r>
+    </w:p>
+    <w:p>
+      <w:pPr>
+        <w:numPr>
+          <w:ilvl w:val="0"/>
+          <w:numId w:val="2"/>
+        </w:numPr>
+        <w:spacing w:after="60"/>
+        <w:ind w:left="1440"/>
+        <w:jc w:val="both"/>
+      </w:pPr>
+      <w:r>
+        <w:rPr>
+          <w:rFonts w:ascii="Times New Roman" w:eastAsia="Times New Roman" w:hAnsi="Times New Roman" w:cs="Times New Roman"/>
+          <w:sz w:val="26"/>
+          <w:szCs w:val="26"/>
+          <w:lang w:val="vi-VN"/>
+        </w:rPr>
+        <w:t>NFR-5: Hỗ trợ tối thiểu 100 người dùng đồng thời ở cấu hình demo</w:t>
+      </w:r>
+    </w:p>
+    <w:p>
+      <w:pPr>
+        <w:numPr>
+          <w:ilvl w:val="0"/>
+          <w:numId w:val="2"/>
+        </w:numPr>
+        <w:spacing w:after="60"/>
+        <w:ind w:left="1440"/>
+        <w:jc w:val="both"/>
+      </w:pPr>
+      <w:r>
+        <w:rPr>
+          <w:rFonts w:ascii="Times New Roman" w:eastAsia="Times New Roman" w:hAnsi="Times New Roman" w:cs="Times New Roman"/>
+          <w:sz w:val="26"/>
+          <w:szCs w:val="26"/>
+          <w:lang w:val="vi-VN"/>
+        </w:rPr>
+        <w:t>NFR-6: Mọi danh sách lớn đều phân trang (mặc định 20, tối đa 100 bản ghi/trang)</w:t>
+      </w:r>
+    </w:p>
+    <w:p>
+      <w:pPr>
+        <w:numPr>
+          <w:ilvl w:val="0"/>
+          <w:numId w:val="2"/>
+        </w:numPr>
+        <w:spacing w:after="60"/>
+        <w:ind w:left="1440"/>
+        <w:jc w:val="both"/>
+      </w:pPr>
+      <w:r>
+        <w:rPr>
+          <w:rFonts w:ascii="Times New Roman" w:eastAsia="Times New Roman" w:hAnsi="Times New Roman" w:cs="Times New Roman"/>
+          <w:sz w:val="26"/>
+          <w:szCs w:val="26"/>
+          <w:lang w:val="vi-VN"/>
+        </w:rPr>
+        <w:t>NFR-7: Dịch vụ stateless, có thể mở rộng ngang bằng cách tăng số task ECS</w:t>
+      </w:r>
+    </w:p>
+    <w:p>
+      <w:pPr>
+        <w:spacing w:after="120"/>
+        <w:ind w:left="1080"/>
+        <w:jc w:val="both"/>
+      </w:pPr>
+      <w:r>
+        <w:rPr>
+          <w:rFonts w:ascii="Times New Roman" w:eastAsia="Times New Roman" w:hAnsi="Times New Roman" w:cs="Times New Roman"/>
+          <w:sz w:val="26"/>
+          <w:szCs w:val="26"/>
+          <w:lang w:val="vi-VN"/>
+        </w:rPr>
+        <w:t>Tính khả dụng:</w:t>
+      </w:r>
+    </w:p>
+    <w:p>
+      <w:pPr>
+        <w:numPr>
+          <w:ilvl w:val="0"/>
+          <w:numId w:val="2"/>
+        </w:numPr>
+        <w:spacing w:after="60"/>
+        <w:ind w:left="1440"/>
+        <w:jc w:val="both"/>
+      </w:pPr>
+      <w:r>
+        <w:rPr>
+          <w:rFonts w:ascii="Times New Roman" w:eastAsia="Times New Roman" w:hAnsi="Times New Roman" w:cs="Times New Roman"/>
+          <w:sz w:val="26"/>
+          <w:szCs w:val="26"/>
+          <w:lang w:val="vi-VN"/>
+        </w:rPr>
+        <w:t>NFR-8: Uptime mục tiêu 99% trong thời gian demo (trừ bảo trì có kế hoạch)</w:t>
+      </w:r>
+    </w:p>
+    <w:p>
+      <w:pPr>
+        <w:numPr>
+          <w:ilvl w:val="0"/>
+          <w:numId w:val="2"/>
+        </w:numPr>
+        <w:spacing w:after="60"/>
+        <w:ind w:left="1440"/>
+        <w:jc w:val="both"/>
+      </w:pPr>
+      <w:r>
+        <w:rPr>
+          <w:rFonts w:ascii="Times New Roman" w:eastAsia="Times New Roman" w:hAnsi="Times New Roman" w:cs="Times New Roman"/>
+          <w:sz w:val="26"/>
+          <w:szCs w:val="26"/>
+          <w:lang w:val="vi-VN"/>
+        </w:rPr>
+        <w:t>NFR-9: Thanh toán và nghiệp vụ lõi không phụ thuộc vào AI Service</w:t>
+      </w:r>
+    </w:p>
+    <w:p>
+      <w:pPr>
+        <w:pStyle w:val="Heading2"/>
+        <w:numPr>
+          <w:ilvl w:val="1"/>
+          <w:numId w:val="1"/>
+        </w:numPr>
+        <w:ind w:left="900" w:hanging="450"/>
+      </w:pPr>
+      <w:bookmarkStart w:id="39" w:name="_Toc244205729"/>
+      <w:r>
+        <w:rPr>
+          <w:rFonts w:ascii="Times New Roman" w:eastAsia="Times New Roman" w:hAnsi="Times New Roman" w:cs="Times New Roman"/>
+          <w:lang w:val="vi-VN"/>
+        </w:rPr>
+        <w:t>Yêu cầu an toàn</w:t>
+      </w:r>
+      <w:bookmarkEnd w:id="39"/>
+    </w:p>
+    <w:p>
+      <w:pPr>
+        <w:numPr>
+          <w:ilvl w:val="0"/>
+          <w:numId w:val="2"/>
+        </w:numPr>
+        <w:spacing w:after="60"/>
+        <w:ind w:left="1440"/>
+        <w:jc w:val="both"/>
+      </w:pPr>
+      <w:r>
+        <w:rPr>
+          <w:rFonts w:ascii="Times New Roman" w:eastAsia="Times New Roman" w:hAnsi="Times New Roman" w:cs="Times New Roman"/>
+          <w:sz w:val="26"/>
+          <w:szCs w:val="26"/>
+          <w:lang w:val="vi-VN"/>
+        </w:rPr>
+        <w:t>NFR-10: Không mất hoặc ghi nhận trùng tiền tài trợ: idempotency key, cập nhật có điều kiện, chống phát lại webhook, đối chiếu mã đơn và số tiền khi nhận IPN SePay</w:t>
+      </w:r>
+    </w:p>
+    <w:p>
+      <w:pPr>
+        <w:numPr>
+          <w:ilvl w:val="0"/>
+          <w:numId w:val="2"/>
+        </w:numPr>
+        <w:spacing w:after="60"/>
+        <w:ind w:left="1440"/>
+        <w:jc w:val="both"/>
+      </w:pPr>
+      <w:r>
+        <w:rPr>
+          <w:rFonts w:ascii="Times New Roman" w:eastAsia="Times New Roman" w:hAnsi="Times New Roman" w:cs="Times New Roman"/>
+          <w:sz w:val="26"/>
+          <w:szCs w:val="26"/>
+          <w:lang w:val="vi-VN"/>
+        </w:rPr>
+        <w:t>NFR-11: Sao lưu cơ sở dữ liệu tự động hàng ngày (RDS automated backup); migration có rollback</w:t>
+      </w:r>
+    </w:p>
+    <w:p>
+      <w:pPr>
+        <w:numPr>
+          <w:ilvl w:val="0"/>
+          <w:numId w:val="2"/>
+        </w:numPr>
+        <w:spacing w:after="60"/>
+        <w:ind w:left="1440"/>
+        <w:jc w:val="both"/>
+      </w:pPr>
+      <w:r>
+        <w:rPr>
+          <w:rFonts w:ascii="Times New Roman" w:eastAsia="Times New Roman" w:hAnsi="Times New Roman" w:cs="Times New Roman"/>
+          <w:sz w:val="26"/>
+          <w:szCs w:val="26"/>
+          <w:lang w:val="vi-VN"/>
+        </w:rPr>
+        <w:t>NFR-12: Dữ liệu quan trọng dùng xóa mềm, có thể khôi phục</w:t>
+      </w:r>
+    </w:p>
+    <w:p>
+      <w:pPr>
+        <w:numPr>
+          <w:ilvl w:val="0"/>
+          <w:numId w:val="2"/>
+        </w:numPr>
+        <w:spacing w:after="60"/>
+        <w:ind w:left="1440"/>
+        <w:jc w:val="both"/>
+      </w:pPr>
+      <w:r>
+        <w:rPr>
+          <w:rFonts w:ascii="Times New Roman" w:eastAsia="Times New Roman" w:hAnsi="Times New Roman" w:cs="Times New Roman"/>
+          <w:sz w:val="26"/>
+          <w:szCs w:val="26"/>
+          <w:lang w:val="vi-VN"/>
+        </w:rPr>
+        <w:t>NFR-13: Kết quả AI luôn kèm cảnh báo “chỉ mang tính tham khảo” để tránh quyết định sai gây thiệt hại cho chủ dự án</w:t>
+      </w:r>
+    </w:p>
+    <w:p>
+      <w:pPr>
+        <w:pStyle w:val="Heading2"/>
+        <w:numPr>
+          <w:ilvl w:val="1"/>
+          <w:numId w:val="1"/>
+        </w:numPr>
+        <w:ind w:left="900" w:hanging="450"/>
+      </w:pPr>
+      <w:bookmarkStart w:id="40" w:name="_Toc244205730"/>
+      <w:r>
+        <w:rPr>
+          <w:rFonts w:ascii="Times New Roman" w:eastAsia="Times New Roman" w:hAnsi="Times New Roman" w:cs="Times New Roman"/>
+          <w:lang w:val="vi-VN"/>
+        </w:rPr>
+        <w:t>Yêu cầu bảo mật</w:t>
+      </w:r>
+      <w:bookmarkEnd w:id="40"/>
+    </w:p>
+    <w:p>
+      <w:pPr>
+        <w:spacing w:after="120"/>
+        <w:ind w:left="1080"/>
+        <w:jc w:val="both"/>
+      </w:pPr>
+      <w:r>
+        <w:rPr>
+          <w:rFonts w:ascii="Times New Roman" w:eastAsia="Times New Roman" w:hAnsi="Times New Roman" w:cs="Times New Roman"/>
+          <w:sz w:val="26"/>
+          <w:szCs w:val="26"/>
+          <w:lang w:val="vi-VN"/>
+        </w:rPr>
+        <w:t>Xác thực và phân quyền:</w:t>
+      </w:r>
+    </w:p>
+    <w:p>
+      <w:pPr>
+        <w:numPr>
+          <w:ilvl w:val="0"/>
+          <w:numId w:val="2"/>
+        </w:numPr>
+        <w:spacing w:after="60"/>
+        <w:ind w:left="1440"/>
+        <w:jc w:val="both"/>
+      </w:pPr>
+      <w:r>
+        <w:rPr>
+          <w:rFonts w:ascii="Times New Roman" w:eastAsia="Times New Roman" w:hAnsi="Times New Roman" w:cs="Times New Roman"/>
+          <w:sz w:val="26"/>
+          <w:szCs w:val="26"/>
+          <w:lang w:val="vi-VN"/>
+        </w:rPr>
+        <w:t>NFR-14: Mật khẩu 8–72 ký tự, băm bcrypt; JWT ký bằng secret lưu ngoài mã nguồn</w:t>
+      </w:r>
+    </w:p>
+    <w:p>
+      <w:pPr>
+        <w:numPr>
+          <w:ilvl w:val="0"/>
+          <w:numId w:val="2"/>
+        </w:numPr>
+        <w:spacing w:after="60"/>
+        <w:ind w:left="1440"/>
+        <w:jc w:val="both"/>
+      </w:pPr>
+      <w:r>
+        <w:rPr>
+          <w:rFonts w:ascii="Times New Roman" w:eastAsia="Times New Roman" w:hAnsi="Times New Roman" w:cs="Times New Roman"/>
+          <w:sz w:val="26"/>
+          <w:szCs w:val="26"/>
+          <w:lang w:val="vi-VN"/>
+        </w:rPr>
+        <w:t>NFR-15: Phân quyền theo vai trò và quyền sở hữu, kiểm tra ở server (</w:t>
       </w:r>
       <w:r>
         <w:rPr>
@@ -15315,16 +17255,36 @@
           <w:szCs w:val="26"/>
           <w:lang w:val="vi-VN"/>
         </w:rPr>
-        <w:t>follow</w:t>
-      </w:r>
-      <w:r>
-        <w:rPr>
-          <w:rFonts w:ascii="Times New Roman" w:eastAsia="Times New Roman" w:hAnsi="Times New Roman" w:cs="Times New Roman"/>
-          <w:sz w:val="26"/>
-          <w:szCs w:val="26"/>
-          <w:lang w:val="vi-VN"/>
-        </w:rPr>
-        <w:t xml:space="preserve"> cho mô-đun gợi ý [TBD]</w:t>
+        <w:t>JwtAuthGuard</w:t>
+      </w:r>
+      <w:r>
+        <w:rPr>
+          <w:rFonts w:ascii="Times New Roman" w:eastAsia="Times New Roman" w:hAnsi="Times New Roman" w:cs="Times New Roman"/>
+          <w:sz w:val="26"/>
+          <w:szCs w:val="26"/>
+          <w:lang w:val="vi-VN"/>
+        </w:rPr>
+        <w:t xml:space="preserve">, </w:t>
+      </w:r>
+      <w:r>
+        <w:rPr>
+          <w:rFonts w:ascii="Times New Roman" w:eastAsia="Times New Roman" w:hAnsi="Times New Roman" w:cs="Times New Roman"/>
+          <w:i/>
+          <w:iCs/>
+          <w:sz w:val="26"/>
+          <w:szCs w:val="26"/>
+          <w:lang w:val="vi-VN"/>
+        </w:rPr>
+        <w:t>RolesGuard</w:t>
+      </w:r>
+      <w:r>
+        <w:rPr>
+          <w:rFonts w:ascii="Times New Roman" w:eastAsia="Times New Roman" w:hAnsi="Times New Roman" w:cs="Times New Roman"/>
+          <w:sz w:val="26"/>
+          <w:szCs w:val="26"/>
+          <w:lang w:val="vi-VN"/>
+        </w:rPr>
+        <w:t>)</w:t>
       </w:r>
     </w:p>
     <w:p>
@@ -15335,6 +17295,157 @@
         </w:numPr>
         <w:spacing w:after="60"/>
         <w:ind w:left="1440"/>
+        <w:jc w:val="both"/>
+      </w:pPr>
+      <w:r>
+        <w:rPr>
+          <w:rFonts w:ascii="Times New Roman" w:eastAsia="Times New Roman" w:hAnsi="Times New Roman" w:cs="Times New Roman"/>
+          <w:sz w:val="26"/>
+          <w:szCs w:val="26"/>
+          <w:lang w:val="vi-VN"/>
+        </w:rPr>
+        <w:t>NFR-16: Giới hạn tần suất yêu cầu (Redis) và khóa tạm tài khoản khi đăng nhập sai nhiều lần</w:t>
+      </w:r>
+    </w:p>
+    <w:p>
+      <w:pPr>
+        <w:spacing w:after="120"/>
+        <w:ind w:left="1080"/>
+        <w:jc w:val="both"/>
+      </w:pPr>
+      <w:r>
+        <w:rPr>
+          <w:rFonts w:ascii="Times New Roman" w:eastAsia="Times New Roman" w:hAnsi="Times New Roman" w:cs="Times New Roman"/>
+          <w:sz w:val="26"/>
+          <w:szCs w:val="26"/>
+          <w:lang w:val="vi-VN"/>
+        </w:rPr>
+        <w:t>Bảo vệ dữ liệu:</w:t>
+      </w:r>
+    </w:p>
+    <w:p>
+      <w:pPr>
+        <w:numPr>
+          <w:ilvl w:val="0"/>
+          <w:numId w:val="2"/>
+        </w:numPr>
+        <w:spacing w:after="60"/>
+        <w:ind w:left="1440"/>
+        <w:jc w:val="both"/>
+      </w:pPr>
+      <w:r>
+        <w:rPr>
+          <w:rFonts w:ascii="Times New Roman" w:eastAsia="Times New Roman" w:hAnsi="Times New Roman" w:cs="Times New Roman"/>
+          <w:sz w:val="26"/>
+          <w:szCs w:val="26"/>
+          <w:lang w:val="vi-VN"/>
+        </w:rPr>
+        <w:t xml:space="preserve">NFR-17: Không lưu thông tin thẻ; không trả </w:t>
+      </w:r>
+      <w:r>
+        <w:rPr>
+          <w:rFonts w:ascii="Times New Roman" w:eastAsia="Times New Roman" w:hAnsi="Times New Roman" w:cs="Times New Roman"/>
+          <w:i/>
+          <w:iCs/>
+          <w:sz w:val="26"/>
+          <w:szCs w:val="26"/>
+          <w:lang w:val="vi-VN"/>
+        </w:rPr>
+        <w:t>passwordHash</w:t>
+      </w:r>
+      <w:r>
+        <w:rPr>
+          <w:rFonts w:ascii="Times New Roman" w:eastAsia="Times New Roman" w:hAnsi="Times New Roman" w:cs="Times New Roman"/>
+          <w:sz w:val="26"/>
+          <w:szCs w:val="26"/>
+          <w:lang w:val="vi-VN"/>
+        </w:rPr>
+        <w:t>; ẩn email/số điện thoại khỏi API công khai</w:t>
+      </w:r>
+    </w:p>
+    <w:p>
+      <w:pPr>
+        <w:numPr>
+          <w:ilvl w:val="0"/>
+          <w:numId w:val="2"/>
+        </w:numPr>
+        <w:spacing w:after="60"/>
+        <w:ind w:left="1440"/>
+        <w:jc w:val="both"/>
+      </w:pPr>
+      <w:r>
+        <w:rPr>
+          <w:rFonts w:ascii="Times New Roman" w:eastAsia="Times New Roman" w:hAnsi="Times New Roman" w:cs="Times New Roman"/>
+          <w:sz w:val="26"/>
+          <w:szCs w:val="26"/>
+          <w:lang w:val="vi-VN"/>
+        </w:rPr>
+        <w:t>NFR-18: Kiểm tra dữ liệu đầu vào bằng DTO (class-validator); ORM tham số hóa truy vấn chống SQL injection</w:t>
+      </w:r>
+    </w:p>
+    <w:p>
+      <w:pPr>
+        <w:numPr>
+          <w:ilvl w:val="0"/>
+          <w:numId w:val="2"/>
+        </w:numPr>
+        <w:spacing w:after="60"/>
+        <w:ind w:left="1440"/>
+        <w:jc w:val="both"/>
+      </w:pPr>
+      <w:r>
+        <w:rPr>
+          <w:rFonts w:ascii="Times New Roman" w:eastAsia="Times New Roman" w:hAnsi="Times New Roman" w:cs="Times New Roman"/>
+          <w:sz w:val="26"/>
+          <w:szCs w:val="26"/>
+          <w:lang w:val="vi-VN"/>
+        </w:rPr>
+        <w:t>NFR-19: Bật helmet, giới hạn CORS, HTTPS ở production; token xác minh/đặt lại mật khẩu lưu dạng băm</w:t>
+      </w:r>
+    </w:p>
+    <w:p>
+      <w:pPr>
+        <w:numPr>
+          <w:ilvl w:val="0"/>
+          <w:numId w:val="2"/>
+        </w:numPr>
+        <w:spacing w:after="60"/>
+        <w:ind w:left="1440"/>
+        <w:jc w:val="both"/>
+      </w:pPr>
+      <w:r>
+        <w:rPr>
+          <w:rFonts w:ascii="Times New Roman" w:eastAsia="Times New Roman" w:hAnsi="Times New Roman" w:cs="Times New Roman"/>
+          <w:sz w:val="26"/>
+          <w:szCs w:val="26"/>
+          <w:lang w:val="vi-VN"/>
+        </w:rPr>
+        <w:t>NFR-20: Tuân thủ Nghị định 13/2023/NĐ-CP: chỉ thu thập dữ liệu cần thiết, AI chỉ nhận dữ liệu tối thiểu đã chuẩn hóa</w:t>
+      </w:r>
+    </w:p>
+    <w:p>
+      <w:pPr>
+        <w:pStyle w:val="Heading2"/>
+        <w:numPr>
+          <w:ilvl w:val="1"/>
+          <w:numId w:val="1"/>
+        </w:numPr>
+        <w:ind w:left="900" w:hanging="450"/>
+      </w:pPr>
+      <w:bookmarkStart w:id="41" w:name="_Toc244205731"/>
+      <w:r>
+        <w:rPr>
+          <w:rFonts w:ascii="Times New Roman" w:eastAsia="Times New Roman" w:hAnsi="Times New Roman" w:cs="Times New Roman"/>
+          <w:lang w:val="vi-VN"/>
+        </w:rPr>
+        <w:t>Thuộc tính chất lượng phần mềm</w:t>
+      </w:r>
+      <w:bookmarkEnd w:id="41"/>
+    </w:p>
+    <w:p>
+      <w:pPr>
+        <w:spacing w:after="120"/>
+        <w:ind w:left="1080"/>
         <w:jc w:val="both"/>
       </w:pPr>
       <w:r>
@@ -15346,37 +17457,212 @@
           <w:szCs w:val="26"/>
           <w:lang w:val="vi-VN"/>
         </w:rPr>
-        <w:t>REQ-73:</w:t>
-      </w:r>
-      <w:r>
-        <w:rPr>
-          <w:rFonts w:ascii="Times New Roman" w:eastAsia="Times New Roman" w:hAnsi="Times New Roman" w:cs="Times New Roman"/>
-          <w:sz w:val="26"/>
-          <w:szCs w:val="26"/>
-          <w:lang w:val="vi-VN"/>
-        </w:rPr>
-        <w:t xml:space="preserve"> Hệ thống nên cho phép bình luận, kèm chức năng báo cáo bình luận vi phạm [TBD]</w:t>
-      </w:r>
-    </w:p>
-    <w:p>
-      <w:pPr>
-        <w:pStyle w:val="Heading1"/>
-        <w:numPr>
-          <w:ilvl w:val="0"/>
-          <w:numId w:val="1"/>
-        </w:numPr>
-      </w:pPr>
-      <w:bookmarkStart w:id="36" w:name="_Toc242133561"/>
-      <w:r>
-        <w:rPr>
-          <w:rFonts w:ascii="Times New Roman" w:eastAsia="Times New Roman" w:hAnsi="Times New Roman" w:cs="Times New Roman"/>
-          <w:sz w:val="26"/>
-          <w:szCs w:val="26"/>
-          <w:lang w:val="vi-VN"/>
-        </w:rPr>
-        <w:t>Các yêu cầu phi chức năng khác</w:t>
-      </w:r>
-      <w:bookmarkEnd w:id="36"/>
+        <w:t>Usability (Tính dễ sử dụng):</w:t>
+      </w:r>
+      <w:r>
+        <w:rPr>
+          <w:rFonts w:ascii="Times New Roman" w:eastAsia="Times New Roman" w:hAnsi="Times New Roman" w:cs="Times New Roman"/>
+          <w:sz w:val="26"/>
+          <w:szCs w:val="26"/>
+          <w:lang w:val="vi-VN"/>
+        </w:rPr>
+        <w:t xml:space="preserve"> giao diện tiếng Việt nhất quán, responsive, form có hướng dẫn và thông báo lỗi rõ ràng; người dùng mới hoàn thành một lần tài trợ trong ≤ 3 bước.</w:t>
+      </w:r>
+    </w:p>
+    <w:p>
+      <w:pPr>
+        <w:spacing w:after="120"/>
+        <w:ind w:left="1080"/>
+        <w:jc w:val="both"/>
+      </w:pPr>
+      <w:r>
+        <w:rPr>
+          <w:rFonts w:ascii="Times New Roman" w:eastAsia="Times New Roman" w:hAnsi="Times New Roman" w:cs="Times New Roman"/>
+          <w:b/>
+          <w:bCs/>
+          <w:sz w:val="26"/>
+          <w:szCs w:val="26"/>
+          <w:lang w:val="vi-VN"/>
+        </w:rPr>
+        <w:t>Reliability (Tính tin cậy):</w:t>
+      </w:r>
+      <w:r>
+        <w:rPr>
+          <w:rFonts w:ascii="Times New Roman" w:eastAsia="Times New Roman" w:hAnsi="Times New Roman" w:cs="Times New Roman"/>
+          <w:sz w:val="26"/>
+          <w:szCs w:val="26"/>
+          <w:lang w:val="vi-VN"/>
+        </w:rPr>
+        <w:t xml:space="preserve"> tác vụ định kỳ tự chốt chiến dịch hết hạn, đóng đơn chờ thanh toán quá hạn và nhắc mốc quá hạn; AI và Redis đều có phương án dự phòng.</w:t>
+      </w:r>
+    </w:p>
+    <w:p>
+      <w:pPr>
+        <w:spacing w:after="120"/>
+        <w:ind w:left="1080"/>
+        <w:jc w:val="both"/>
+      </w:pPr>
+      <w:r>
+        <w:rPr>
+          <w:rFonts w:ascii="Times New Roman" w:eastAsia="Times New Roman" w:hAnsi="Times New Roman" w:cs="Times New Roman"/>
+          <w:b/>
+          <w:bCs/>
+          <w:sz w:val="26"/>
+          <w:szCs w:val="26"/>
+          <w:lang w:val="vi-VN"/>
+        </w:rPr>
+        <w:t>Maintainability (Tính bảo trì):</w:t>
+      </w:r>
+      <w:r>
+        <w:rPr>
+          <w:rFonts w:ascii="Times New Roman" w:eastAsia="Times New Roman" w:hAnsi="Times New Roman" w:cs="Times New Roman"/>
+          <w:sz w:val="26"/>
+          <w:szCs w:val="26"/>
+          <w:lang w:val="vi-VN"/>
+        </w:rPr>
+        <w:t xml:space="preserve"> kiến trúc mô-đun nhiều lớp; TypeScript ở cả frontend và backend; ESLint, Ruff; tích hợp ngoài qua interface.</w:t>
+      </w:r>
+    </w:p>
+    <w:p>
+      <w:pPr>
+        <w:spacing w:after="120"/>
+        <w:ind w:left="1080"/>
+        <w:jc w:val="both"/>
+      </w:pPr>
+      <w:r>
+        <w:rPr>
+          <w:rFonts w:ascii="Times New Roman" w:eastAsia="Times New Roman" w:hAnsi="Times New Roman" w:cs="Times New Roman"/>
+          <w:b/>
+          <w:bCs/>
+          <w:sz w:val="26"/>
+          <w:szCs w:val="26"/>
+          <w:lang w:val="vi-VN"/>
+        </w:rPr>
+        <w:t>Testability (Tính kiểm thử):</w:t>
+      </w:r>
+      <w:r>
+        <w:rPr>
+          <w:rFonts w:ascii="Times New Roman" w:eastAsia="Times New Roman" w:hAnsi="Times New Roman" w:cs="Times New Roman"/>
+          <w:sz w:val="26"/>
+          <w:szCs w:val="26"/>
+          <w:lang w:val="vi-VN"/>
+        </w:rPr>
+        <w:t xml:space="preserve"> unit test backend (</w:t>
+      </w:r>
+      <w:r>
+        <w:rPr>
+          <w:rFonts w:ascii="Times New Roman" w:eastAsia="Times New Roman" w:hAnsi="Times New Roman" w:cs="Times New Roman"/>
+          <w:i/>
+          <w:iCs/>
+          <w:sz w:val="26"/>
+          <w:szCs w:val="26"/>
+          <w:lang w:val="vi-VN"/>
+        </w:rPr>
+        <w:t>node --test</w:t>
+      </w:r>
+      <w:r>
+        <w:rPr>
+          <w:rFonts w:ascii="Times New Roman" w:eastAsia="Times New Roman" w:hAnsi="Times New Roman" w:cs="Times New Roman"/>
+          <w:sz w:val="26"/>
+          <w:szCs w:val="26"/>
+          <w:lang w:val="vi-VN"/>
+        </w:rPr>
+        <w:t>), test AI (</w:t>
+      </w:r>
+      <w:r>
+        <w:rPr>
+          <w:rFonts w:ascii="Times New Roman" w:eastAsia="Times New Roman" w:hAnsi="Times New Roman" w:cs="Times New Roman"/>
+          <w:i/>
+          <w:iCs/>
+          <w:sz w:val="26"/>
+          <w:szCs w:val="26"/>
+          <w:lang w:val="vi-VN"/>
+        </w:rPr>
+        <w:t>pytest</w:t>
+      </w:r>
+      <w:r>
+        <w:rPr>
+          <w:rFonts w:ascii="Times New Roman" w:eastAsia="Times New Roman" w:hAnsi="Times New Roman" w:cs="Times New Roman"/>
+          <w:sz w:val="26"/>
+          <w:szCs w:val="26"/>
+          <w:lang w:val="vi-VN"/>
+        </w:rPr>
+        <w:t xml:space="preserve">), kiểm tra kiểu và lint chạy bằng một lệnh </w:t>
+      </w:r>
+      <w:r>
+        <w:rPr>
+          <w:rFonts w:ascii="Times New Roman" w:eastAsia="Times New Roman" w:hAnsi="Times New Roman" w:cs="Times New Roman"/>
+          <w:i/>
+          <w:iCs/>
+          <w:sz w:val="26"/>
+          <w:szCs w:val="26"/>
+          <w:lang w:val="vi-VN"/>
+        </w:rPr>
+        <w:t>npm run check</w:t>
+      </w:r>
+      <w:r>
+        <w:rPr>
+          <w:rFonts w:ascii="Times New Roman" w:eastAsia="Times New Roman" w:hAnsi="Times New Roman" w:cs="Times New Roman"/>
+          <w:sz w:val="26"/>
+          <w:szCs w:val="26"/>
+          <w:lang w:val="vi-VN"/>
+        </w:rPr>
+        <w:t>.</w:t>
+      </w:r>
+    </w:p>
+    <w:p>
+      <w:pPr>
+        <w:spacing w:after="120"/>
+        <w:ind w:left="1080"/>
+        <w:jc w:val="both"/>
+      </w:pPr>
+      <w:r>
+        <w:rPr>
+          <w:rFonts w:ascii="Times New Roman" w:eastAsia="Times New Roman" w:hAnsi="Times New Roman" w:cs="Times New Roman"/>
+          <w:b/>
+          <w:bCs/>
+          <w:sz w:val="26"/>
+          <w:szCs w:val="26"/>
+          <w:lang w:val="vi-VN"/>
+        </w:rPr>
+        <w:t>Portability (Tính khả chuyển):</w:t>
+      </w:r>
+      <w:r>
+        <w:rPr>
+          <w:rFonts w:ascii="Times New Roman" w:eastAsia="Times New Roman" w:hAnsi="Times New Roman" w:cs="Times New Roman"/>
+          <w:sz w:val="26"/>
+          <w:szCs w:val="26"/>
+          <w:lang w:val="vi-VN"/>
+        </w:rPr>
+        <w:t xml:space="preserve"> chạy thống nhất bằng Docker Compose (6 dịch vụ); hạ tầng AWS mô tả bằng Terraform.</w:t>
+      </w:r>
+    </w:p>
+    <w:p>
+      <w:pPr>
+        <w:spacing w:after="120"/>
+        <w:ind w:left="1080"/>
+        <w:jc w:val="both"/>
+      </w:pPr>
+      <w:r>
+        <w:rPr>
+          <w:rFonts w:ascii="Times New Roman" w:eastAsia="Times New Roman" w:hAnsi="Times New Roman" w:cs="Times New Roman"/>
+          <w:b/>
+          <w:bCs/>
+          <w:sz w:val="26"/>
+          <w:szCs w:val="26"/>
+          <w:lang w:val="vi-VN"/>
+        </w:rPr>
+        <w:t>Traceability (Tính truy vết):</w:t>
+      </w:r>
+      <w:r>
+        <w:rPr>
+          <w:rFonts w:ascii="Times New Roman" w:eastAsia="Times New Roman" w:hAnsi="Times New Roman" w:cs="Times New Roman"/>
+          <w:sz w:val="26"/>
+          <w:szCs w:val="26"/>
+          <w:lang w:val="vi-VN"/>
+        </w:rPr>
+        <w:t xml:space="preserve"> số liệu quỹ sinh từ giao dịch đã xác minh; nhật ký kiểm toán ghi thời điểm, người thực hiện, giá trị trước/sau.</w:t>
+      </w:r>
     </w:p>
     <w:p>
       <w:pPr>
@@ -15387,15 +17673,15 @@
         </w:numPr>
         <w:ind w:left="900" w:hanging="450"/>
       </w:pPr>
-      <w:bookmarkStart w:id="37" w:name="_Toc242133562"/>
-      <w:r>
-        <w:rPr>
-          <w:rFonts w:ascii="Times New Roman" w:eastAsia="Times New Roman" w:hAnsi="Times New Roman" w:cs="Times New Roman"/>
-          <w:lang w:val="vi-VN"/>
-        </w:rPr>
-        <w:t>Yêu cầu về mặt hiệu năng</w:t>
-      </w:r>
-      <w:bookmarkEnd w:id="37"/>
+      <w:bookmarkStart w:id="42" w:name="_Toc244205732"/>
+      <w:r>
+        <w:rPr>
+          <w:rFonts w:ascii="Times New Roman" w:eastAsia="Times New Roman" w:hAnsi="Times New Roman" w:cs="Times New Roman"/>
+          <w:lang w:val="vi-VN"/>
+        </w:rPr>
+        <w:t>Quy tắc kinh doanh</w:t>
+      </w:r>
+      <w:bookmarkEnd w:id="42"/>
     </w:p>
     <w:p>
       <w:pPr>
@@ -15410,7 +17696,7 @@
           <w:szCs w:val="26"/>
           <w:lang w:val="vi-VN"/>
         </w:rPr>
-        <w:t>Thời gian phản hồi:</w:t>
+        <w:t>Phân quyền theo vai trò:</w:t>
       </w:r>
     </w:p>
     <w:p>
@@ -15430,7 +17716,7 @@
           <w:szCs w:val="26"/>
           <w:lang w:val="vi-VN"/>
         </w:rPr>
-        <w:t>NFR-1: API đọc danh sách/chi tiết: &lt; 500 ms (p95) với 50 người dùng đồng thời</w:t>
+        <w:t>BR-1: Chỉ quản trị viên được xét duyệt chiến dịch, xác minh tổ chức thụ hưởng, quản lý người dùng, xử lý báo cáo và cảnh báo rủi ro</w:t>
       </w:r>
     </w:p>
     <w:p>
@@ -15450,7 +17736,7 @@
           <w:szCs w:val="26"/>
           <w:lang w:val="vi-VN"/>
         </w:rPr>
-        <w:t>NFR-2: Tải trang lần đầu (SSR): &lt; 3 giây trên mạng 4G</w:t>
+        <w:t>BR-2: Chủ dự án chỉ quản lý chiến dịch do mình sở hữu</w:t>
       </w:r>
     </w:p>
     <w:p>
@@ -15470,27 +17756,7 @@
           <w:szCs w:val="26"/>
           <w:lang w:val="vi-VN"/>
         </w:rPr>
-        <w:t>NFR-3: Đăng nhập: &lt; 2 giây; tạo giao dịch tài trợ: &lt; 2 giây</w:t>
-      </w:r>
-    </w:p>
-    <w:p>
-      <w:pPr>
-        <w:numPr>
-          <w:ilvl w:val="0"/>
-          <w:numId w:val="2"/>
-        </w:numPr>
-        <w:spacing w:after="60"/>
-        <w:ind w:left="1440"/>
-        <w:jc w:val="both"/>
-      </w:pPr>
-      <w:r>
-        <w:rPr>
-          <w:rFonts w:ascii="Times New Roman" w:eastAsia="Times New Roman" w:hAnsi="Times New Roman" w:cs="Times New Roman"/>
-          <w:sz w:val="26"/>
-          <w:szCs w:val="26"/>
-          <w:lang w:val="vi-VN"/>
-        </w:rPr>
-        <w:t>NFR-4: Gọi AI (gợi ý, dự đoán): &lt; 2 giây; quá thời gian thì dùng phương án dự phòng</w:t>
+        <w:t>BR-3: Người dùng không thể tự đăng ký vai trò quản trị viên</w:t>
       </w:r>
     </w:p>
     <w:p>
@@ -15506,7 +17772,7 @@
           <w:szCs w:val="26"/>
           <w:lang w:val="vi-VN"/>
         </w:rPr>
-        <w:t>Khả năng xử lý:</w:t>
+        <w:t>Quy trình phê duyệt:</w:t>
       </w:r>
     </w:p>
     <w:p>
@@ -15526,7 +17792,7 @@
           <w:szCs w:val="26"/>
           <w:lang w:val="vi-VN"/>
         </w:rPr>
-        <w:t>NFR-5: Hỗ trợ tối thiểu 100 người dùng đồng thời ở cấu hình demo</w:t>
+        <w:t>BR-4: Chiến dịch phải được quản trị viên phê duyệt trước khi công khai và nhận tài trợ</w:t>
       </w:r>
     </w:p>
     <w:p>
@@ -15546,7 +17812,7 @@
           <w:szCs w:val="26"/>
           <w:lang w:val="vi-VN"/>
         </w:rPr>
-        <w:t>NFR-6: Mọi danh sách lớn đều phân trang (mặc định 20, tối đa 100 bản ghi/trang)</w:t>
+        <w:t>BR-5: Chủ dự án phải xác minh email trước khi tạo hoặc gửi duyệt chiến dịch</w:t>
       </w:r>
     </w:p>
     <w:p>
@@ -15566,7 +17832,58 @@
           <w:szCs w:val="26"/>
           <w:lang w:val="vi-VN"/>
         </w:rPr>
-        <w:t>NFR-7: Dịch vụ stateless, có thể mở rộng ngang bằng cách tăng số task ECS</w:t>
+        <w:t xml:space="preserve">BR-6: Chiến dịch hết hạn tự động chuyển </w:t>
+      </w:r>
+      <w:r>
+        <w:rPr>
+          <w:rFonts w:ascii="Times New Roman" w:eastAsia="Times New Roman" w:hAnsi="Times New Roman" w:cs="Times New Roman"/>
+          <w:i/>
+          <w:iCs/>
+          <w:sz w:val="26"/>
+          <w:szCs w:val="26"/>
+          <w:lang w:val="vi-VN"/>
+        </w:rPr>
+        <w:t>Thành công</w:t>
+      </w:r>
+      <w:r>
+        <w:rPr>
+          <w:rFonts w:ascii="Times New Roman" w:eastAsia="Times New Roman" w:hAnsi="Times New Roman" w:cs="Times New Roman"/>
+          <w:sz w:val="26"/>
+          <w:szCs w:val="26"/>
+          <w:lang w:val="vi-VN"/>
+        </w:rPr>
+        <w:t xml:space="preserve"> nếu đạt mục tiêu, ngược lại </w:t>
+      </w:r>
+      <w:r>
+        <w:rPr>
+          <w:rFonts w:ascii="Times New Roman" w:eastAsia="Times New Roman" w:hAnsi="Times New Roman" w:cs="Times New Roman"/>
+          <w:i/>
+          <w:iCs/>
+          <w:sz w:val="26"/>
+          <w:szCs w:val="26"/>
+          <w:lang w:val="vi-VN"/>
+        </w:rPr>
+        <w:t>Không đạt</w:t>
+      </w:r>
+    </w:p>
+    <w:p>
+      <w:pPr>
+        <w:numPr>
+          <w:ilvl w:val="0"/>
+          <w:numId w:val="2"/>
+        </w:numPr>
+        <w:spacing w:after="60"/>
+        <w:ind w:left="1440"/>
+        <w:jc w:val="both"/>
+      </w:pPr>
+      <w:r>
+        <w:rPr>
+          <w:rFonts w:ascii="Times New Roman" w:eastAsia="Times New Roman" w:hAnsi="Times New Roman" w:cs="Times New Roman"/>
+          <w:sz w:val="26"/>
+          <w:szCs w:val="26"/>
+          <w:lang w:val="vi-VN"/>
+        </w:rPr>
+        <w:t>BR-7: Từ chối chiến dịch hoặc kết luận báo cáo vi phạm phải có lý do/ghi chú</w:t>
       </w:r>
     </w:p>
     <w:p>
@@ -15582,7 +17899,7 @@
           <w:szCs w:val="26"/>
           <w:lang w:val="vi-VN"/>
         </w:rPr>
-        <w:t>Tính khả dụng:</w:t>
+        <w:t>Chính sách giao dịch và AI:</w:t>
       </w:r>
     </w:p>
     <w:p>
@@ -15602,7 +17919,27 @@
           <w:szCs w:val="26"/>
           <w:lang w:val="vi-VN"/>
         </w:rPr>
-        <w:t>NFR-8: Uptime mục tiêu 99% trong thời gian demo (trừ bảo trì có kế hoạch)</w:t>
+        <w:t xml:space="preserve">BR-8: Chỉ nhận tài trợ cho chiến dịch </w:t>
+      </w:r>
+      <w:r>
+        <w:rPr>
+          <w:rFonts w:ascii="Times New Roman" w:eastAsia="Times New Roman" w:hAnsi="Times New Roman" w:cs="Times New Roman"/>
+          <w:i/>
+          <w:iCs/>
+          <w:sz w:val="26"/>
+          <w:szCs w:val="26"/>
+          <w:lang w:val="vi-VN"/>
+        </w:rPr>
+        <w:t>Đang gây quỹ</w:t>
+      </w:r>
+      <w:r>
+        <w:rPr>
+          <w:rFonts w:ascii="Times New Roman" w:eastAsia="Times New Roman" w:hAnsi="Times New Roman" w:cs="Times New Roman"/>
+          <w:sz w:val="26"/>
+          <w:szCs w:val="26"/>
+          <w:lang w:val="vi-VN"/>
+        </w:rPr>
+        <w:t xml:space="preserve"> và chưa hết hạn; số tiền tối thiểu 20.000 VND</w:t>
       </w:r>
     </w:p>
     <w:p>
@@ -15622,126 +17959,110 @@
           <w:szCs w:val="26"/>
           <w:lang w:val="vi-VN"/>
         </w:rPr>
-        <w:t>NFR-9: Thanh toán và nghiệp vụ lõi không phụ thuộc vào AI Service</w:t>
-      </w:r>
-    </w:p>
-    <w:p>
-      <w:pPr>
-        <w:pStyle w:val="Heading2"/>
-        <w:numPr>
-          <w:ilvl w:val="1"/>
+        <w:t>BR-9: Số liệu quỹ công khai chỉ tính từ giao dịch đã xác minh</w:t>
+      </w:r>
+    </w:p>
+    <w:p>
+      <w:pPr>
+        <w:numPr>
+          <w:ilvl w:val="0"/>
+          <w:numId w:val="2"/>
+        </w:numPr>
+        <w:spacing w:after="60"/>
+        <w:ind w:left="1440"/>
+        <w:jc w:val="both"/>
+      </w:pPr>
+      <w:r>
+        <w:rPr>
+          <w:rFonts w:ascii="Times New Roman" w:eastAsia="Times New Roman" w:hAnsi="Times New Roman" w:cs="Times New Roman"/>
+          <w:sz w:val="26"/>
+          <w:szCs w:val="26"/>
+          <w:lang w:val="vi-VN"/>
+        </w:rPr>
+        <w:t>BR-10: AI chỉ hỗ trợ; quyết định khóa, từ chối, tạm dừng thuộc về quản trị viên</w:t>
+      </w:r>
+    </w:p>
+    <w:p>
+      <w:pPr>
+        <w:numPr>
+          <w:ilvl w:val="0"/>
+          <w:numId w:val="2"/>
+        </w:numPr>
+        <w:spacing w:after="60"/>
+        <w:ind w:left="1440"/>
+        <w:jc w:val="both"/>
+      </w:pPr>
+      <w:r>
+        <w:rPr>
+          <w:rFonts w:ascii="Times New Roman" w:eastAsia="Times New Roman" w:hAnsi="Times New Roman" w:cs="Times New Roman"/>
+          <w:b/>
+          <w:bCs/>
+          <w:sz w:val="26"/>
+          <w:szCs w:val="26"/>
+          <w:lang w:val="vi-VN"/>
+        </w:rPr>
+        <w:t>BR-11:</w:t>
+      </w:r>
+      <w:r>
+        <w:rPr>
+          <w:rFonts w:ascii="Times New Roman" w:eastAsia="Times New Roman" w:hAnsi="Times New Roman" w:cs="Times New Roman"/>
+          <w:sz w:val="26"/>
+          <w:szCs w:val="26"/>
+          <w:lang w:val="vi-VN"/>
+        </w:rPr>
+        <w:t xml:space="preserve"> Chỉ tổ chức đã được quản trị viên xác minh mới hiển thị công khai và nhận chiến dịch gây quỹ</w:t>
+      </w:r>
+    </w:p>
+    <w:p>
+      <w:pPr>
+        <w:numPr>
+          <w:ilvl w:val="0"/>
+          <w:numId w:val="2"/>
+        </w:numPr>
+        <w:spacing w:after="60"/>
+        <w:ind w:left="1440"/>
+        <w:jc w:val="both"/>
+      </w:pPr>
+      <w:r>
+        <w:rPr>
+          <w:rFonts w:ascii="Times New Roman" w:eastAsia="Times New Roman" w:hAnsi="Times New Roman" w:cs="Times New Roman"/>
+          <w:b/>
+          <w:bCs/>
+          <w:sz w:val="26"/>
+          <w:szCs w:val="26"/>
+          <w:lang w:val="vi-VN"/>
+        </w:rPr>
+        <w:t>BR-12:</w:t>
+      </w:r>
+      <w:r>
+        <w:rPr>
+          <w:rFonts w:ascii="Times New Roman" w:eastAsia="Times New Roman" w:hAnsi="Times New Roman" w:cs="Times New Roman"/>
+          <w:sz w:val="26"/>
+          <w:szCs w:val="26"/>
+          <w:lang w:val="vi-VN"/>
+        </w:rPr>
+        <w:t xml:space="preserve"> Khoản ủng hộ qua SePay được hoàn bằng chuyển khoản thủ công và phải lưu mã giao dịch chuyển khoản</w:t>
+      </w:r>
+    </w:p>
+    <w:p>
+      <w:pPr>
+        <w:pStyle w:val="Heading1"/>
+        <w:numPr>
+          <w:ilvl w:val="0"/>
           <w:numId w:val="1"/>
         </w:numPr>
-        <w:ind w:left="900" w:hanging="450"/>
-      </w:pPr>
-      <w:bookmarkStart w:id="38" w:name="_Toc242133563"/>
-      <w:r>
-        <w:rPr>
-          <w:rFonts w:ascii="Times New Roman" w:eastAsia="Times New Roman" w:hAnsi="Times New Roman" w:cs="Times New Roman"/>
-          <w:lang w:val="vi-VN"/>
-        </w:rPr>
-        <w:t>Yêu cầu an toàn</w:t>
-      </w:r>
-      <w:bookmarkEnd w:id="38"/>
-    </w:p>
-    <w:p>
-      <w:pPr>
-        <w:numPr>
-          <w:ilvl w:val="0"/>
-          <w:numId w:val="2"/>
-        </w:numPr>
-        <w:spacing w:after="60"/>
-        <w:ind w:left="1440"/>
-        <w:jc w:val="both"/>
-      </w:pPr>
-      <w:r>
-        <w:rPr>
-          <w:rFonts w:ascii="Times New Roman" w:eastAsia="Times New Roman" w:hAnsi="Times New Roman" w:cs="Times New Roman"/>
-          <w:sz w:val="26"/>
-          <w:szCs w:val="26"/>
-          <w:lang w:val="vi-VN"/>
-        </w:rPr>
-        <w:t>NFR-10: Không mất hoặc ghi nhận trùng tiền tài trợ: idempotency key, cập nhật có điều kiện, chống phát lại webhook</w:t>
-      </w:r>
-    </w:p>
-    <w:p>
-      <w:pPr>
-        <w:numPr>
-          <w:ilvl w:val="0"/>
-          <w:numId w:val="2"/>
-        </w:numPr>
-        <w:spacing w:after="60"/>
-        <w:ind w:left="1440"/>
-        <w:jc w:val="both"/>
-      </w:pPr>
-      <w:r>
-        <w:rPr>
-          <w:rFonts w:ascii="Times New Roman" w:eastAsia="Times New Roman" w:hAnsi="Times New Roman" w:cs="Times New Roman"/>
-          <w:sz w:val="26"/>
-          <w:szCs w:val="26"/>
-          <w:lang w:val="vi-VN"/>
-        </w:rPr>
-        <w:t>NFR-11: Sao lưu cơ sở dữ liệu tự động hàng ngày (RDS automated backup); migration có rollback</w:t>
-      </w:r>
-    </w:p>
-    <w:p>
-      <w:pPr>
-        <w:numPr>
-          <w:ilvl w:val="0"/>
-          <w:numId w:val="2"/>
-        </w:numPr>
-        <w:spacing w:after="60"/>
-        <w:ind w:left="1440"/>
-        <w:jc w:val="both"/>
-      </w:pPr>
-      <w:r>
-        <w:rPr>
-          <w:rFonts w:ascii="Times New Roman" w:eastAsia="Times New Roman" w:hAnsi="Times New Roman" w:cs="Times New Roman"/>
-          <w:sz w:val="26"/>
-          <w:szCs w:val="26"/>
-          <w:lang w:val="vi-VN"/>
-        </w:rPr>
-        <w:t>NFR-12: Dữ liệu quan trọng dùng xóa mềm, có thể khôi phục</w:t>
-      </w:r>
-    </w:p>
-    <w:p>
-      <w:pPr>
-        <w:numPr>
-          <w:ilvl w:val="0"/>
-          <w:numId w:val="2"/>
-        </w:numPr>
-        <w:spacing w:after="60"/>
-        <w:ind w:left="1440"/>
-        <w:jc w:val="both"/>
-      </w:pPr>
-      <w:r>
-        <w:rPr>
-          <w:rFonts w:ascii="Times New Roman" w:eastAsia="Times New Roman" w:hAnsi="Times New Roman" w:cs="Times New Roman"/>
-          <w:sz w:val="26"/>
-          <w:szCs w:val="26"/>
-          <w:lang w:val="vi-VN"/>
-        </w:rPr>
-        <w:t>NFR-13: Kết quả AI luôn kèm cảnh báo “chỉ mang tính tham khảo” để tránh quyết định sai gây thiệt hại cho chủ dự án</w:t>
-      </w:r>
-    </w:p>
-    <w:p>
-      <w:pPr>
-        <w:pStyle w:val="Heading2"/>
-        <w:numPr>
-          <w:ilvl w:val="1"/>
-          <w:numId w:val="1"/>
-        </w:numPr>
-        <w:ind w:left="900" w:hanging="450"/>
-      </w:pPr>
-      <w:bookmarkStart w:id="39" w:name="_Toc242133564"/>
-      <w:r>
-        <w:rPr>
-          <w:rFonts w:ascii="Times New Roman" w:eastAsia="Times New Roman" w:hAnsi="Times New Roman" w:cs="Times New Roman"/>
-          <w:lang w:val="vi-VN"/>
-        </w:rPr>
-        <w:t>Yêu cầu bảo mật</w:t>
-      </w:r>
-      <w:bookmarkEnd w:id="39"/>
+      </w:pPr>
+      <w:bookmarkStart w:id="43" w:name="_Toc244205733"/>
+      <w:r>
+        <w:rPr>
+          <w:rFonts w:ascii="Times New Roman" w:eastAsia="Times New Roman" w:hAnsi="Times New Roman" w:cs="Times New Roman"/>
+          <w:sz w:val="26"/>
+          <w:szCs w:val="26"/>
+          <w:lang w:val="vi-VN"/>
+        </w:rPr>
+        <w:t>Yêu cầu khác</w:t>
+      </w:r>
+      <w:bookmarkEnd w:id="43"/>
     </w:p>
     <w:p>
       <w:pPr>
@@ -15752,112 +18073,13 @@
       <w:r>
         <w:rPr>
           <w:rFonts w:ascii="Times New Roman" w:eastAsia="Times New Roman" w:hAnsi="Times New Roman" w:cs="Times New Roman"/>
-          <w:sz w:val="26"/>
-          <w:szCs w:val="26"/>
-          <w:lang w:val="vi-VN"/>
-        </w:rPr>
-        <w:t>Xác thực và phân quyền:</w:t>
-      </w:r>
-    </w:p>
-    <w:p>
-      <w:pPr>
-        <w:numPr>
-          <w:ilvl w:val="0"/>
-          <w:numId w:val="2"/>
-        </w:numPr>
-        <w:spacing w:after="60"/>
-        <w:ind w:left="1440"/>
-        <w:jc w:val="both"/>
-      </w:pPr>
-      <w:r>
-        <w:rPr>
-          <w:rFonts w:ascii="Times New Roman" w:eastAsia="Times New Roman" w:hAnsi="Times New Roman" w:cs="Times New Roman"/>
-          <w:sz w:val="26"/>
-          <w:szCs w:val="26"/>
-          <w:lang w:val="vi-VN"/>
-        </w:rPr>
-        <w:lastRenderedPageBreak/>
-        <w:t>NFR-14: Mật khẩu 8–72 ký tự, băm bcrypt; JWT ký bằng secret lưu ngoài mã nguồn</w:t>
-      </w:r>
-    </w:p>
-    <w:p>
-      <w:pPr>
-        <w:numPr>
-          <w:ilvl w:val="0"/>
-          <w:numId w:val="2"/>
-        </w:numPr>
-        <w:spacing w:after="60"/>
-        <w:ind w:left="1440"/>
-        <w:jc w:val="both"/>
-      </w:pPr>
-      <w:r>
-        <w:rPr>
-          <w:rFonts w:ascii="Times New Roman" w:eastAsia="Times New Roman" w:hAnsi="Times New Roman" w:cs="Times New Roman"/>
-          <w:sz w:val="26"/>
-          <w:szCs w:val="26"/>
-          <w:lang w:val="vi-VN"/>
-        </w:rPr>
-        <w:t>NFR-15: Phân quyền theo vai trò và quyền sở hữu, kiểm tra ở server (</w:t>
-      </w:r>
-      <w:r>
-        <w:rPr>
-          <w:rFonts w:ascii="Times New Roman" w:eastAsia="Times New Roman" w:hAnsi="Times New Roman" w:cs="Times New Roman"/>
-          <w:i/>
-          <w:iCs/>
-          <w:sz w:val="26"/>
-          <w:szCs w:val="26"/>
-          <w:lang w:val="vi-VN"/>
-        </w:rPr>
-        <w:t>JwtAuthGuard</w:t>
-      </w:r>
-      <w:r>
-        <w:rPr>
-          <w:rFonts w:ascii="Times New Roman" w:eastAsia="Times New Roman" w:hAnsi="Times New Roman" w:cs="Times New Roman"/>
-          <w:sz w:val="26"/>
-          <w:szCs w:val="26"/>
-          <w:lang w:val="vi-VN"/>
-        </w:rPr>
-        <w:t xml:space="preserve">, </w:t>
-      </w:r>
-      <w:r>
-        <w:rPr>
-          <w:rFonts w:ascii="Times New Roman" w:eastAsia="Times New Roman" w:hAnsi="Times New Roman" w:cs="Times New Roman"/>
-          <w:i/>
-          <w:iCs/>
-          <w:sz w:val="26"/>
-          <w:szCs w:val="26"/>
-          <w:lang w:val="vi-VN"/>
-        </w:rPr>
-        <w:t>RolesGuard</w:t>
-      </w:r>
-      <w:r>
-        <w:rPr>
-          <w:rFonts w:ascii="Times New Roman" w:eastAsia="Times New Roman" w:hAnsi="Times New Roman" w:cs="Times New Roman"/>
-          <w:sz w:val="26"/>
-          <w:szCs w:val="26"/>
-          <w:lang w:val="vi-VN"/>
-        </w:rPr>
-        <w:t>)</w:t>
-      </w:r>
-    </w:p>
-    <w:p>
-      <w:pPr>
-        <w:numPr>
-          <w:ilvl w:val="0"/>
-          <w:numId w:val="2"/>
-        </w:numPr>
-        <w:spacing w:after="60"/>
-        <w:ind w:left="1440"/>
-        <w:jc w:val="both"/>
-      </w:pPr>
-      <w:r>
-        <w:rPr>
-          <w:rFonts w:ascii="Times New Roman" w:eastAsia="Times New Roman" w:hAnsi="Times New Roman" w:cs="Times New Roman"/>
-          <w:sz w:val="26"/>
-          <w:szCs w:val="26"/>
-          <w:lang w:val="vi-VN"/>
-        </w:rPr>
-        <w:t>NFR-16: Giới hạn tần suất yêu cầu (Redis) và khóa tạm tài khoản khi đăng nhập sai nhiều lần</w:t>
+          <w:b/>
+          <w:bCs/>
+          <w:sz w:val="26"/>
+          <w:szCs w:val="26"/>
+          <w:lang w:val="vi-VN"/>
+        </w:rPr>
+        <w:t>Yêu cầu về cơ sở dữ liệu: khóa chính UUID; nhóm bảng: users, campaigns, milestones, milestone_updates, donations, reports, risk_alerts, behavior_events, notifications, audit_logs, organizations, refund_requests, email_verification_tokens, password_reset_tokens; tương thích MySQL 8 và MariaDB.</w:t>
       </w:r>
     </w:p>
     <w:p>
@@ -15869,131 +18091,23 @@
       <w:r>
         <w:rPr>
           <w:rFonts w:ascii="Times New Roman" w:eastAsia="Times New Roman" w:hAnsi="Times New Roman" w:cs="Times New Roman"/>
-          <w:sz w:val="26"/>
-          <w:szCs w:val="26"/>
-          <w:lang w:val="vi-VN"/>
-        </w:rPr>
-        <w:t>Bảo vệ dữ liệu:</w:t>
-      </w:r>
-    </w:p>
-    <w:p>
-      <w:pPr>
-        <w:numPr>
-          <w:ilvl w:val="0"/>
-          <w:numId w:val="2"/>
-        </w:numPr>
-        <w:spacing w:after="60"/>
-        <w:ind w:left="1440"/>
-        <w:jc w:val="both"/>
-      </w:pPr>
-      <w:r>
-        <w:rPr>
-          <w:rFonts w:ascii="Times New Roman" w:eastAsia="Times New Roman" w:hAnsi="Times New Roman" w:cs="Times New Roman"/>
-          <w:sz w:val="26"/>
-          <w:szCs w:val="26"/>
-          <w:lang w:val="vi-VN"/>
-        </w:rPr>
-        <w:t xml:space="preserve">NFR-17: Không lưu thông tin thẻ; không trả </w:t>
-      </w:r>
-      <w:r>
-        <w:rPr>
-          <w:rFonts w:ascii="Times New Roman" w:eastAsia="Times New Roman" w:hAnsi="Times New Roman" w:cs="Times New Roman"/>
-          <w:i/>
-          <w:iCs/>
-          <w:sz w:val="26"/>
-          <w:szCs w:val="26"/>
-          <w:lang w:val="vi-VN"/>
-        </w:rPr>
-        <w:t>passwordHash</w:t>
-      </w:r>
-      <w:r>
-        <w:rPr>
-          <w:rFonts w:ascii="Times New Roman" w:eastAsia="Times New Roman" w:hAnsi="Times New Roman" w:cs="Times New Roman"/>
-          <w:sz w:val="26"/>
-          <w:szCs w:val="26"/>
-          <w:lang w:val="vi-VN"/>
-        </w:rPr>
-        <w:t>; ẩn email/số điện thoại khỏi API công khai</w:t>
-      </w:r>
-    </w:p>
-    <w:p>
-      <w:pPr>
-        <w:numPr>
-          <w:ilvl w:val="0"/>
-          <w:numId w:val="2"/>
-        </w:numPr>
-        <w:spacing w:after="60"/>
-        <w:ind w:left="1440"/>
-        <w:jc w:val="both"/>
-      </w:pPr>
-      <w:r>
-        <w:rPr>
-          <w:rFonts w:ascii="Times New Roman" w:eastAsia="Times New Roman" w:hAnsi="Times New Roman" w:cs="Times New Roman"/>
-          <w:sz w:val="26"/>
-          <w:szCs w:val="26"/>
-          <w:lang w:val="vi-VN"/>
-        </w:rPr>
-        <w:t>NFR-18: Kiểm tra dữ liệu đầu vào bằng DTO (class-validator); ORM tham số hóa truy vấn chống SQL injection</w:t>
-      </w:r>
-    </w:p>
-    <w:p>
-      <w:pPr>
-        <w:numPr>
-          <w:ilvl w:val="0"/>
-          <w:numId w:val="2"/>
-        </w:numPr>
-        <w:spacing w:after="60"/>
-        <w:ind w:left="1440"/>
-        <w:jc w:val="both"/>
-      </w:pPr>
-      <w:r>
-        <w:rPr>
-          <w:rFonts w:ascii="Times New Roman" w:eastAsia="Times New Roman" w:hAnsi="Times New Roman" w:cs="Times New Roman"/>
-          <w:sz w:val="26"/>
-          <w:szCs w:val="26"/>
-          <w:lang w:val="vi-VN"/>
-        </w:rPr>
-        <w:t>NFR-19: Bật helmet, giới hạn CORS, HTTPS ở production; token xác minh/đặt lại mật khẩu lưu dạng băm</w:t>
-      </w:r>
-    </w:p>
-    <w:p>
-      <w:pPr>
-        <w:numPr>
-          <w:ilvl w:val="0"/>
-          <w:numId w:val="2"/>
-        </w:numPr>
-        <w:spacing w:after="60"/>
-        <w:ind w:left="1440"/>
-        <w:jc w:val="both"/>
-      </w:pPr>
-      <w:r>
-        <w:rPr>
-          <w:rFonts w:ascii="Times New Roman" w:eastAsia="Times New Roman" w:hAnsi="Times New Roman" w:cs="Times New Roman"/>
-          <w:sz w:val="26"/>
-          <w:szCs w:val="26"/>
-          <w:lang w:val="vi-VN"/>
-        </w:rPr>
-        <w:t>NFR-20: Tuân thủ Nghị định 13/2023/NĐ-CP: chỉ thu thập dữ liệu cần thiết, AI chỉ nhận dữ liệu tối thiểu đã chuẩn hóa</w:t>
-      </w:r>
-    </w:p>
-    <w:p>
-      <w:pPr>
-        <w:pStyle w:val="Heading2"/>
-        <w:numPr>
-          <w:ilvl w:val="1"/>
-          <w:numId w:val="1"/>
-        </w:numPr>
-        <w:ind w:left="900" w:hanging="450"/>
-      </w:pPr>
-      <w:bookmarkStart w:id="40" w:name="_Toc242133565"/>
-      <w:r>
-        <w:rPr>
-          <w:rFonts w:ascii="Times New Roman" w:eastAsia="Times New Roman" w:hAnsi="Times New Roman" w:cs="Times New Roman"/>
-          <w:lang w:val="vi-VN"/>
-        </w:rPr>
-        <w:t>Thuộc tính chất lượng phần mềm</w:t>
-      </w:r>
-      <w:bookmarkEnd w:id="40"/>
+          <w:b/>
+          <w:bCs/>
+          <w:sz w:val="26"/>
+          <w:szCs w:val="26"/>
+          <w:lang w:val="vi-VN"/>
+        </w:rPr>
+        <w:t>Yêu cầu về AI có trách nhiệm:</w:t>
+      </w:r>
+      <w:r>
+        <w:rPr>
+          <w:rFonts w:ascii="Times New Roman" w:eastAsia="Times New Roman" w:hAnsi="Times New Roman" w:cs="Times New Roman"/>
+          <w:sz w:val="26"/>
+          <w:szCs w:val="26"/>
+          <w:lang w:val="vi-VN"/>
+        </w:rPr>
+        <w:t xml:space="preserve"> mọi kết quả AI kèm giải thích và phiên bản mô hình; chỉ số đánh giá được công bố cùng giới hạn dữ liệu tổng hợp; mô hình cần được huấn luyện lại khi có dữ liệu thật.</w:t>
+      </w:r>
     </w:p>
     <w:p>
       <w:pPr>
@@ -16010,861 +18124,6 @@
           <w:szCs w:val="26"/>
           <w:lang w:val="vi-VN"/>
         </w:rPr>
-        <w:t>Usability (Tính dễ sử dụng):</w:t>
-      </w:r>
-      <w:r>
-        <w:rPr>
-          <w:rFonts w:ascii="Times New Roman" w:eastAsia="Times New Roman" w:hAnsi="Times New Roman" w:cs="Times New Roman"/>
-          <w:sz w:val="26"/>
-          <w:szCs w:val="26"/>
-          <w:lang w:val="vi-VN"/>
-        </w:rPr>
-        <w:t xml:space="preserve"> giao diện tiếng Việt nhất quán, responsive, form có hướng dẫn và thông báo lỗi rõ ràng; người dùng mới hoàn thành một lần tài trợ trong ≤ 3 bước.</w:t>
-      </w:r>
-    </w:p>
-    <w:p>
-      <w:pPr>
-        <w:spacing w:after="120"/>
-        <w:ind w:left="1080"/>
-        <w:jc w:val="both"/>
-      </w:pPr>
-      <w:r>
-        <w:rPr>
-          <w:rFonts w:ascii="Times New Roman" w:eastAsia="Times New Roman" w:hAnsi="Times New Roman" w:cs="Times New Roman"/>
-          <w:b/>
-          <w:bCs/>
-          <w:sz w:val="26"/>
-          <w:szCs w:val="26"/>
-          <w:lang w:val="vi-VN"/>
-        </w:rPr>
-        <w:t>Reliability (Tính tin cậy):</w:t>
-      </w:r>
-      <w:r>
-        <w:rPr>
-          <w:rFonts w:ascii="Times New Roman" w:eastAsia="Times New Roman" w:hAnsi="Times New Roman" w:cs="Times New Roman"/>
-          <w:sz w:val="26"/>
-          <w:szCs w:val="26"/>
-          <w:lang w:val="vi-VN"/>
-        </w:rPr>
-        <w:t xml:space="preserve"> tác vụ định kỳ tự chốt chiến dịch hết hạn; AI và Redis đều có phương án dự phòng.</w:t>
-      </w:r>
-    </w:p>
-    <w:p>
-      <w:pPr>
-        <w:spacing w:after="120"/>
-        <w:ind w:left="1080"/>
-        <w:jc w:val="both"/>
-      </w:pPr>
-      <w:r>
-        <w:rPr>
-          <w:rFonts w:ascii="Times New Roman" w:eastAsia="Times New Roman" w:hAnsi="Times New Roman" w:cs="Times New Roman"/>
-          <w:b/>
-          <w:bCs/>
-          <w:sz w:val="26"/>
-          <w:szCs w:val="26"/>
-          <w:lang w:val="vi-VN"/>
-        </w:rPr>
-        <w:t>Maintainability (Tính bảo trì):</w:t>
-      </w:r>
-      <w:r>
-        <w:rPr>
-          <w:rFonts w:ascii="Times New Roman" w:eastAsia="Times New Roman" w:hAnsi="Times New Roman" w:cs="Times New Roman"/>
-          <w:sz w:val="26"/>
-          <w:szCs w:val="26"/>
-          <w:lang w:val="vi-VN"/>
-        </w:rPr>
-        <w:t xml:space="preserve"> kiến trúc mô-đun nhiều lớp; TypeScript ở cả frontend và backend; ESLint, Ruff; tích hợp ngoài qua interface.</w:t>
-      </w:r>
-    </w:p>
-    <w:p>
-      <w:pPr>
-        <w:spacing w:after="120"/>
-        <w:ind w:left="1080"/>
-        <w:jc w:val="both"/>
-      </w:pPr>
-      <w:r>
-        <w:rPr>
-          <w:rFonts w:ascii="Times New Roman" w:eastAsia="Times New Roman" w:hAnsi="Times New Roman" w:cs="Times New Roman"/>
-          <w:b/>
-          <w:bCs/>
-          <w:sz w:val="26"/>
-          <w:szCs w:val="26"/>
-          <w:lang w:val="vi-VN"/>
-        </w:rPr>
-        <w:t>Testability (Tính kiểm thử):</w:t>
-      </w:r>
-      <w:r>
-        <w:rPr>
-          <w:rFonts w:ascii="Times New Roman" w:eastAsia="Times New Roman" w:hAnsi="Times New Roman" w:cs="Times New Roman"/>
-          <w:sz w:val="26"/>
-          <w:szCs w:val="26"/>
-          <w:lang w:val="vi-VN"/>
-        </w:rPr>
-        <w:t xml:space="preserve"> unit test backend (</w:t>
-      </w:r>
-      <w:r>
-        <w:rPr>
-          <w:rFonts w:ascii="Times New Roman" w:eastAsia="Times New Roman" w:hAnsi="Times New Roman" w:cs="Times New Roman"/>
-          <w:i/>
-          <w:iCs/>
-          <w:sz w:val="26"/>
-          <w:szCs w:val="26"/>
-          <w:lang w:val="vi-VN"/>
-        </w:rPr>
-        <w:t>node --test</w:t>
-      </w:r>
-      <w:r>
-        <w:rPr>
-          <w:rFonts w:ascii="Times New Roman" w:eastAsia="Times New Roman" w:hAnsi="Times New Roman" w:cs="Times New Roman"/>
-          <w:sz w:val="26"/>
-          <w:szCs w:val="26"/>
-          <w:lang w:val="vi-VN"/>
-        </w:rPr>
-        <w:t>), test AI (</w:t>
-      </w:r>
-      <w:r>
-        <w:rPr>
-          <w:rFonts w:ascii="Times New Roman" w:eastAsia="Times New Roman" w:hAnsi="Times New Roman" w:cs="Times New Roman"/>
-          <w:i/>
-          <w:iCs/>
-          <w:sz w:val="26"/>
-          <w:szCs w:val="26"/>
-          <w:lang w:val="vi-VN"/>
-        </w:rPr>
-        <w:t>pytest</w:t>
-      </w:r>
-      <w:r>
-        <w:rPr>
-          <w:rFonts w:ascii="Times New Roman" w:eastAsia="Times New Roman" w:hAnsi="Times New Roman" w:cs="Times New Roman"/>
-          <w:sz w:val="26"/>
-          <w:szCs w:val="26"/>
-          <w:lang w:val="vi-VN"/>
-        </w:rPr>
-        <w:t xml:space="preserve">), kiểm tra kiểu và lint chạy bằng một lệnh </w:t>
-      </w:r>
-      <w:r>
-        <w:rPr>
-          <w:rFonts w:ascii="Times New Roman" w:eastAsia="Times New Roman" w:hAnsi="Times New Roman" w:cs="Times New Roman"/>
-          <w:i/>
-          <w:iCs/>
-          <w:sz w:val="26"/>
-          <w:szCs w:val="26"/>
-          <w:lang w:val="vi-VN"/>
-        </w:rPr>
-        <w:t>npm run check</w:t>
-      </w:r>
-      <w:r>
-        <w:rPr>
-          <w:rFonts w:ascii="Times New Roman" w:eastAsia="Times New Roman" w:hAnsi="Times New Roman" w:cs="Times New Roman"/>
-          <w:sz w:val="26"/>
-          <w:szCs w:val="26"/>
-          <w:lang w:val="vi-VN"/>
-        </w:rPr>
-        <w:t>.</w:t>
-      </w:r>
-    </w:p>
-    <w:p>
-      <w:pPr>
-        <w:spacing w:after="120"/>
-        <w:ind w:left="1080"/>
-        <w:jc w:val="both"/>
-      </w:pPr>
-      <w:r>
-        <w:rPr>
-          <w:rFonts w:ascii="Times New Roman" w:eastAsia="Times New Roman" w:hAnsi="Times New Roman" w:cs="Times New Roman"/>
-          <w:b/>
-          <w:bCs/>
-          <w:sz w:val="26"/>
-          <w:szCs w:val="26"/>
-          <w:lang w:val="vi-VN"/>
-        </w:rPr>
-        <w:t>Portability (Tính khả chuyển):</w:t>
-      </w:r>
-      <w:r>
-        <w:rPr>
-          <w:rFonts w:ascii="Times New Roman" w:eastAsia="Times New Roman" w:hAnsi="Times New Roman" w:cs="Times New Roman"/>
-          <w:sz w:val="26"/>
-          <w:szCs w:val="26"/>
-          <w:lang w:val="vi-VN"/>
-        </w:rPr>
-        <w:t xml:space="preserve"> chạy thống nhất bằng Docker Compose (6 dịch vụ); hạ tầng AWS mô tả bằng Terraform.</w:t>
-      </w:r>
-    </w:p>
-    <w:p>
-      <w:pPr>
-        <w:spacing w:after="120"/>
-        <w:ind w:left="1080"/>
-        <w:jc w:val="both"/>
-      </w:pPr>
-      <w:r>
-        <w:rPr>
-          <w:rFonts w:ascii="Times New Roman" w:eastAsia="Times New Roman" w:hAnsi="Times New Roman" w:cs="Times New Roman"/>
-          <w:b/>
-          <w:bCs/>
-          <w:sz w:val="26"/>
-          <w:szCs w:val="26"/>
-          <w:lang w:val="vi-VN"/>
-        </w:rPr>
-        <w:t>Traceability (Tính truy vết):</w:t>
-      </w:r>
-      <w:r>
-        <w:rPr>
-          <w:rFonts w:ascii="Times New Roman" w:eastAsia="Times New Roman" w:hAnsi="Times New Roman" w:cs="Times New Roman"/>
-          <w:sz w:val="26"/>
-          <w:szCs w:val="26"/>
-          <w:lang w:val="vi-VN"/>
-        </w:rPr>
-        <w:t xml:space="preserve"> số liệu quỹ sinh từ giao dịch đã xác minh; nhật ký kiểm toán ghi thời điểm, người thực hiện, giá trị trước/sau.</w:t>
-      </w:r>
-    </w:p>
-    <w:p>
-      <w:pPr>
-        <w:pStyle w:val="Heading2"/>
-        <w:numPr>
-          <w:ilvl w:val="1"/>
-          <w:numId w:val="1"/>
-        </w:numPr>
-        <w:ind w:left="900" w:hanging="450"/>
-      </w:pPr>
-      <w:bookmarkStart w:id="41" w:name="_Toc242133566"/>
-      <w:r>
-        <w:rPr>
-          <w:rFonts w:ascii="Times New Roman" w:eastAsia="Times New Roman" w:hAnsi="Times New Roman" w:cs="Times New Roman"/>
-          <w:lang w:val="vi-VN"/>
-        </w:rPr>
-        <w:t>Quy tắc kinh doanh</w:t>
-      </w:r>
-      <w:bookmarkEnd w:id="41"/>
-    </w:p>
-    <w:p>
-      <w:pPr>
-        <w:spacing w:after="120"/>
-        <w:ind w:left="1080"/>
-        <w:jc w:val="both"/>
-      </w:pPr>
-      <w:r>
-        <w:rPr>
-          <w:rFonts w:ascii="Times New Roman" w:eastAsia="Times New Roman" w:hAnsi="Times New Roman" w:cs="Times New Roman"/>
-          <w:sz w:val="26"/>
-          <w:szCs w:val="26"/>
-          <w:lang w:val="vi-VN"/>
-        </w:rPr>
-        <w:t>Phân quyền theo vai trò:</w:t>
-      </w:r>
-    </w:p>
-    <w:p>
-      <w:pPr>
-        <w:numPr>
-          <w:ilvl w:val="0"/>
-          <w:numId w:val="2"/>
-        </w:numPr>
-        <w:spacing w:after="60"/>
-        <w:ind w:left="1440"/>
-        <w:jc w:val="both"/>
-      </w:pPr>
-      <w:r>
-        <w:rPr>
-          <w:rFonts w:ascii="Times New Roman" w:eastAsia="Times New Roman" w:hAnsi="Times New Roman" w:cs="Times New Roman"/>
-          <w:sz w:val="26"/>
-          <w:szCs w:val="26"/>
-          <w:lang w:val="vi-VN"/>
-        </w:rPr>
-        <w:t>BR-1: Chỉ quản trị viên được xét duyệt chiến dịch, quản lý người dùng, xử lý báo cáo và cảnh báo rủi ro</w:t>
-      </w:r>
-    </w:p>
-    <w:p>
-      <w:pPr>
-        <w:numPr>
-          <w:ilvl w:val="0"/>
-          <w:numId w:val="2"/>
-        </w:numPr>
-        <w:spacing w:after="60"/>
-        <w:ind w:left="1440"/>
-        <w:jc w:val="both"/>
-      </w:pPr>
-      <w:r>
-        <w:rPr>
-          <w:rFonts w:ascii="Times New Roman" w:eastAsia="Times New Roman" w:hAnsi="Times New Roman" w:cs="Times New Roman"/>
-          <w:sz w:val="26"/>
-          <w:szCs w:val="26"/>
-          <w:lang w:val="vi-VN"/>
-        </w:rPr>
-        <w:lastRenderedPageBreak/>
-        <w:t>BR-2: Chủ dự án chỉ quản lý chiến dịch do mình sở hữu</w:t>
-      </w:r>
-    </w:p>
-    <w:p>
-      <w:pPr>
-        <w:numPr>
-          <w:ilvl w:val="0"/>
-          <w:numId w:val="2"/>
-        </w:numPr>
-        <w:spacing w:after="60"/>
-        <w:ind w:left="1440"/>
-        <w:jc w:val="both"/>
-      </w:pPr>
-      <w:r>
-        <w:rPr>
-          <w:rFonts w:ascii="Times New Roman" w:eastAsia="Times New Roman" w:hAnsi="Times New Roman" w:cs="Times New Roman"/>
-          <w:sz w:val="26"/>
-          <w:szCs w:val="26"/>
-          <w:lang w:val="vi-VN"/>
-        </w:rPr>
-        <w:t>BR-3: Người dùng không thể tự đăng ký vai trò quản trị viên</w:t>
-      </w:r>
-    </w:p>
-    <w:p>
-      <w:pPr>
-        <w:spacing w:after="120"/>
-        <w:ind w:left="1080"/>
-        <w:jc w:val="both"/>
-      </w:pPr>
-      <w:r>
-        <w:rPr>
-          <w:rFonts w:ascii="Times New Roman" w:eastAsia="Times New Roman" w:hAnsi="Times New Roman" w:cs="Times New Roman"/>
-          <w:sz w:val="26"/>
-          <w:szCs w:val="26"/>
-          <w:lang w:val="vi-VN"/>
-        </w:rPr>
-        <w:t>Quy trình phê duyệt:</w:t>
-      </w:r>
-    </w:p>
-    <w:p>
-      <w:pPr>
-        <w:numPr>
-          <w:ilvl w:val="0"/>
-          <w:numId w:val="2"/>
-        </w:numPr>
-        <w:spacing w:after="60"/>
-        <w:ind w:left="1440"/>
-        <w:jc w:val="both"/>
-      </w:pPr>
-      <w:r>
-        <w:rPr>
-          <w:rFonts w:ascii="Times New Roman" w:eastAsia="Times New Roman" w:hAnsi="Times New Roman" w:cs="Times New Roman"/>
-          <w:sz w:val="26"/>
-          <w:szCs w:val="26"/>
-          <w:lang w:val="vi-VN"/>
-        </w:rPr>
-        <w:t>BR-4: Chiến dịch phải được quản trị viên phê duyệt trước khi công khai và nhận tài trợ</w:t>
-      </w:r>
-    </w:p>
-    <w:p>
-      <w:pPr>
-        <w:numPr>
-          <w:ilvl w:val="0"/>
-          <w:numId w:val="2"/>
-        </w:numPr>
-        <w:spacing w:after="60"/>
-        <w:ind w:left="1440"/>
-        <w:jc w:val="both"/>
-      </w:pPr>
-      <w:r>
-        <w:rPr>
-          <w:rFonts w:ascii="Times New Roman" w:eastAsia="Times New Roman" w:hAnsi="Times New Roman" w:cs="Times New Roman"/>
-          <w:sz w:val="26"/>
-          <w:szCs w:val="26"/>
-          <w:lang w:val="vi-VN"/>
-        </w:rPr>
-        <w:t>BR-5: Chủ dự án phải xác minh email trước khi tạo hoặc gửi duyệt chiến dịch</w:t>
-      </w:r>
-    </w:p>
-    <w:p>
-      <w:pPr>
-        <w:numPr>
-          <w:ilvl w:val="0"/>
-          <w:numId w:val="2"/>
-        </w:numPr>
-        <w:spacing w:after="60"/>
-        <w:ind w:left="1440"/>
-        <w:jc w:val="both"/>
-      </w:pPr>
-      <w:r>
-        <w:rPr>
-          <w:rFonts w:ascii="Times New Roman" w:eastAsia="Times New Roman" w:hAnsi="Times New Roman" w:cs="Times New Roman"/>
-          <w:sz w:val="26"/>
-          <w:szCs w:val="26"/>
-          <w:lang w:val="vi-VN"/>
-        </w:rPr>
-        <w:t xml:space="preserve">BR-6: Chiến dịch hết hạn tự động chuyển </w:t>
-      </w:r>
-      <w:r>
-        <w:rPr>
-          <w:rFonts w:ascii="Times New Roman" w:eastAsia="Times New Roman" w:hAnsi="Times New Roman" w:cs="Times New Roman"/>
-          <w:i/>
-          <w:iCs/>
-          <w:sz w:val="26"/>
-          <w:szCs w:val="26"/>
-          <w:lang w:val="vi-VN"/>
-        </w:rPr>
-        <w:t>Thành công</w:t>
-      </w:r>
-      <w:r>
-        <w:rPr>
-          <w:rFonts w:ascii="Times New Roman" w:eastAsia="Times New Roman" w:hAnsi="Times New Roman" w:cs="Times New Roman"/>
-          <w:sz w:val="26"/>
-          <w:szCs w:val="26"/>
-          <w:lang w:val="vi-VN"/>
-        </w:rPr>
-        <w:t xml:space="preserve"> nếu đạt mục tiêu, ngược lại </w:t>
-      </w:r>
-      <w:r>
-        <w:rPr>
-          <w:rFonts w:ascii="Times New Roman" w:eastAsia="Times New Roman" w:hAnsi="Times New Roman" w:cs="Times New Roman"/>
-          <w:i/>
-          <w:iCs/>
-          <w:sz w:val="26"/>
-          <w:szCs w:val="26"/>
-          <w:lang w:val="vi-VN"/>
-        </w:rPr>
-        <w:t>Không đạt</w:t>
-      </w:r>
-    </w:p>
-    <w:p>
-      <w:pPr>
-        <w:numPr>
-          <w:ilvl w:val="0"/>
-          <w:numId w:val="2"/>
-        </w:numPr>
-        <w:spacing w:after="60"/>
-        <w:ind w:left="1440"/>
-        <w:jc w:val="both"/>
-      </w:pPr>
-      <w:r>
-        <w:rPr>
-          <w:rFonts w:ascii="Times New Roman" w:eastAsia="Times New Roman" w:hAnsi="Times New Roman" w:cs="Times New Roman"/>
-          <w:sz w:val="26"/>
-          <w:szCs w:val="26"/>
-          <w:lang w:val="vi-VN"/>
-        </w:rPr>
-        <w:t>BR-7: Từ chối chiến dịch hoặc kết luận báo cáo vi phạm phải có lý do/ghi chú</w:t>
-      </w:r>
-    </w:p>
-    <w:p>
-      <w:pPr>
-        <w:spacing w:after="120"/>
-        <w:ind w:left="1080"/>
-        <w:jc w:val="both"/>
-      </w:pPr>
-      <w:r>
-        <w:rPr>
-          <w:rFonts w:ascii="Times New Roman" w:eastAsia="Times New Roman" w:hAnsi="Times New Roman" w:cs="Times New Roman"/>
-          <w:sz w:val="26"/>
-          <w:szCs w:val="26"/>
-          <w:lang w:val="vi-VN"/>
-        </w:rPr>
-        <w:t>Chính sách giao dịch và AI:</w:t>
-      </w:r>
-    </w:p>
-    <w:p>
-      <w:pPr>
-        <w:numPr>
-          <w:ilvl w:val="0"/>
-          <w:numId w:val="2"/>
-        </w:numPr>
-        <w:spacing w:after="60"/>
-        <w:ind w:left="1440"/>
-        <w:jc w:val="both"/>
-      </w:pPr>
-      <w:r>
-        <w:rPr>
-          <w:rFonts w:ascii="Times New Roman" w:eastAsia="Times New Roman" w:hAnsi="Times New Roman" w:cs="Times New Roman"/>
-          <w:sz w:val="26"/>
-          <w:szCs w:val="26"/>
-          <w:lang w:val="vi-VN"/>
-        </w:rPr>
-        <w:t xml:space="preserve">BR-8: Chỉ nhận tài trợ cho chiến dịch </w:t>
-      </w:r>
-      <w:r>
-        <w:rPr>
-          <w:rFonts w:ascii="Times New Roman" w:eastAsia="Times New Roman" w:hAnsi="Times New Roman" w:cs="Times New Roman"/>
-          <w:i/>
-          <w:iCs/>
-          <w:sz w:val="26"/>
-          <w:szCs w:val="26"/>
-          <w:lang w:val="vi-VN"/>
-        </w:rPr>
-        <w:t>Đang gây quỹ</w:t>
-      </w:r>
-      <w:r>
-        <w:rPr>
-          <w:rFonts w:ascii="Times New Roman" w:eastAsia="Times New Roman" w:hAnsi="Times New Roman" w:cs="Times New Roman"/>
-          <w:sz w:val="26"/>
-          <w:szCs w:val="26"/>
-          <w:lang w:val="vi-VN"/>
-        </w:rPr>
-        <w:t xml:space="preserve"> và chưa hết hạn; số tiền tối thiểu 20.000 VND</w:t>
-      </w:r>
-    </w:p>
-    <w:p>
-      <w:pPr>
-        <w:numPr>
-          <w:ilvl w:val="0"/>
-          <w:numId w:val="2"/>
-        </w:numPr>
-        <w:spacing w:after="60"/>
-        <w:ind w:left="1440"/>
-        <w:jc w:val="both"/>
-      </w:pPr>
-      <w:r>
-        <w:rPr>
-          <w:rFonts w:ascii="Times New Roman" w:eastAsia="Times New Roman" w:hAnsi="Times New Roman" w:cs="Times New Roman"/>
-          <w:sz w:val="26"/>
-          <w:szCs w:val="26"/>
-          <w:lang w:val="vi-VN"/>
-        </w:rPr>
-        <w:t>BR-9: Số liệu quỹ công khai chỉ tính từ giao dịch đã xác minh</w:t>
-      </w:r>
-    </w:p>
-    <w:p>
-      <w:pPr>
-        <w:numPr>
-          <w:ilvl w:val="0"/>
-          <w:numId w:val="2"/>
-        </w:numPr>
-        <w:spacing w:after="60"/>
-        <w:ind w:left="1440"/>
-        <w:jc w:val="both"/>
-      </w:pPr>
-      <w:r>
-        <w:rPr>
-          <w:rFonts w:ascii="Times New Roman" w:eastAsia="Times New Roman" w:hAnsi="Times New Roman" w:cs="Times New Roman"/>
-          <w:sz w:val="26"/>
-          <w:szCs w:val="26"/>
-          <w:lang w:val="vi-VN"/>
-        </w:rPr>
-        <w:t>BR-10: AI chỉ hỗ trợ; quyết định khóa, từ chối, tạm dừng thuộc về quản trị viên</w:t>
-      </w:r>
-    </w:p>
-    <w:p>
-      <w:pPr>
-        <w:pStyle w:val="Heading1"/>
-        <w:numPr>
-          <w:ilvl w:val="0"/>
-          <w:numId w:val="1"/>
-        </w:numPr>
-      </w:pPr>
-      <w:bookmarkStart w:id="42" w:name="_Toc242133567"/>
-      <w:r>
-        <w:rPr>
-          <w:rFonts w:ascii="Times New Roman" w:eastAsia="Times New Roman" w:hAnsi="Times New Roman" w:cs="Times New Roman"/>
-          <w:sz w:val="26"/>
-          <w:szCs w:val="26"/>
-          <w:lang w:val="vi-VN"/>
-        </w:rPr>
-        <w:t>Yêu cầu khác</w:t>
-      </w:r>
-      <w:bookmarkEnd w:id="42"/>
-    </w:p>
-    <w:p>
-      <w:pPr>
-        <w:spacing w:after="120"/>
-        <w:ind w:left="1080"/>
-        <w:jc w:val="both"/>
-      </w:pPr>
-      <w:r>
-        <w:rPr>
-          <w:rFonts w:ascii="Times New Roman" w:eastAsia="Times New Roman" w:hAnsi="Times New Roman" w:cs="Times New Roman"/>
-          <w:b/>
-          <w:bCs/>
-          <w:sz w:val="26"/>
-          <w:szCs w:val="26"/>
-          <w:lang w:val="vi-VN"/>
-        </w:rPr>
-        <w:t>Yêu cầu về cơ sở dữ liệu:</w:t>
-      </w:r>
-      <w:r>
-        <w:rPr>
-          <w:rFonts w:ascii="Times New Roman" w:eastAsia="Times New Roman" w:hAnsi="Times New Roman" w:cs="Times New Roman"/>
-          <w:sz w:val="26"/>
-          <w:szCs w:val="26"/>
-          <w:lang w:val="vi-VN"/>
-        </w:rPr>
-        <w:t xml:space="preserve"> khóa chính UUID; nhóm bảng: </w:t>
-      </w:r>
-      <w:r>
-        <w:rPr>
-          <w:rFonts w:ascii="Times New Roman" w:eastAsia="Times New Roman" w:hAnsi="Times New Roman" w:cs="Times New Roman"/>
-          <w:i/>
-          <w:iCs/>
-          <w:sz w:val="26"/>
-          <w:szCs w:val="26"/>
-          <w:lang w:val="vi-VN"/>
-        </w:rPr>
-        <w:t>users</w:t>
-      </w:r>
-      <w:r>
-        <w:rPr>
-          <w:rFonts w:ascii="Times New Roman" w:eastAsia="Times New Roman" w:hAnsi="Times New Roman" w:cs="Times New Roman"/>
-          <w:sz w:val="26"/>
-          <w:szCs w:val="26"/>
-          <w:lang w:val="vi-VN"/>
-        </w:rPr>
-        <w:t xml:space="preserve">, </w:t>
-      </w:r>
-      <w:r>
-        <w:rPr>
-          <w:rFonts w:ascii="Times New Roman" w:eastAsia="Times New Roman" w:hAnsi="Times New Roman" w:cs="Times New Roman"/>
-          <w:i/>
-          <w:iCs/>
-          <w:sz w:val="26"/>
-          <w:szCs w:val="26"/>
-          <w:lang w:val="vi-VN"/>
-        </w:rPr>
-        <w:t>campaigns</w:t>
-      </w:r>
-      <w:r>
-        <w:rPr>
-          <w:rFonts w:ascii="Times New Roman" w:eastAsia="Times New Roman" w:hAnsi="Times New Roman" w:cs="Times New Roman"/>
-          <w:sz w:val="26"/>
-          <w:szCs w:val="26"/>
-          <w:lang w:val="vi-VN"/>
-        </w:rPr>
-        <w:t xml:space="preserve">, </w:t>
-      </w:r>
-      <w:r>
-        <w:rPr>
-          <w:rFonts w:ascii="Times New Roman" w:eastAsia="Times New Roman" w:hAnsi="Times New Roman" w:cs="Times New Roman"/>
-          <w:i/>
-          <w:iCs/>
-          <w:sz w:val="26"/>
-          <w:szCs w:val="26"/>
-          <w:lang w:val="vi-VN"/>
-        </w:rPr>
-        <w:t>milestones</w:t>
-      </w:r>
-      <w:r>
-        <w:rPr>
-          <w:rFonts w:ascii="Times New Roman" w:eastAsia="Times New Roman" w:hAnsi="Times New Roman" w:cs="Times New Roman"/>
-          <w:sz w:val="26"/>
-          <w:szCs w:val="26"/>
-          <w:lang w:val="vi-VN"/>
-        </w:rPr>
-        <w:t xml:space="preserve">, </w:t>
-      </w:r>
-      <w:r>
-        <w:rPr>
-          <w:rFonts w:ascii="Times New Roman" w:eastAsia="Times New Roman" w:hAnsi="Times New Roman" w:cs="Times New Roman"/>
-          <w:i/>
-          <w:iCs/>
-          <w:sz w:val="26"/>
-          <w:szCs w:val="26"/>
-          <w:lang w:val="vi-VN"/>
-        </w:rPr>
-        <w:t>milestone_updates</w:t>
-      </w:r>
-      <w:r>
-        <w:rPr>
-          <w:rFonts w:ascii="Times New Roman" w:eastAsia="Times New Roman" w:hAnsi="Times New Roman" w:cs="Times New Roman"/>
-          <w:sz w:val="26"/>
-          <w:szCs w:val="26"/>
-          <w:lang w:val="vi-VN"/>
-        </w:rPr>
-        <w:t xml:space="preserve">, </w:t>
-      </w:r>
-      <w:r>
-        <w:rPr>
-          <w:rFonts w:ascii="Times New Roman" w:eastAsia="Times New Roman" w:hAnsi="Times New Roman" w:cs="Times New Roman"/>
-          <w:i/>
-          <w:iCs/>
-          <w:sz w:val="26"/>
-          <w:szCs w:val="26"/>
-          <w:lang w:val="vi-VN"/>
-        </w:rPr>
-        <w:t>donations</w:t>
-      </w:r>
-      <w:r>
-        <w:rPr>
-          <w:rFonts w:ascii="Times New Roman" w:eastAsia="Times New Roman" w:hAnsi="Times New Roman" w:cs="Times New Roman"/>
-          <w:sz w:val="26"/>
-          <w:szCs w:val="26"/>
-          <w:lang w:val="vi-VN"/>
-        </w:rPr>
-        <w:t xml:space="preserve">, </w:t>
-      </w:r>
-      <w:r>
-        <w:rPr>
-          <w:rFonts w:ascii="Times New Roman" w:eastAsia="Times New Roman" w:hAnsi="Times New Roman" w:cs="Times New Roman"/>
-          <w:i/>
-          <w:iCs/>
-          <w:sz w:val="26"/>
-          <w:szCs w:val="26"/>
-          <w:lang w:val="vi-VN"/>
-        </w:rPr>
-        <w:t>reports</w:t>
-      </w:r>
-      <w:r>
-        <w:rPr>
-          <w:rFonts w:ascii="Times New Roman" w:eastAsia="Times New Roman" w:hAnsi="Times New Roman" w:cs="Times New Roman"/>
-          <w:sz w:val="26"/>
-          <w:szCs w:val="26"/>
-          <w:lang w:val="vi-VN"/>
-        </w:rPr>
-        <w:t xml:space="preserve">, </w:t>
-      </w:r>
-      <w:r>
-        <w:rPr>
-          <w:rFonts w:ascii="Times New Roman" w:eastAsia="Times New Roman" w:hAnsi="Times New Roman" w:cs="Times New Roman"/>
-          <w:i/>
-          <w:iCs/>
-          <w:sz w:val="26"/>
-          <w:szCs w:val="26"/>
-          <w:lang w:val="vi-VN"/>
-        </w:rPr>
-        <w:t>risk_alerts</w:t>
-      </w:r>
-      <w:r>
-        <w:rPr>
-          <w:rFonts w:ascii="Times New Roman" w:eastAsia="Times New Roman" w:hAnsi="Times New Roman" w:cs="Times New Roman"/>
-          <w:sz w:val="26"/>
-          <w:szCs w:val="26"/>
-          <w:lang w:val="vi-VN"/>
-        </w:rPr>
-        <w:t xml:space="preserve">, </w:t>
-      </w:r>
-      <w:r>
-        <w:rPr>
-          <w:rFonts w:ascii="Times New Roman" w:eastAsia="Times New Roman" w:hAnsi="Times New Roman" w:cs="Times New Roman"/>
-          <w:i/>
-          <w:iCs/>
-          <w:sz w:val="26"/>
-          <w:szCs w:val="26"/>
-          <w:lang w:val="vi-VN"/>
-        </w:rPr>
-        <w:t>behavior_events</w:t>
-      </w:r>
-      <w:r>
-        <w:rPr>
-          <w:rFonts w:ascii="Times New Roman" w:eastAsia="Times New Roman" w:hAnsi="Times New Roman" w:cs="Times New Roman"/>
-          <w:sz w:val="26"/>
-          <w:szCs w:val="26"/>
-          <w:lang w:val="vi-VN"/>
-        </w:rPr>
-        <w:t xml:space="preserve">, </w:t>
-      </w:r>
-      <w:r>
-        <w:rPr>
-          <w:rFonts w:ascii="Times New Roman" w:eastAsia="Times New Roman" w:hAnsi="Times New Roman" w:cs="Times New Roman"/>
-          <w:i/>
-          <w:iCs/>
-          <w:sz w:val="26"/>
-          <w:szCs w:val="26"/>
-          <w:lang w:val="vi-VN"/>
-        </w:rPr>
-        <w:t>notifications</w:t>
-      </w:r>
-      <w:r>
-        <w:rPr>
-          <w:rFonts w:ascii="Times New Roman" w:eastAsia="Times New Roman" w:hAnsi="Times New Roman" w:cs="Times New Roman"/>
-          <w:sz w:val="26"/>
-          <w:szCs w:val="26"/>
-          <w:lang w:val="vi-VN"/>
-        </w:rPr>
-        <w:t xml:space="preserve">, </w:t>
-      </w:r>
-      <w:r>
-        <w:rPr>
-          <w:rFonts w:ascii="Times New Roman" w:eastAsia="Times New Roman" w:hAnsi="Times New Roman" w:cs="Times New Roman"/>
-          <w:i/>
-          <w:iCs/>
-          <w:sz w:val="26"/>
-          <w:szCs w:val="26"/>
-          <w:lang w:val="vi-VN"/>
-        </w:rPr>
-        <w:t>audit_logs</w:t>
-      </w:r>
-      <w:r>
-        <w:rPr>
-          <w:rFonts w:ascii="Times New Roman" w:eastAsia="Times New Roman" w:hAnsi="Times New Roman" w:cs="Times New Roman"/>
-          <w:sz w:val="26"/>
-          <w:szCs w:val="26"/>
-          <w:lang w:val="vi-VN"/>
-        </w:rPr>
-        <w:t xml:space="preserve">, </w:t>
-      </w:r>
-      <w:r>
-        <w:rPr>
-          <w:rFonts w:ascii="Times New Roman" w:eastAsia="Times New Roman" w:hAnsi="Times New Roman" w:cs="Times New Roman"/>
-          <w:i/>
-          <w:iCs/>
-          <w:sz w:val="26"/>
-          <w:szCs w:val="26"/>
-          <w:lang w:val="vi-VN"/>
-        </w:rPr>
-        <w:t>email_verification_tokens</w:t>
-      </w:r>
-      <w:r>
-        <w:rPr>
-          <w:rFonts w:ascii="Times New Roman" w:eastAsia="Times New Roman" w:hAnsi="Times New Roman" w:cs="Times New Roman"/>
-          <w:sz w:val="26"/>
-          <w:szCs w:val="26"/>
-          <w:lang w:val="vi-VN"/>
-        </w:rPr>
-        <w:t xml:space="preserve">, </w:t>
-      </w:r>
-      <w:r>
-        <w:rPr>
-          <w:rFonts w:ascii="Times New Roman" w:eastAsia="Times New Roman" w:hAnsi="Times New Roman" w:cs="Times New Roman"/>
-          <w:i/>
-          <w:iCs/>
-          <w:sz w:val="26"/>
-          <w:szCs w:val="26"/>
-          <w:lang w:val="vi-VN"/>
-        </w:rPr>
-        <w:t>password_reset_tokens</w:t>
-      </w:r>
-      <w:r>
-        <w:rPr>
-          <w:rFonts w:ascii="Times New Roman" w:eastAsia="Times New Roman" w:hAnsi="Times New Roman" w:cs="Times New Roman"/>
-          <w:sz w:val="26"/>
-          <w:szCs w:val="26"/>
-          <w:lang w:val="vi-VN"/>
-        </w:rPr>
-        <w:t>; tương thích MySQL 8 và MariaDB.</w:t>
-      </w:r>
-    </w:p>
-    <w:p>
-      <w:pPr>
-        <w:spacing w:after="120"/>
-        <w:ind w:left="1080"/>
-        <w:jc w:val="both"/>
-      </w:pPr>
-      <w:r>
-        <w:rPr>
-          <w:rFonts w:ascii="Times New Roman" w:eastAsia="Times New Roman" w:hAnsi="Times New Roman" w:cs="Times New Roman"/>
-          <w:b/>
-          <w:bCs/>
-          <w:sz w:val="26"/>
-          <w:szCs w:val="26"/>
-          <w:lang w:val="vi-VN"/>
-        </w:rPr>
-        <w:t>Yêu cầu về AI có trách nhiệm:</w:t>
-      </w:r>
-      <w:r>
-        <w:rPr>
-          <w:rFonts w:ascii="Times New Roman" w:eastAsia="Times New Roman" w:hAnsi="Times New Roman" w:cs="Times New Roman"/>
-          <w:sz w:val="26"/>
-          <w:szCs w:val="26"/>
-          <w:lang w:val="vi-VN"/>
-        </w:rPr>
-        <w:t xml:space="preserve"> mọi kết quả AI kèm giải thích và phiên bản mô hình; chỉ số đánh giá được công bố cùng giới hạn dữ liệu tổng hợp; mô hình cần được huấn luyện lại khi có dữ liệu thật.</w:t>
-      </w:r>
-    </w:p>
-    <w:p>
-      <w:pPr>
-        <w:spacing w:after="120"/>
-        <w:ind w:left="1080"/>
-        <w:jc w:val="both"/>
-      </w:pPr>
-      <w:r>
-        <w:rPr>
-          <w:rFonts w:ascii="Times New Roman" w:eastAsia="Times New Roman" w:hAnsi="Times New Roman" w:cs="Times New Roman"/>
-          <w:b/>
-          <w:bCs/>
-          <w:sz w:val="26"/>
-          <w:szCs w:val="26"/>
-          <w:lang w:val="vi-VN"/>
-        </w:rPr>
         <w:t>Yêu cầu quốc tế hóa:</w:t>
       </w:r>
       <w:r>
@@ -16882,7 +18141,7 @@
         <w:pStyle w:val="Heading2"/>
         <w:ind w:left="450"/>
       </w:pPr>
-      <w:bookmarkStart w:id="43" w:name="_Toc242133568"/>
+      <w:bookmarkStart w:id="44" w:name="_Toc244205734"/>
       <w:r>
         <w:rPr>
           <w:rFonts w:ascii="Times New Roman" w:eastAsia="Times New Roman" w:hAnsi="Times New Roman" w:cs="Times New Roman"/>
@@ -16890,7 +18149,7 @@
         </w:rPr>
         <w:t>Phụ lục A: Bảng chú giải thuật ngữ</w:t>
       </w:r>
-      <w:bookmarkEnd w:id="43"/>
+      <w:bookmarkEnd w:id="44"/>
     </w:p>
     <w:tbl>
       <w:tblPr>
@@ -17061,7 +18320,6 @@
                 <w:szCs w:val="24"/>
                 <w:lang w:val="vi-VN"/>
               </w:rPr>
-              <w:lastRenderedPageBreak/>
               <w:t>Chiến dịch / Dự án</w:t>
             </w:r>
           </w:p>
@@ -17277,7 +18535,7 @@
                 <w:szCs w:val="24"/>
                 <w:lang w:val="vi-VN"/>
               </w:rPr>
-              <w:t>Isolation Forest</w:t>
+              <w:t>IPN</w:t>
             </w:r>
           </w:p>
         </w:tc>
@@ -17296,7 +18554,7 @@
                 <w:szCs w:val="24"/>
                 <w:lang w:val="vi-VN"/>
               </w:rPr>
-              <w:t>Thuật toán học máy phát hiện điểm bất thường</w:t>
+              <w:t>Instant Payment Notification – lời gọi từ cổng SePay về backend báo đơn đã được thanh toán</w:t>
             </w:r>
           </w:p>
         </w:tc>
@@ -17320,7 +18578,7 @@
                 <w:szCs w:val="24"/>
                 <w:lang w:val="vi-VN"/>
               </w:rPr>
-              <w:t>JWT</w:t>
+              <w:t>Isolation Forest</w:t>
             </w:r>
           </w:p>
         </w:tc>
@@ -17339,7 +18597,7 @@
                 <w:szCs w:val="24"/>
                 <w:lang w:val="vi-VN"/>
               </w:rPr>
-              <w:t>JSON Web Token – chuẩn mã thông báo dùng để xác thực phiên đăng nhập</w:t>
+              <w:t>Thuật toán học máy phát hiện điểm bất thường</w:t>
             </w:r>
           </w:p>
         </w:tc>
@@ -17363,7 +18621,7 @@
                 <w:szCs w:val="24"/>
                 <w:lang w:val="vi-VN"/>
               </w:rPr>
-              <w:t>Mốc tiến độ</w:t>
+              <w:t>JWT</w:t>
             </w:r>
           </w:p>
         </w:tc>
@@ -17382,7 +18640,7 @@
                 <w:szCs w:val="24"/>
                 <w:lang w:val="vi-VN"/>
               </w:rPr>
-              <w:t>Đầu ra có hạn và ngân sách trong kế hoạch sử dụng quỹ của chiến dịch</w:t>
+              <w:t>JSON Web Token – chuẩn mã thông báo dùng để xác thực phiên đăng nhập</w:t>
             </w:r>
           </w:p>
         </w:tc>
@@ -17406,7 +18664,7 @@
                 <w:szCs w:val="24"/>
                 <w:lang w:val="vi-VN"/>
               </w:rPr>
-              <w:t>NDCG@K, Precision@K</w:t>
+              <w:t>Mã chuyển khoản (transfer_code)</w:t>
             </w:r>
           </w:p>
         </w:tc>
@@ -17425,7 +18683,7 @@
                 <w:szCs w:val="24"/>
                 <w:lang w:val="vi-VN"/>
               </w:rPr>
-              <w:t>Chỉ số đánh giá chất lượng xếp hạng của hệ thống gợi ý trên K kết quả đầu</w:t>
+              <w:t>Mã duy nhất của mỗi giao dịch SePay, dùng làm mã đơn để khớp tiền chuyển khoản với giao dịch</w:t>
             </w:r>
           </w:p>
         </w:tc>
@@ -17449,7 +18707,7 @@
                 <w:szCs w:val="24"/>
                 <w:lang w:val="vi-VN"/>
               </w:rPr>
-              <w:t>ROC-AUC, F1</w:t>
+              <w:t>Mốc tiến độ</w:t>
             </w:r>
           </w:p>
         </w:tc>
@@ -17468,7 +18726,7 @@
                 <w:szCs w:val="24"/>
                 <w:lang w:val="vi-VN"/>
               </w:rPr>
-              <w:t>Chỉ số đánh giá mô hình phân loại</w:t>
+              <w:t>Đầu ra có hạn và ngân sách trong kế hoạch sử dụng quỹ của chiến dịch</w:t>
             </w:r>
           </w:p>
         </w:tc>
@@ -17492,7 +18750,7 @@
                 <w:szCs w:val="24"/>
                 <w:lang w:val="vi-VN"/>
               </w:rPr>
-              <w:t>Sandbox</w:t>
+              <w:t>NDCG@K, Precision@K</w:t>
             </w:r>
           </w:p>
         </w:tc>
@@ -17511,7 +18769,7 @@
                 <w:szCs w:val="24"/>
                 <w:lang w:val="vi-VN"/>
               </w:rPr>
-              <w:t>Môi trường thanh toán thử nghiệm, không phát sinh tiền thật</w:t>
+              <w:t>Chỉ số đánh giá chất lượng xếp hạng của hệ thống gợi ý trên K kết quả đầu</w:t>
             </w:r>
           </w:p>
         </w:tc>
@@ -17535,7 +18793,7 @@
                 <w:szCs w:val="24"/>
                 <w:lang w:val="vi-VN"/>
               </w:rPr>
-              <w:t>Sổ cái giao dịch</w:t>
+              <w:t>ROC-AUC, F1</w:t>
             </w:r>
           </w:p>
         </w:tc>
@@ -17554,7 +18812,7 @@
                 <w:szCs w:val="24"/>
                 <w:lang w:val="vi-VN"/>
               </w:rPr>
-              <w:t>Danh sách công khai các khoản tài trợ đã xác minh của một chiến dịch</w:t>
+              <w:t>Chỉ số đánh giá mô hình phân loại</w:t>
             </w:r>
           </w:p>
         </w:tc>
@@ -17578,7 +18836,7 @@
                 <w:szCs w:val="24"/>
                 <w:lang w:val="vi-VN"/>
               </w:rPr>
-              <w:t>SRS</w:t>
+              <w:t>Sandbox</w:t>
             </w:r>
           </w:p>
         </w:tc>
@@ -17597,7 +18855,7 @@
                 <w:szCs w:val="24"/>
                 <w:lang w:val="vi-VN"/>
               </w:rPr>
-              <w:t>Software Requirements Specification – Đặc tả yêu cầu phần mềm</w:t>
+              <w:t>Môi trường thanh toán thử nghiệm, không phát sinh tiền thật</w:t>
             </w:r>
           </w:p>
         </w:tc>
@@ -17621,7 +18879,7 @@
                 <w:szCs w:val="24"/>
                 <w:lang w:val="vi-VN"/>
               </w:rPr>
-              <w:t>Webhook</w:t>
+              <w:t>SePay</w:t>
             </w:r>
           </w:p>
         </w:tc>
@@ -17640,6 +18898,178 @@
                 <w:szCs w:val="24"/>
                 <w:lang w:val="vi-VN"/>
               </w:rPr>
+              <w:t>Cổng thanh toán nhận tiền qua QR chuyển khoản ngân hàng, có môi trường sandbox và production</w:t>
+            </w:r>
+          </w:p>
+        </w:tc>
+      </w:tr>
+      <w:tr>
+        <w:trPr>
+          <w:cantSplit/>
+        </w:trPr>
+        <w:tc>
+          <w:tcPr>
+            <w:tcW w:w="2800" w:type="dxa"/>
+          </w:tcPr>
+          <w:p>
+            <w:pPr>
+              <w:spacing w:before="40" w:after="40"/>
+            </w:pPr>
+            <w:r>
+              <w:rPr>
+                <w:rFonts w:ascii="Times New Roman" w:eastAsia="Times New Roman" w:hAnsi="Times New Roman" w:cs="Times New Roman"/>
+                <w:sz w:val="24"/>
+                <w:szCs w:val="24"/>
+                <w:lang w:val="vi-VN"/>
+              </w:rPr>
+              <w:t>Sổ cái giao dịch</w:t>
+            </w:r>
+          </w:p>
+        </w:tc>
+        <w:tc>
+          <w:tcPr>
+            <w:tcW w:w="6200" w:type="dxa"/>
+          </w:tcPr>
+          <w:p>
+            <w:pPr>
+              <w:spacing w:before="40" w:after="40"/>
+            </w:pPr>
+            <w:r>
+              <w:rPr>
+                <w:rFonts w:ascii="Times New Roman" w:eastAsia="Times New Roman" w:hAnsi="Times New Roman" w:cs="Times New Roman"/>
+                <w:sz w:val="24"/>
+                <w:szCs w:val="24"/>
+                <w:lang w:val="vi-VN"/>
+              </w:rPr>
+              <w:t>Danh sách công khai các khoản tài trợ đã xác minh của một chiến dịch</w:t>
+            </w:r>
+          </w:p>
+        </w:tc>
+      </w:tr>
+      <w:tr>
+        <w:trPr>
+          <w:cantSplit/>
+        </w:trPr>
+        <w:tc>
+          <w:tcPr>
+            <w:tcW w:w="2800" w:type="dxa"/>
+          </w:tcPr>
+          <w:p>
+            <w:pPr>
+              <w:spacing w:before="40" w:after="40"/>
+            </w:pPr>
+            <w:r>
+              <w:rPr>
+                <w:rFonts w:ascii="Times New Roman" w:eastAsia="Times New Roman" w:hAnsi="Times New Roman" w:cs="Times New Roman"/>
+                <w:sz w:val="24"/>
+                <w:szCs w:val="24"/>
+                <w:lang w:val="vi-VN"/>
+              </w:rPr>
+              <w:t>SRS</w:t>
+            </w:r>
+          </w:p>
+        </w:tc>
+        <w:tc>
+          <w:tcPr>
+            <w:tcW w:w="6200" w:type="dxa"/>
+          </w:tcPr>
+          <w:p>
+            <w:pPr>
+              <w:spacing w:before="40" w:after="40"/>
+            </w:pPr>
+            <w:r>
+              <w:rPr>
+                <w:rFonts w:ascii="Times New Roman" w:eastAsia="Times New Roman" w:hAnsi="Times New Roman" w:cs="Times New Roman"/>
+                <w:sz w:val="24"/>
+                <w:szCs w:val="24"/>
+                <w:lang w:val="vi-VN"/>
+              </w:rPr>
+              <w:t>Software Requirements Specification – Đặc tả yêu cầu phần mềm</w:t>
+            </w:r>
+          </w:p>
+        </w:tc>
+      </w:tr>
+      <w:tr>
+        <w:trPr>
+          <w:cantSplit/>
+        </w:trPr>
+        <w:tc>
+          <w:tcPr>
+            <w:tcW w:w="2800" w:type="dxa"/>
+          </w:tcPr>
+          <w:p>
+            <w:pPr>
+              <w:spacing w:before="40" w:after="40"/>
+            </w:pPr>
+            <w:r>
+              <w:rPr>
+                <w:rFonts w:ascii="Times New Roman" w:eastAsia="Times New Roman" w:hAnsi="Times New Roman" w:cs="Times New Roman"/>
+                <w:sz w:val="24"/>
+                <w:szCs w:val="24"/>
+                <w:lang w:val="vi-VN"/>
+              </w:rPr>
+              <w:t>Tổ chức thụ hưởng</w:t>
+            </w:r>
+          </w:p>
+        </w:tc>
+        <w:tc>
+          <w:tcPr>
+            <w:tcW w:w="6200" w:type="dxa"/>
+          </w:tcPr>
+          <w:p>
+            <w:pPr>
+              <w:spacing w:before="40" w:after="40"/>
+            </w:pPr>
+            <w:r>
+              <w:rPr>
+                <w:rFonts w:ascii="Times New Roman" w:eastAsia="Times New Roman" w:hAnsi="Times New Roman" w:cs="Times New Roman"/>
+                <w:sz w:val="24"/>
+                <w:szCs w:val="24"/>
+                <w:lang w:val="vi-VN"/>
+              </w:rPr>
+              <w:t>Quỹ từ thiện, tổ chức phi chính phủ, doanh nghiệp xã hội… được quản trị viên xác minh để nhận tiền từ chiến dịch</w:t>
+            </w:r>
+          </w:p>
+        </w:tc>
+      </w:tr>
+      <w:tr>
+        <w:trPr>
+          <w:cantSplit/>
+        </w:trPr>
+        <w:tc>
+          <w:tcPr>
+            <w:tcW w:w="2800" w:type="dxa"/>
+          </w:tcPr>
+          <w:p>
+            <w:pPr>
+              <w:spacing w:before="40" w:after="40"/>
+            </w:pPr>
+            <w:r>
+              <w:rPr>
+                <w:rFonts w:ascii="Times New Roman" w:eastAsia="Times New Roman" w:hAnsi="Times New Roman" w:cs="Times New Roman"/>
+                <w:sz w:val="24"/>
+                <w:szCs w:val="24"/>
+                <w:lang w:val="vi-VN"/>
+              </w:rPr>
+              <w:t>Webhook</w:t>
+            </w:r>
+          </w:p>
+        </w:tc>
+        <w:tc>
+          <w:tcPr>
+            <w:tcW w:w="6200" w:type="dxa"/>
+          </w:tcPr>
+          <w:p>
+            <w:pPr>
+              <w:spacing w:before="40" w:after="40"/>
+            </w:pPr>
+            <w:r>
+              <w:rPr>
+                <w:rFonts w:ascii="Times New Roman" w:eastAsia="Times New Roman" w:hAnsi="Times New Roman" w:cs="Times New Roman"/>
+                <w:sz w:val="24"/>
+                <w:szCs w:val="24"/>
+                <w:lang w:val="vi-VN"/>
+              </w:rPr>
               <w:t>Lời gọi HTTP từ cổng thanh toán về backend để thông báo kết quả giao dịch</w:t>
             </w:r>
           </w:p>
@@ -17656,7 +19086,7 @@
         <w:pStyle w:val="Heading2"/>
         <w:ind w:left="450"/>
       </w:pPr>
-      <w:bookmarkStart w:id="44" w:name="_Toc242133569"/>
+      <w:bookmarkStart w:id="45" w:name="_Toc244205735"/>
       <w:r>
         <w:rPr>
           <w:rFonts w:ascii="Times New Roman" w:eastAsia="Times New Roman" w:hAnsi="Times New Roman" w:cs="Times New Roman"/>
@@ -17664,7 +19094,7 @@
         </w:rPr>
         <w:t>Phụ lục B: Mô hình phân tích</w:t>
       </w:r>
-      <w:bookmarkEnd w:id="44"/>
+      <w:bookmarkEnd w:id="45"/>
     </w:p>
     <w:p>
       <w:pPr>
@@ -17786,7 +19216,7 @@
                 <w:szCs w:val="24"/>
                 <w:lang w:val="vi-VN"/>
               </w:rPr>
-              <w:t>UC01 Xem trang chủ và thống kê · UC02 Tìm kiếm/lọc dự án · UC03 Xem chi tiết dự án và sổ cái · UC04 Đăng ký tài khoản</w:t>
+              <w:t>UC01 Xem, tìm kiếm và lọc dự án · UC02 Xem chi tiết dự án · UC03 Nhận gợi ý dự án · UC04 Đăng ký tài khoản · UC05 Đăng nhập (email/mật khẩu, Google) · UC06 Quên / đặt lại mật khẩu · UC34 Xem danh bạ và trang tổ chức thụ hưởng</w:t>
             </w:r>
           </w:p>
         </w:tc>
@@ -17829,7 +19259,7 @@
                 <w:szCs w:val="24"/>
                 <w:lang w:val="vi-VN"/>
               </w:rPr>
-              <w:t>UC05 Đăng nhập/đăng xuất · UC06 Xác minh email · UC07 Quên/đặt lại/đổi mật khẩu · UC08 Cập nhật hồ sơ · UC09 Tài trợ dự án · UC10 Xem lịch sử tài trợ · UC11 Xem gợi ý dự án · UC12 Báo cáo vi phạm</w:t>
+              <w:t>UC07 Xác minh email · UC08 Đổi mật khẩu, đăng xuất · UC09 Quản lý hồ sơ và đồng ý cá nhân hóa AI · UC10 Tài trợ dự án (ví demo / SePay) · UC11 Xem lịch sử ủng hộ và biên nhận · UC12 Yêu cầu hoàn tiền · UC13 Bình luận, hỏi đáp và theo dõi dự án · UC14 Báo cáo vi phạm · UC15 Xem thông báo</w:t>
             </w:r>
           </w:p>
         </w:tc>
@@ -17872,7 +19302,7 @@
                 <w:szCs w:val="24"/>
                 <w:lang w:val="vi-VN"/>
               </w:rPr>
-              <w:t>UC13 Tạo chiến dịch 4 bước · UC14 Sửa/xóa bản nháp · UC15 Gửi duyệt · UC16 Xem dự đoán khả năng thành công · UC17 Quản lý mốc tiến độ · UC18 Đăng cập nhật/chứng từ · UC19 Theo dõi số liệu chiến dịch</w:t>
+              <w:t>UC16 Tạo chiến dịch 8 bước · UC17 Chỉnh sửa / xóa hồ sơ chưa công khai · UC18 Gửi xét duyệt · UC19 Quản lý mốc và cập nhật tiến độ · UC20 Quản lý mức quà tặng · UC21 Theo dõi dashboard chiến dịch · UC36 Gây quỹ cho tổ chức đã xác minh</w:t>
             </w:r>
           </w:p>
         </w:tc>
@@ -17896,8 +19326,7 @@
                 <w:szCs w:val="24"/>
                 <w:lang w:val="vi-VN"/>
               </w:rPr>
-              <w:lastRenderedPageBreak/>
-              <w:t>Quản trị viên</w:t>
+              <w:t>Người đại diện tổ chức</w:t>
             </w:r>
           </w:p>
         </w:tc>
@@ -17916,7 +19345,7 @@
                 <w:szCs w:val="24"/>
                 <w:lang w:val="vi-VN"/>
               </w:rPr>
-              <w:t>UC20 Xét duyệt chiến dịch · UC21 Phát hành/tạm dừng/kết thúc chiến dịch · UC22 Quản lý người dùng · UC23 Xử lý báo cáo vi phạm · UC24 Quét và xử lý cảnh báo rủi ro · UC25 Xem nhật ký kiểm toán · UC26 Xem dashboard tổng quan</w:t>
+              <w:t>UC35 Đăng ký và cập nhật hồ sơ tổ chức</w:t>
             </w:r>
           </w:p>
         </w:tc>
@@ -17940,7 +19369,7 @@
                 <w:szCs w:val="24"/>
                 <w:lang w:val="vi-VN"/>
               </w:rPr>
-              <w:t>Hệ thống (tự động)</w:t>
+              <w:t>Quản trị viên</w:t>
             </w:r>
           </w:p>
         </w:tc>
@@ -17959,7 +19388,50 @@
                 <w:szCs w:val="24"/>
                 <w:lang w:val="vi-VN"/>
               </w:rPr>
-              <w:t>UC27 Tự chốt chiến dịch hết hạn (mỗi giờ) · UC28 Nhận webhook thanh toán · UC29 Gửi email</w:t>
+              <w:t>UC22 Xem dashboard tổng quan · UC23 Xét duyệt chiến dịch · UC24 Điều phối trạng thái chiến dịch · UC25 Quản lý người dùng · UC26 Xử lý báo cáo vi phạm · UC27 Kiểm duyệt bình luận · UC28 Giám sát giao dịch · UC29 Xử lý hoàn tiền · UC30 Đối soát và xuất CSV · UC31 Quét và xử lý cảnh báo rủi ro · UC32 Xem nhật ký kiểm toán · UC37 Xác minh tổ chức thụ hưởng</w:t>
+            </w:r>
+          </w:p>
+        </w:tc>
+      </w:tr>
+      <w:tr>
+        <w:trPr>
+          <w:cantSplit/>
+        </w:trPr>
+        <w:tc>
+          <w:tcPr>
+            <w:tcW w:w="2000" w:type="dxa"/>
+          </w:tcPr>
+          <w:p>
+            <w:pPr>
+              <w:spacing w:before="40" w:after="40"/>
+            </w:pPr>
+            <w:r>
+              <w:rPr>
+                <w:rFonts w:ascii="Times New Roman" w:eastAsia="Times New Roman" w:hAnsi="Times New Roman" w:cs="Times New Roman"/>
+                <w:sz w:val="24"/>
+                <w:szCs w:val="24"/>
+                <w:lang w:val="vi-VN"/>
+              </w:rPr>
+              <w:t>Hệ thống (tự động)</w:t>
+            </w:r>
+          </w:p>
+        </w:tc>
+        <w:tc>
+          <w:tcPr>
+            <w:tcW w:w="7000" w:type="dxa"/>
+          </w:tcPr>
+          <w:p>
+            <w:pPr>
+              <w:spacing w:before="40" w:after="40"/>
+            </w:pPr>
+            <w:r>
+              <w:rPr>
+                <w:rFonts w:ascii="Times New Roman" w:eastAsia="Times New Roman" w:hAnsi="Times New Roman" w:cs="Times New Roman"/>
+                <w:sz w:val="24"/>
+                <w:szCs w:val="24"/>
+                <w:lang w:val="vi-VN"/>
+              </w:rPr>
+              <w:t>UC33 Tự động chốt chiến dịch hết hạn (mỗi giờ) · UC38 Hết hạn đơn chờ thanh toán (mỗi 10 phút) · UC39 Nhắc chủ dự án khi mốc quá hạn (mỗi giờ)</w:t>
             </w:r>
           </w:p>
         </w:tc>
@@ -19203,7 +20675,7 @@
                 <w:szCs w:val="24"/>
                 <w:lang w:val="vi-VN"/>
               </w:rPr>
-              <w:t>id, title, description, category, owner_id, goal_amount, current_amount, start_date, end_date, status, image_url, video_url, location, backer_count, view_count, rejection_reason</w:t>
+              <w:t>id, title, description, category, owner_id, goal_amount, current_amount, start_date, end_date, status, image_url, video_url, location, backer_count, view_count, rejection_reason, organization_id</w:t>
             </w:r>
           </w:p>
         </w:tc>
@@ -19222,7 +20694,7 @@
                 <w:szCs w:val="24"/>
                 <w:lang w:val="vi-VN"/>
               </w:rPr>
-              <w:t>n–1 users; 1–n milestones, donations, reports, risk_alerts</w:t>
+              <w:t>n–1 users; 1–n milestones, donations, reports, risk_alerts; n–1 organizations (tùy chọn)</w:t>
             </w:r>
           </w:p>
         </w:tc>
@@ -19308,7 +20780,6 @@
                 <w:szCs w:val="24"/>
                 <w:lang w:val="vi-VN"/>
               </w:rPr>
-              <w:lastRenderedPageBreak/>
               <w:t>milestone_updates</w:t>
             </w:r>
           </w:p>
@@ -19390,7 +20861,7 @@
                 <w:szCs w:val="24"/>
                 <w:lang w:val="vi-VN"/>
               </w:rPr>
-              <w:t>id, campaign_id, user_id, amount, payment_method, message, is_anonymous, idempotency_key, status, transaction_id</w:t>
+              <w:t>id, campaign_id, user_id, amount, payment_method, message, is_anonymous, idempotency_key, status, transaction_id, transfer_code, refund_method</w:t>
             </w:r>
           </w:p>
         </w:tc>
@@ -19433,7 +20904,7 @@
                 <w:szCs w:val="24"/>
                 <w:lang w:val="vi-VN"/>
               </w:rPr>
-              <w:t>reports</w:t>
+              <w:t>organizations</w:t>
             </w:r>
           </w:p>
         </w:tc>
@@ -19452,7 +20923,7 @@
                 <w:szCs w:val="24"/>
                 <w:lang w:val="vi-VN"/>
               </w:rPr>
-              <w:t>id, reporter_id, campaign_id, reason, description, status, admin_notes</w:t>
+              <w:t>id, name, slug, org_type, registration_number, issued_by, document_url, representative_id, status, review_notes, reviewed_by, verified_at</w:t>
             </w:r>
           </w:p>
         </w:tc>
@@ -19471,7 +20942,7 @@
                 <w:szCs w:val="24"/>
                 <w:lang w:val="vi-VN"/>
               </w:rPr>
-              <w:t>n–1 users, campaigns</w:t>
+              <w:t>n–1 users (người đại diện); 1–n campaigns</w:t>
             </w:r>
           </w:p>
         </w:tc>
@@ -19495,7 +20966,7 @@
                 <w:szCs w:val="24"/>
                 <w:lang w:val="vi-VN"/>
               </w:rPr>
-              <w:t>risk_alerts</w:t>
+              <w:t>reports</w:t>
             </w:r>
           </w:p>
         </w:tc>
@@ -19514,7 +20985,7 @@
                 <w:szCs w:val="24"/>
                 <w:lang w:val="vi-VN"/>
               </w:rPr>
-              <w:t>id, campaign_id, risk_level, score, reasons, evidences, status</w:t>
+              <w:t>id, reporter_id, campaign_id, reason, description, status, admin_notes</w:t>
             </w:r>
           </w:p>
         </w:tc>
@@ -19533,7 +21004,7 @@
                 <w:szCs w:val="24"/>
                 <w:lang w:val="vi-VN"/>
               </w:rPr>
-              <w:t>n–1 campaigns</w:t>
+              <w:t>n–1 users, campaigns</w:t>
             </w:r>
           </w:p>
         </w:tc>
@@ -19557,7 +21028,7 @@
                 <w:szCs w:val="24"/>
                 <w:lang w:val="vi-VN"/>
               </w:rPr>
-              <w:t>behavior_events</w:t>
+              <w:t>risk_alerts</w:t>
             </w:r>
           </w:p>
         </w:tc>
@@ -19576,7 +21047,7 @@
                 <w:szCs w:val="24"/>
                 <w:lang w:val="vi-VN"/>
               </w:rPr>
-              <w:t>id, user_id, campaign_id, event_type, created_at</w:t>
+              <w:t>id, campaign_id, risk_level, score, reasons, evidences, status</w:t>
             </w:r>
           </w:p>
         </w:tc>
@@ -19595,7 +21066,7 @@
                 <w:szCs w:val="24"/>
                 <w:lang w:val="vi-VN"/>
               </w:rPr>
-              <w:t>n–1 users, campaigns</w:t>
+              <w:t>n–1 campaigns</w:t>
             </w:r>
           </w:p>
         </w:tc>
@@ -19619,7 +21090,7 @@
                 <w:szCs w:val="24"/>
                 <w:lang w:val="vi-VN"/>
               </w:rPr>
-              <w:t>audit_logs</w:t>
+              <w:t>behavior_events</w:t>
             </w:r>
           </w:p>
         </w:tc>
@@ -19638,7 +21109,7 @@
                 <w:szCs w:val="24"/>
                 <w:lang w:val="vi-VN"/>
               </w:rPr>
-              <w:t>id, actor_id, entity_type, entity_id, action, before, after, ip, user_agent, created_at</w:t>
+              <w:t>id, user_id, campaign_id, event_type, created_at</w:t>
             </w:r>
           </w:p>
         </w:tc>
@@ -19657,7 +21128,7 @@
                 <w:szCs w:val="24"/>
                 <w:lang w:val="vi-VN"/>
               </w:rPr>
-              <w:t>n–1 users</w:t>
+              <w:t>n–1 users, campaigns</w:t>
             </w:r>
           </w:p>
         </w:tc>
@@ -19681,7 +21152,7 @@
                 <w:szCs w:val="24"/>
                 <w:lang w:val="vi-VN"/>
               </w:rPr>
-              <w:t>notifications</w:t>
+              <w:t>audit_logs</w:t>
             </w:r>
           </w:p>
         </w:tc>
@@ -19700,7 +21171,7 @@
                 <w:szCs w:val="24"/>
                 <w:lang w:val="vi-VN"/>
               </w:rPr>
-              <w:t>id, user_id, type, nội dung, đã đọc</w:t>
+              <w:t>id, actor_id, entity_type, entity_id, action, before, after, ip, user_agent, created_at</w:t>
             </w:r>
           </w:p>
         </w:tc>
@@ -19724,6 +21195,68 @@
           </w:p>
         </w:tc>
       </w:tr>
+      <w:tr>
+        <w:trPr>
+          <w:cantSplit/>
+        </w:trPr>
+        <w:tc>
+          <w:tcPr>
+            <w:tcW w:w="1800" w:type="dxa"/>
+          </w:tcPr>
+          <w:p>
+            <w:pPr>
+              <w:spacing w:before="40" w:after="40"/>
+            </w:pPr>
+            <w:r>
+              <w:rPr>
+                <w:rFonts w:ascii="Times New Roman" w:eastAsia="Times New Roman" w:hAnsi="Times New Roman" w:cs="Times New Roman"/>
+                <w:sz w:val="24"/>
+                <w:szCs w:val="24"/>
+                <w:lang w:val="vi-VN"/>
+              </w:rPr>
+              <w:t>notifications</w:t>
+            </w:r>
+          </w:p>
+        </w:tc>
+        <w:tc>
+          <w:tcPr>
+            <w:tcW w:w="4800" w:type="dxa"/>
+          </w:tcPr>
+          <w:p>
+            <w:pPr>
+              <w:spacing w:before="40" w:after="40"/>
+            </w:pPr>
+            <w:r>
+              <w:rPr>
+                <w:rFonts w:ascii="Times New Roman" w:eastAsia="Times New Roman" w:hAnsi="Times New Roman" w:cs="Times New Roman"/>
+                <w:sz w:val="24"/>
+                <w:szCs w:val="24"/>
+                <w:lang w:val="vi-VN"/>
+              </w:rPr>
+              <w:t>id, user_id, type, nội dung, đã đọc</w:t>
+            </w:r>
+          </w:p>
+        </w:tc>
+        <w:tc>
+          <w:tcPr>
+            <w:tcW w:w="2400" w:type="dxa"/>
+          </w:tcPr>
+          <w:p>
+            <w:pPr>
+              <w:spacing w:before="40" w:after="40"/>
+            </w:pPr>
+            <w:r>
+              <w:rPr>
+                <w:rFonts w:ascii="Times New Roman" w:eastAsia="Times New Roman" w:hAnsi="Times New Roman" w:cs="Times New Roman"/>
+                <w:sz w:val="24"/>
+                <w:szCs w:val="24"/>
+                <w:lang w:val="vi-VN"/>
+              </w:rPr>
+              <w:t>n–1 users</w:t>
+            </w:r>
+          </w:p>
+        </w:tc>
+      </w:tr>
     </w:tbl>
     <w:p>
       <w:pPr>
@@ -19901,27 +21434,23 @@
           <w:szCs w:val="26"/>
           <w:lang w:val="vi-VN"/>
         </w:rPr>
-        <w:t xml:space="preserve">Sơ đồ Use Case, ERD và sơ đồ tuần tự chi tiết được trình bày trong báo cáo đồ án và tệp </w:t>
-      </w:r>
-      <w:r>
-        <w:rPr>
-          <w:rFonts w:ascii="Times New Roman" w:eastAsia="Times New Roman" w:hAnsi="Times New Roman" w:cs="Times New Roman"/>
-          <w:i/>
-          <w:iCs/>
-          <w:sz w:val="26"/>
-          <w:szCs w:val="26"/>
-          <w:lang w:val="vi-VN"/>
-        </w:rPr>
-        <w:t>docs/database/erd.md</w:t>
-      </w:r>
-      <w:r>
-        <w:rPr>
-          <w:rFonts w:ascii="Times New Roman" w:eastAsia="Times New Roman" w:hAnsi="Times New Roman" w:cs="Times New Roman"/>
-          <w:sz w:val="26"/>
-          <w:szCs w:val="26"/>
-          <w:lang w:val="vi-VN"/>
-        </w:rPr>
-        <w:t>.</w:t>
+        <w:t>Với SePay, bước 4–6 thay bằng: người tài trợ quét QR chuyển khoản trên trang thanh toán SePay; SePay gửi IPN kèm X-Secret-Key; backend đối chiếu mã chuyển khoản và số tiền rồi cập nhật có điều kiện. Nếu IPN bị lỡ, người tài trợ bấm “Kiểm tra lại” để backend tra cứu đơn qua API SePay.</w:t>
+      </w:r>
+    </w:p>
+    <w:p>
+      <w:pPr>
+        <w:spacing w:after="120"/>
+        <w:ind w:left="1080"/>
+        <w:jc w:val="both"/>
+      </w:pPr>
+      <w:r>
+        <w:rPr>
+          <w:rFonts w:ascii="Times New Roman" w:eastAsia="Times New Roman" w:hAnsi="Times New Roman" w:cs="Times New Roman"/>
+          <w:sz w:val="26"/>
+          <w:szCs w:val="26"/>
+          <w:lang w:val="vi-VN"/>
+        </w:rPr>
+        <w:t>Sơ đồ Use Case, ERD và sơ đồ tuần tự chi tiết được trình bày trong báo cáo đồ án và tệp docs/database/erd.md; đặc tả chi tiết từng use case (UC01–UC39) xem tài liệu “Đặc tả Use Case”.</w:t>
       </w:r>
     </w:p>
     <w:p>
@@ -19929,7 +21458,7 @@
         <w:pStyle w:val="Heading2"/>
         <w:ind w:left="450"/>
       </w:pPr>
-      <w:bookmarkStart w:id="45" w:name="_Toc242133570"/>
+      <w:bookmarkStart w:id="46" w:name="_Toc244205736"/>
       <w:r>
         <w:rPr>
           <w:rFonts w:ascii="Times New Roman" w:eastAsia="Times New Roman" w:hAnsi="Times New Roman" w:cs="Times New Roman"/>
@@ -19937,7 +21466,7 @@
         </w:rPr>
         <w:t>Phụ lục C: Danh sách cần xác định</w:t>
       </w:r>
-      <w:bookmarkEnd w:id="45"/>
+      <w:bookmarkEnd w:id="46"/>
     </w:p>
     <w:p>
       <w:pPr>
@@ -19956,7 +21485,7 @@
           <w:szCs w:val="26"/>
           <w:lang w:val="vi-VN"/>
         </w:rPr>
-        <w:t>TBD-01: Nhà cung cấp cổng thanh toán thật (ví dụ PayOS) và điều kiện pháp lý khi xử lý tiền thật</w:t>
+        <w:t>TBD-01: Điều kiện pháp lý khi vận hành nhận tiền thật qua SePay (Nghị định 93/2021/NĐ-CP)</w:t>
       </w:r>
     </w:p>
     <w:p>
@@ -19996,7 +21525,7 @@
           <w:szCs w:val="26"/>
           <w:lang w:val="vi-VN"/>
         </w:rPr>
-        <w:t>TBD-03: Hoàn thiện thông báo trong ứng dụng và email theo sự kiện chiến dịch</w:t>
+        <w:t>TBD-03: Đã giải quyết ở phiên bản 1.1 – thông báo trong ứng dụng và email theo sự kiện (mục 4.13)</w:t>
       </w:r>
     </w:p>
     <w:p>
@@ -20016,7 +21545,7 @@
           <w:szCs w:val="26"/>
           <w:lang w:val="vi-VN"/>
         </w:rPr>
-        <w:t>TBD-04: Chức năng bình luận và theo dõi dự án</w:t>
+        <w:t>TBD-04: Đã giải quyết ở phiên bản 1.1 – bình luận và theo dõi dự án (mục 4.14)</w:t>
       </w:r>
     </w:p>
     <w:p>
@@ -20036,7 +21565,6 @@
           <w:szCs w:val="26"/>
           <w:lang w:val="vi-VN"/>
         </w:rPr>
-        <w:lastRenderedPageBreak/>
         <w:t>TBD-05: Kịch bản kiểm thử đầu-cuối (E2E) tự động và kiểm thử tải</w:t>
       </w:r>
     </w:p>
@@ -20097,7 +21625,7 @@
           <w:szCs w:val="26"/>
           <w:lang w:val="vi-VN"/>
         </w:rPr>
-        <w:t>TBD-08: Hướng dẫn sử dụng chi tiết theo vai trò</w:t>
+        <w:t>TBD-08: Đã giải quyết ở phiên bản 1.1 – tài liệu “Hướng dẫn sử dụng” theo vai trò</w:t>
       </w:r>
     </w:p>
     <w:sectPr>
